--- a/git_learning_steps.docx
+++ b/git_learning_steps.docx
@@ -14680,6 +14680,7 @@
       <w:r>
         <w:rPr>
           <w:rFonts w:ascii="Times New Roman" w:hAnsi="Times New Roman" w:cs="Times New Roman"/>
+          <w:noProof/>
           <w:kern w:val="0"/>
           <w:sz w:val="24"/>
           <w:szCs w:val="24"/>
@@ -14929,6 +14930,7 @@
       <w:r>
         <w:rPr>
           <w:rFonts w:ascii="Times New Roman" w:hAnsi="Times New Roman" w:cs="Times New Roman"/>
+          <w:noProof/>
           <w:kern w:val="0"/>
           <w:sz w:val="24"/>
           <w:szCs w:val="24"/>
@@ -15117,6 +15119,7 @@
       <w:r>
         <w:rPr>
           <w:rFonts w:ascii="Times New Roman" w:hAnsi="Times New Roman" w:cs="Times New Roman"/>
+          <w:noProof/>
           <w:kern w:val="0"/>
           <w:sz w:val="24"/>
           <w:szCs w:val="24"/>
@@ -15292,6 +15295,7 @@
       <w:r>
         <w:rPr>
           <w:rFonts w:ascii="Times New Roman" w:hAnsi="Times New Roman" w:cs="Times New Roman"/>
+          <w:noProof/>
           <w:kern w:val="0"/>
           <w:sz w:val="24"/>
           <w:szCs w:val="24"/>
@@ -15470,6 +15474,7 @@
       <w:r>
         <w:rPr>
           <w:rFonts w:ascii="Times New Roman" w:hAnsi="Times New Roman" w:cs="Times New Roman"/>
+          <w:noProof/>
           <w:kern w:val="0"/>
           <w:sz w:val="24"/>
           <w:szCs w:val="24"/>
@@ -15565,18 +15570,7 @@
           <w:szCs w:val="24"/>
           <w:bdr w:val="none" w:sz="0" w:space="0" w:color="auto" w:frame="1"/>
         </w:rPr>
-        <w:t xml:space="preserve">Command Syntax: </w:t>
-      </w:r>
-      <w:r>
-        <w:rPr>
-          <w:rStyle w:val="HTMLCode"/>
-          <w:rFonts w:ascii="Times New Roman" w:hAnsi="Times New Roman" w:cs="Times New Roman"/>
-          <w:color w:val="4472C4" w:themeColor="accent1"/>
-          <w:sz w:val="24"/>
-          <w:szCs w:val="24"/>
-          <w:bdr w:val="none" w:sz="0" w:space="0" w:color="auto" w:frame="1"/>
-        </w:rPr>
-        <w:t xml:space="preserve">ssh-keygen -t ed25519 -C </w:t>
+        <w:t xml:space="preserve">Command Syntax: ssh-keygen -t ed25519 -C </w:t>
       </w:r>
       <w:hyperlink r:id="rId67" w:history="1">
         <w:r>
@@ -15676,6 +15670,7 @@
       <w:r>
         <w:rPr>
           <w:rFonts w:ascii="Times New Roman" w:hAnsi="Times New Roman" w:cs="Times New Roman"/>
+          <w:noProof/>
           <w:color w:val="4472C4" w:themeColor="accent1"/>
           <w:sz w:val="24"/>
           <w:szCs w:val="24"/>
@@ -16520,6 +16515,7 @@
       <w:r>
         <w:rPr>
           <w:rFonts w:ascii="Times New Roman" w:hAnsi="Times New Roman" w:cs="Times New Roman"/>
+          <w:noProof/>
           <w:kern w:val="0"/>
           <w:sz w:val="24"/>
           <w:szCs w:val="24"/>
@@ -16835,6 +16831,7 @@
       <w:r>
         <w:rPr>
           <w:rFonts w:ascii="Lucida Console" w:hAnsi="Lucida Console" w:cs="Lucida Console"/>
+          <w:noProof/>
           <w:color w:val="4472C4" w:themeColor="accent1"/>
           <w:kern w:val="0"/>
           <w:sz w:val="18"/>
@@ -17155,7 +17152,6 @@
                 <v:path gradientshapeok="t" o:connecttype="rect"/>
               </v:shapetype>
               <v:shape id="Text Box 1" o:spid="_x0000_s1026" type="#_x0000_t202" style="position:absolute;margin-left:267.65pt;margin-top:97.3pt;width:468pt;height:208.55pt;z-index:251686912;visibility:visible;mso-wrap-style:none;mso-wrap-distance-left:9pt;mso-wrap-distance-top:0;mso-wrap-distance-right:9pt;mso-wrap-distance-bottom:0;mso-position-horizontal:absolute;mso-position-horizontal-relative:text;mso-position-vertical:absolute;mso-position-vertical-relative:text;v-text-anchor:top" o:gfxdata="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" filled="f" strokecolor="red" strokeweight="1pt">
-                <v:fill o:detectmouseclick="t"/>
                 <v:textbox style="mso-fit-shape-to-text:t">
                   <w:txbxContent>
                     <w:p>
@@ -17291,6 +17287,7 @@
       <w:r>
         <w:rPr>
           <w:rFonts w:ascii="Times New Roman" w:hAnsi="Times New Roman" w:cs="Times New Roman"/>
+          <w:noProof/>
           <w:color w:val="4472C4" w:themeColor="accent1"/>
           <w:kern w:val="0"/>
           <w:sz w:val="24"/>
@@ -17400,6 +17397,7 @@
       <w:r>
         <w:rPr>
           <w:rFonts w:ascii="Times New Roman" w:hAnsi="Times New Roman" w:cs="Times New Roman"/>
+          <w:noProof/>
           <w:color w:val="4472C4" w:themeColor="accent1"/>
           <w:kern w:val="0"/>
           <w:sz w:val="24"/>
@@ -17586,44 +17584,14 @@
             <w:noProof/>
             <w:color w:val="auto"/>
           </w:rPr>
-          <w:t>git@github.com:</w:t>
-        </w:r>
-        <w:r>
-          <w:rPr>
-            <w:rStyle w:val="Hyperlink"/>
-            <w:noProof/>
-            <w:color w:val="auto"/>
-          </w:rPr>
-          <w:t>&lt;username&gt;</w:t>
-        </w:r>
-        <w:r>
-          <w:rPr>
-            <w:rStyle w:val="Hyperlink"/>
-            <w:noProof/>
-            <w:color w:val="auto"/>
-          </w:rPr>
-          <w:t>/&lt;</w:t>
-        </w:r>
-        <w:r>
-          <w:rPr>
-            <w:rStyle w:val="Hyperlink"/>
-            <w:noProof/>
-            <w:color w:val="auto"/>
-          </w:rPr>
-          <w:t>repo</w:t>
+          <w:t>git@github.com:&lt;username&gt;/&lt;repo</w:t>
         </w:r>
       </w:hyperlink>
       <w:r>
         <w:rPr>
           <w:noProof/>
         </w:rPr>
-        <w:t xml:space="preserve"> name</w:t>
-      </w:r>
-      <w:r>
-        <w:rPr>
-          <w:noProof/>
-        </w:rPr>
-        <w:t>&gt;.git</w:t>
+        <w:t xml:space="preserve"> name&gt;.git</w:t>
       </w:r>
     </w:p>
     <w:p>
@@ -17902,14 +17870,7 @@
           <w:noProof/>
           <w:color w:val="4472C4" w:themeColor="accent1"/>
         </w:rPr>
-        <w:t xml:space="preserve">Command: </w:t>
-      </w:r>
-      <w:r>
-        <w:rPr>
-          <w:noProof/>
-          <w:color w:val="4472C4" w:themeColor="accent1"/>
-        </w:rPr>
-        <w:t xml:space="preserve">git remote set-url origin  </w:t>
+        <w:t xml:space="preserve">Command: git remote set-url origin  </w:t>
       </w:r>
       <w:hyperlink r:id="rId76" w:history="1">
         <w:r>
@@ -18282,6 +18243,7 @@
       </w:pPr>
       <w:r>
         <w:rPr>
+          <w:noProof/>
           <w:color w:val="4472C4" w:themeColor="accent1"/>
         </w:rPr>
         <w:drawing>
@@ -18658,6 +18620,7 @@
       <w:r>
         <w:rPr>
           <w:rFonts w:ascii="Times New Roman" w:hAnsi="Times New Roman" w:cs="Times New Roman"/>
+          <w:noProof/>
           <w:kern w:val="0"/>
           <w:sz w:val="24"/>
           <w:szCs w:val="24"/>
@@ -18875,6 +18838,7 @@
       <w:r>
         <w:rPr>
           <w:rFonts w:ascii="Times New Roman" w:hAnsi="Times New Roman" w:cs="Times New Roman"/>
+          <w:noProof/>
           <w:color w:val="4472C4" w:themeColor="accent1"/>
           <w:kern w:val="0"/>
           <w:sz w:val="24"/>
@@ -18946,14 +18910,47 @@
           <w:szCs w:val="24"/>
         </w:rPr>
       </w:pPr>
-      <w:r>
-        <w:rPr>
-          <w:rFonts w:ascii="Times New Roman" w:hAnsi="Times New Roman" w:cs="Times New Roman"/>
-          <w:color w:val="4472C4" w:themeColor="accent1"/>
-          <w:kern w:val="0"/>
-          <w:sz w:val="24"/>
-          <w:szCs w:val="24"/>
-        </w:rPr>
+    </w:p>
+    <w:p>
+      <w:pPr>
+        <w:autoSpaceDE w:val="0"/>
+        <w:autoSpaceDN w:val="0"/>
+        <w:adjustRightInd w:val="0"/>
+        <w:spacing w:after="0" w:line="240" w:lineRule="auto"/>
+        <w:rPr>
+          <w:rFonts w:ascii="Times New Roman" w:hAnsi="Times New Roman" w:cs="Times New Roman"/>
+          <w:color w:val="4472C4" w:themeColor="accent1"/>
+          <w:kern w:val="0"/>
+          <w:sz w:val="24"/>
+          <w:szCs w:val="24"/>
+        </w:rPr>
+      </w:pPr>
+    </w:p>
+    <w:p>
+      <w:pPr>
+        <w:autoSpaceDE w:val="0"/>
+        <w:autoSpaceDN w:val="0"/>
+        <w:adjustRightInd w:val="0"/>
+        <w:spacing w:after="0" w:line="240" w:lineRule="auto"/>
+        <w:rPr>
+          <w:rFonts w:ascii="Times New Roman" w:hAnsi="Times New Roman" w:cs="Times New Roman"/>
+          <w:color w:val="4472C4" w:themeColor="accent1"/>
+          <w:kern w:val="0"/>
+          <w:sz w:val="24"/>
+          <w:szCs w:val="24"/>
+          <w:u w:val="single"/>
+        </w:rPr>
+      </w:pPr>
+      <w:r>
+        <w:rPr>
+          <w:rFonts w:ascii="Times New Roman" w:hAnsi="Times New Roman" w:cs="Times New Roman"/>
+          <w:color w:val="4472C4" w:themeColor="accent1"/>
+          <w:kern w:val="0"/>
+          <w:sz w:val="24"/>
+          <w:szCs w:val="24"/>
+          <w:u w:val="single"/>
+        </w:rPr>
+        <w:lastRenderedPageBreak/>
         <w:t>Summary commands:</w:t>
       </w:r>
     </w:p>
@@ -18971,6 +18968,2732 @@
           <w:szCs w:val="24"/>
         </w:rPr>
       </w:pPr>
+    </w:p>
+    <w:p>
+      <w:pPr>
+        <w:spacing w:before="100" w:beforeAutospacing="1" w:after="100" w:afterAutospacing="1" w:line="240" w:lineRule="auto"/>
+        <w:rPr>
+          <w:rFonts w:ascii="Times New Roman" w:eastAsia="Times New Roman" w:hAnsi="Times New Roman" w:cs="Times New Roman"/>
+          <w:kern w:val="0"/>
+          <w:sz w:val="24"/>
+          <w:szCs w:val="24"/>
+          <w14:ligatures w14:val="none"/>
+        </w:rPr>
+      </w:pPr>
+      <w:r>
+        <w:rPr>
+          <w:rFonts w:ascii="Times New Roman" w:eastAsia="Times New Roman" w:hAnsi="Times New Roman" w:cs="Times New Roman"/>
+          <w:kern w:val="0"/>
+          <w:sz w:val="24"/>
+          <w:szCs w:val="24"/>
+          <w14:ligatures w14:val="none"/>
+        </w:rPr>
+        <w:sym w:font="Times New Roman" w:char="F0B7"/>
+      </w:r>
+      <w:r>
+        <w:rPr>
+          <w:rFonts w:ascii="Times New Roman" w:eastAsia="Times New Roman" w:hAnsi="Times New Roman" w:cs="Times New Roman"/>
+          <w:kern w:val="0"/>
+          <w:sz w:val="24"/>
+          <w:szCs w:val="24"/>
+          <w14:ligatures w14:val="none"/>
+        </w:rPr>
+        <w:t xml:space="preserve">  </w:t>
+      </w:r>
+      <w:r>
+        <w:rPr>
+          <w:rFonts w:ascii="Times New Roman" w:eastAsia="Times New Roman" w:hAnsi="Times New Roman" w:cs="Times New Roman"/>
+          <w:b/>
+          <w:bCs/>
+          <w:kern w:val="0"/>
+          <w:sz w:val="24"/>
+          <w:szCs w:val="24"/>
+          <w14:ligatures w14:val="none"/>
+        </w:rPr>
+        <w:t>Set user name and email:</w:t>
+      </w:r>
+    </w:p>
+    <w:p>
+      <w:pPr>
+        <w:numPr>
+          <w:ilvl w:val="0"/>
+          <w:numId w:val="8"/>
+        </w:numPr>
+        <w:spacing w:before="100" w:beforeAutospacing="1" w:after="100" w:afterAutospacing="1" w:line="240" w:lineRule="auto"/>
+        <w:rPr>
+          <w:rFonts w:ascii="Times New Roman" w:eastAsia="Times New Roman" w:hAnsi="Times New Roman" w:cs="Times New Roman"/>
+          <w:kern w:val="0"/>
+          <w:sz w:val="24"/>
+          <w:szCs w:val="24"/>
+          <w14:ligatures w14:val="none"/>
+        </w:rPr>
+      </w:pPr>
+      <w:r>
+        <w:rPr>
+          <w:rFonts w:ascii="Times New Roman" w:eastAsia="Times New Roman" w:hAnsi="Times New Roman" w:cs="Times New Roman"/>
+          <w:kern w:val="0"/>
+          <w:sz w:val="24"/>
+          <w:szCs w:val="24"/>
+          <w14:ligatures w14:val="none"/>
+        </w:rPr>
+        <w:t>Use: Configure the Git user name and email for commits.</w:t>
+      </w:r>
+    </w:p>
+    <w:p>
+      <w:pPr>
+        <w:numPr>
+          <w:ilvl w:val="0"/>
+          <w:numId w:val="8"/>
+        </w:numPr>
+        <w:spacing w:before="100" w:beforeAutospacing="1" w:after="100" w:afterAutospacing="1" w:line="240" w:lineRule="auto"/>
+        <w:rPr>
+          <w:rFonts w:ascii="Times New Roman" w:eastAsia="Times New Roman" w:hAnsi="Times New Roman" w:cs="Times New Roman"/>
+          <w:kern w:val="0"/>
+          <w:sz w:val="24"/>
+          <w:szCs w:val="24"/>
+          <w14:ligatures w14:val="none"/>
+        </w:rPr>
+      </w:pPr>
+      <w:r>
+        <w:rPr>
+          <w:rFonts w:ascii="Times New Roman" w:eastAsia="Times New Roman" w:hAnsi="Times New Roman" w:cs="Times New Roman"/>
+          <w:kern w:val="0"/>
+          <w:sz w:val="24"/>
+          <w:szCs w:val="24"/>
+          <w14:ligatures w14:val="none"/>
+        </w:rPr>
+        <w:t>Syntax: git config --global user.name "&lt;name&gt;"</w:t>
+      </w:r>
+    </w:p>
+    <w:p>
+      <w:pPr>
+        <w:numPr>
+          <w:ilvl w:val="0"/>
+          <w:numId w:val="8"/>
+        </w:numPr>
+        <w:spacing w:before="100" w:beforeAutospacing="1" w:after="100" w:afterAutospacing="1" w:line="240" w:lineRule="auto"/>
+        <w:rPr>
+          <w:rFonts w:ascii="Times New Roman" w:eastAsia="Times New Roman" w:hAnsi="Times New Roman" w:cs="Times New Roman"/>
+          <w:kern w:val="0"/>
+          <w:sz w:val="24"/>
+          <w:szCs w:val="24"/>
+          <w14:ligatures w14:val="none"/>
+        </w:rPr>
+      </w:pPr>
+      <w:r>
+        <w:rPr>
+          <w:rFonts w:ascii="Times New Roman" w:eastAsia="Times New Roman" w:hAnsi="Times New Roman" w:cs="Times New Roman"/>
+          <w:kern w:val="0"/>
+          <w:sz w:val="24"/>
+          <w:szCs w:val="24"/>
+          <w14:ligatures w14:val="none"/>
+        </w:rPr>
+        <w:t>Example: git config --global user.name "siddesh"</w:t>
+      </w:r>
+    </w:p>
+    <w:p>
+      <w:pPr>
+        <w:numPr>
+          <w:ilvl w:val="0"/>
+          <w:numId w:val="8"/>
+        </w:numPr>
+        <w:spacing w:before="100" w:beforeAutospacing="1" w:after="100" w:afterAutospacing="1" w:line="240" w:lineRule="auto"/>
+        <w:rPr>
+          <w:rFonts w:ascii="Times New Roman" w:eastAsia="Times New Roman" w:hAnsi="Times New Roman" w:cs="Times New Roman"/>
+          <w:kern w:val="0"/>
+          <w:sz w:val="24"/>
+          <w:szCs w:val="24"/>
+          <w14:ligatures w14:val="none"/>
+        </w:rPr>
+      </w:pPr>
+      <w:r>
+        <w:rPr>
+          <w:rFonts w:ascii="Times New Roman" w:eastAsia="Times New Roman" w:hAnsi="Times New Roman" w:cs="Times New Roman"/>
+          <w:kern w:val="0"/>
+          <w:sz w:val="24"/>
+          <w:szCs w:val="24"/>
+          <w14:ligatures w14:val="none"/>
+        </w:rPr>
+        <w:t xml:space="preserve">Syntax: git config --global </w:t>
+      </w:r>
+      <w:proofErr w:type="spellStart"/>
+      <w:proofErr w:type="gramStart"/>
+      <w:r>
+        <w:rPr>
+          <w:rFonts w:ascii="Times New Roman" w:eastAsia="Times New Roman" w:hAnsi="Times New Roman" w:cs="Times New Roman"/>
+          <w:kern w:val="0"/>
+          <w:sz w:val="24"/>
+          <w:szCs w:val="24"/>
+          <w14:ligatures w14:val="none"/>
+        </w:rPr>
+        <w:t>user.email</w:t>
+      </w:r>
+      <w:proofErr w:type="spellEnd"/>
+      <w:proofErr w:type="gramEnd"/>
+      <w:r>
+        <w:rPr>
+          <w:rFonts w:ascii="Times New Roman" w:eastAsia="Times New Roman" w:hAnsi="Times New Roman" w:cs="Times New Roman"/>
+          <w:kern w:val="0"/>
+          <w:sz w:val="24"/>
+          <w:szCs w:val="24"/>
+          <w14:ligatures w14:val="none"/>
+        </w:rPr>
+        <w:t xml:space="preserve"> "&lt;email&gt;"</w:t>
+      </w:r>
+    </w:p>
+    <w:p>
+      <w:pPr>
+        <w:numPr>
+          <w:ilvl w:val="0"/>
+          <w:numId w:val="8"/>
+        </w:numPr>
+        <w:spacing w:before="100" w:beforeAutospacing="1" w:after="100" w:afterAutospacing="1" w:line="240" w:lineRule="auto"/>
+        <w:rPr>
+          <w:rFonts w:ascii="Times New Roman" w:eastAsia="Times New Roman" w:hAnsi="Times New Roman" w:cs="Times New Roman"/>
+          <w:kern w:val="0"/>
+          <w:sz w:val="24"/>
+          <w:szCs w:val="24"/>
+          <w14:ligatures w14:val="none"/>
+        </w:rPr>
+      </w:pPr>
+      <w:r>
+        <w:rPr>
+          <w:rFonts w:ascii="Times New Roman" w:eastAsia="Times New Roman" w:hAnsi="Times New Roman" w:cs="Times New Roman"/>
+          <w:kern w:val="0"/>
+          <w:sz w:val="24"/>
+          <w:szCs w:val="24"/>
+          <w14:ligatures w14:val="none"/>
+        </w:rPr>
+        <w:t xml:space="preserve">Example: git config --global </w:t>
+      </w:r>
+      <w:proofErr w:type="spellStart"/>
+      <w:proofErr w:type="gramStart"/>
+      <w:r>
+        <w:rPr>
+          <w:rFonts w:ascii="Times New Roman" w:eastAsia="Times New Roman" w:hAnsi="Times New Roman" w:cs="Times New Roman"/>
+          <w:kern w:val="0"/>
+          <w:sz w:val="24"/>
+          <w:szCs w:val="24"/>
+          <w14:ligatures w14:val="none"/>
+        </w:rPr>
+        <w:t>user.email</w:t>
+      </w:r>
+      <w:proofErr w:type="spellEnd"/>
+      <w:proofErr w:type="gramEnd"/>
+      <w:r>
+        <w:rPr>
+          <w:rFonts w:ascii="Times New Roman" w:eastAsia="Times New Roman" w:hAnsi="Times New Roman" w:cs="Times New Roman"/>
+          <w:kern w:val="0"/>
+          <w:sz w:val="24"/>
+          <w:szCs w:val="24"/>
+          <w14:ligatures w14:val="none"/>
+        </w:rPr>
+        <w:t xml:space="preserve"> "desaisiddesh223"</w:t>
+      </w:r>
+    </w:p>
+    <w:p>
+      <w:pPr>
+        <w:spacing w:before="100" w:beforeAutospacing="1" w:after="100" w:afterAutospacing="1" w:line="240" w:lineRule="auto"/>
+        <w:rPr>
+          <w:rFonts w:ascii="Times New Roman" w:eastAsia="Times New Roman" w:hAnsi="Times New Roman" w:cs="Times New Roman"/>
+          <w:kern w:val="0"/>
+          <w:sz w:val="24"/>
+          <w:szCs w:val="24"/>
+          <w14:ligatures w14:val="none"/>
+        </w:rPr>
+      </w:pPr>
+      <w:r>
+        <w:rPr>
+          <w:rFonts w:ascii="Times New Roman" w:eastAsia="Times New Roman" w:hAnsi="Times New Roman" w:cs="Times New Roman"/>
+          <w:kern w:val="0"/>
+          <w:sz w:val="24"/>
+          <w:szCs w:val="24"/>
+          <w14:ligatures w14:val="none"/>
+        </w:rPr>
+        <w:sym w:font="Times New Roman" w:char="F0B7"/>
+      </w:r>
+      <w:r>
+        <w:rPr>
+          <w:rFonts w:ascii="Times New Roman" w:eastAsia="Times New Roman" w:hAnsi="Times New Roman" w:cs="Times New Roman"/>
+          <w:kern w:val="0"/>
+          <w:sz w:val="24"/>
+          <w:szCs w:val="24"/>
+          <w14:ligatures w14:val="none"/>
+        </w:rPr>
+        <w:t xml:space="preserve">  </w:t>
+      </w:r>
+      <w:r>
+        <w:rPr>
+          <w:rFonts w:ascii="Times New Roman" w:eastAsia="Times New Roman" w:hAnsi="Times New Roman" w:cs="Times New Roman"/>
+          <w:b/>
+          <w:bCs/>
+          <w:kern w:val="0"/>
+          <w:sz w:val="24"/>
+          <w:szCs w:val="24"/>
+          <w14:ligatures w14:val="none"/>
+        </w:rPr>
+        <w:t>Initialize a new Git repository:</w:t>
+      </w:r>
+    </w:p>
+    <w:p>
+      <w:pPr>
+        <w:numPr>
+          <w:ilvl w:val="0"/>
+          <w:numId w:val="9"/>
+        </w:numPr>
+        <w:spacing w:before="100" w:beforeAutospacing="1" w:after="100" w:afterAutospacing="1" w:line="240" w:lineRule="auto"/>
+        <w:rPr>
+          <w:rFonts w:ascii="Times New Roman" w:eastAsia="Times New Roman" w:hAnsi="Times New Roman" w:cs="Times New Roman"/>
+          <w:kern w:val="0"/>
+          <w:sz w:val="24"/>
+          <w:szCs w:val="24"/>
+          <w14:ligatures w14:val="none"/>
+        </w:rPr>
+      </w:pPr>
+      <w:r>
+        <w:rPr>
+          <w:rFonts w:ascii="Times New Roman" w:eastAsia="Times New Roman" w:hAnsi="Times New Roman" w:cs="Times New Roman"/>
+          <w:kern w:val="0"/>
+          <w:sz w:val="24"/>
+          <w:szCs w:val="24"/>
+          <w14:ligatures w14:val="none"/>
+        </w:rPr>
+        <w:t>Use: Create a new Git repository in the current directory.</w:t>
+      </w:r>
+    </w:p>
+    <w:p>
+      <w:pPr>
+        <w:numPr>
+          <w:ilvl w:val="0"/>
+          <w:numId w:val="9"/>
+        </w:numPr>
+        <w:spacing w:before="100" w:beforeAutospacing="1" w:after="100" w:afterAutospacing="1" w:line="240" w:lineRule="auto"/>
+        <w:rPr>
+          <w:rFonts w:ascii="Times New Roman" w:eastAsia="Times New Roman" w:hAnsi="Times New Roman" w:cs="Times New Roman"/>
+          <w:kern w:val="0"/>
+          <w:sz w:val="24"/>
+          <w:szCs w:val="24"/>
+          <w14:ligatures w14:val="none"/>
+        </w:rPr>
+      </w:pPr>
+      <w:r>
+        <w:rPr>
+          <w:rFonts w:ascii="Times New Roman" w:eastAsia="Times New Roman" w:hAnsi="Times New Roman" w:cs="Times New Roman"/>
+          <w:kern w:val="0"/>
+          <w:sz w:val="24"/>
+          <w:szCs w:val="24"/>
+          <w14:ligatures w14:val="none"/>
+        </w:rPr>
+        <w:t xml:space="preserve">Syntax: git </w:t>
+      </w:r>
+      <w:proofErr w:type="spellStart"/>
+      <w:r>
+        <w:rPr>
+          <w:rFonts w:ascii="Times New Roman" w:eastAsia="Times New Roman" w:hAnsi="Times New Roman" w:cs="Times New Roman"/>
+          <w:kern w:val="0"/>
+          <w:sz w:val="24"/>
+          <w:szCs w:val="24"/>
+          <w14:ligatures w14:val="none"/>
+        </w:rPr>
+        <w:t>init</w:t>
+      </w:r>
+      <w:proofErr w:type="spellEnd"/>
+    </w:p>
+    <w:p>
+      <w:pPr>
+        <w:numPr>
+          <w:ilvl w:val="0"/>
+          <w:numId w:val="9"/>
+        </w:numPr>
+        <w:spacing w:before="100" w:beforeAutospacing="1" w:after="100" w:afterAutospacing="1" w:line="240" w:lineRule="auto"/>
+        <w:rPr>
+          <w:rFonts w:ascii="Times New Roman" w:eastAsia="Times New Roman" w:hAnsi="Times New Roman" w:cs="Times New Roman"/>
+          <w:kern w:val="0"/>
+          <w:sz w:val="24"/>
+          <w:szCs w:val="24"/>
+          <w14:ligatures w14:val="none"/>
+        </w:rPr>
+      </w:pPr>
+      <w:r>
+        <w:rPr>
+          <w:rFonts w:ascii="Times New Roman" w:eastAsia="Times New Roman" w:hAnsi="Times New Roman" w:cs="Times New Roman"/>
+          <w:kern w:val="0"/>
+          <w:sz w:val="24"/>
+          <w:szCs w:val="24"/>
+          <w14:ligatures w14:val="none"/>
+        </w:rPr>
+        <w:t xml:space="preserve">Example: git </w:t>
+      </w:r>
+      <w:proofErr w:type="spellStart"/>
+      <w:r>
+        <w:rPr>
+          <w:rFonts w:ascii="Times New Roman" w:eastAsia="Times New Roman" w:hAnsi="Times New Roman" w:cs="Times New Roman"/>
+          <w:kern w:val="0"/>
+          <w:sz w:val="24"/>
+          <w:szCs w:val="24"/>
+          <w14:ligatures w14:val="none"/>
+        </w:rPr>
+        <w:t>init</w:t>
+      </w:r>
+      <w:proofErr w:type="spellEnd"/>
+    </w:p>
+    <w:p>
+      <w:pPr>
+        <w:spacing w:before="100" w:beforeAutospacing="1" w:after="100" w:afterAutospacing="1" w:line="240" w:lineRule="auto"/>
+        <w:rPr>
+          <w:rFonts w:ascii="Times New Roman" w:eastAsia="Times New Roman" w:hAnsi="Times New Roman" w:cs="Times New Roman"/>
+          <w:kern w:val="0"/>
+          <w:sz w:val="24"/>
+          <w:szCs w:val="24"/>
+          <w14:ligatures w14:val="none"/>
+        </w:rPr>
+      </w:pPr>
+      <w:r>
+        <w:rPr>
+          <w:rFonts w:ascii="Times New Roman" w:eastAsia="Times New Roman" w:hAnsi="Times New Roman" w:cs="Times New Roman"/>
+          <w:kern w:val="0"/>
+          <w:sz w:val="24"/>
+          <w:szCs w:val="24"/>
+          <w14:ligatures w14:val="none"/>
+        </w:rPr>
+        <w:sym w:font="Times New Roman" w:char="F0B7"/>
+      </w:r>
+      <w:r>
+        <w:rPr>
+          <w:rFonts w:ascii="Times New Roman" w:eastAsia="Times New Roman" w:hAnsi="Times New Roman" w:cs="Times New Roman"/>
+          <w:kern w:val="0"/>
+          <w:sz w:val="24"/>
+          <w:szCs w:val="24"/>
+          <w14:ligatures w14:val="none"/>
+        </w:rPr>
+        <w:t xml:space="preserve">  </w:t>
+      </w:r>
+      <w:r>
+        <w:rPr>
+          <w:rFonts w:ascii="Times New Roman" w:eastAsia="Times New Roman" w:hAnsi="Times New Roman" w:cs="Times New Roman"/>
+          <w:b/>
+          <w:bCs/>
+          <w:kern w:val="0"/>
+          <w:sz w:val="24"/>
+          <w:szCs w:val="24"/>
+          <w14:ligatures w14:val="none"/>
+        </w:rPr>
+        <w:t>Check the status of the repository:</w:t>
+      </w:r>
+    </w:p>
+    <w:p>
+      <w:pPr>
+        <w:numPr>
+          <w:ilvl w:val="0"/>
+          <w:numId w:val="10"/>
+        </w:numPr>
+        <w:spacing w:before="100" w:beforeAutospacing="1" w:after="100" w:afterAutospacing="1" w:line="240" w:lineRule="auto"/>
+        <w:rPr>
+          <w:rFonts w:ascii="Times New Roman" w:eastAsia="Times New Roman" w:hAnsi="Times New Roman" w:cs="Times New Roman"/>
+          <w:kern w:val="0"/>
+          <w:sz w:val="24"/>
+          <w:szCs w:val="24"/>
+          <w14:ligatures w14:val="none"/>
+        </w:rPr>
+      </w:pPr>
+      <w:r>
+        <w:rPr>
+          <w:rFonts w:ascii="Times New Roman" w:eastAsia="Times New Roman" w:hAnsi="Times New Roman" w:cs="Times New Roman"/>
+          <w:kern w:val="0"/>
+          <w:sz w:val="24"/>
+          <w:szCs w:val="24"/>
+          <w14:ligatures w14:val="none"/>
+        </w:rPr>
+        <w:t>Use: Show the working tree status.</w:t>
+      </w:r>
+    </w:p>
+    <w:p>
+      <w:pPr>
+        <w:numPr>
+          <w:ilvl w:val="0"/>
+          <w:numId w:val="10"/>
+        </w:numPr>
+        <w:spacing w:before="100" w:beforeAutospacing="1" w:after="100" w:afterAutospacing="1" w:line="240" w:lineRule="auto"/>
+        <w:rPr>
+          <w:rFonts w:ascii="Times New Roman" w:eastAsia="Times New Roman" w:hAnsi="Times New Roman" w:cs="Times New Roman"/>
+          <w:kern w:val="0"/>
+          <w:sz w:val="24"/>
+          <w:szCs w:val="24"/>
+          <w14:ligatures w14:val="none"/>
+        </w:rPr>
+      </w:pPr>
+      <w:r>
+        <w:rPr>
+          <w:rFonts w:ascii="Times New Roman" w:eastAsia="Times New Roman" w:hAnsi="Times New Roman" w:cs="Times New Roman"/>
+          <w:kern w:val="0"/>
+          <w:sz w:val="24"/>
+          <w:szCs w:val="24"/>
+          <w14:ligatures w14:val="none"/>
+        </w:rPr>
+        <w:t>Syntax: git status</w:t>
+      </w:r>
+    </w:p>
+    <w:p>
+      <w:pPr>
+        <w:numPr>
+          <w:ilvl w:val="0"/>
+          <w:numId w:val="10"/>
+        </w:numPr>
+        <w:spacing w:before="100" w:beforeAutospacing="1" w:after="100" w:afterAutospacing="1" w:line="240" w:lineRule="auto"/>
+        <w:rPr>
+          <w:rFonts w:ascii="Times New Roman" w:eastAsia="Times New Roman" w:hAnsi="Times New Roman" w:cs="Times New Roman"/>
+          <w:kern w:val="0"/>
+          <w:sz w:val="24"/>
+          <w:szCs w:val="24"/>
+          <w14:ligatures w14:val="none"/>
+        </w:rPr>
+      </w:pPr>
+      <w:r>
+        <w:rPr>
+          <w:rFonts w:ascii="Times New Roman" w:eastAsia="Times New Roman" w:hAnsi="Times New Roman" w:cs="Times New Roman"/>
+          <w:kern w:val="0"/>
+          <w:sz w:val="24"/>
+          <w:szCs w:val="24"/>
+          <w14:ligatures w14:val="none"/>
+        </w:rPr>
+        <w:t>Example: git status</w:t>
+      </w:r>
+    </w:p>
+    <w:p>
+      <w:pPr>
+        <w:spacing w:before="100" w:beforeAutospacing="1" w:after="100" w:afterAutospacing="1" w:line="240" w:lineRule="auto"/>
+        <w:rPr>
+          <w:rFonts w:ascii="Times New Roman" w:eastAsia="Times New Roman" w:hAnsi="Times New Roman" w:cs="Times New Roman"/>
+          <w:kern w:val="0"/>
+          <w:sz w:val="24"/>
+          <w:szCs w:val="24"/>
+          <w14:ligatures w14:val="none"/>
+        </w:rPr>
+      </w:pPr>
+      <w:r>
+        <w:rPr>
+          <w:rFonts w:ascii="Times New Roman" w:eastAsia="Times New Roman" w:hAnsi="Times New Roman" w:cs="Times New Roman"/>
+          <w:kern w:val="0"/>
+          <w:sz w:val="24"/>
+          <w:szCs w:val="24"/>
+          <w14:ligatures w14:val="none"/>
+        </w:rPr>
+        <w:sym w:font="Times New Roman" w:char="F0B7"/>
+      </w:r>
+      <w:r>
+        <w:rPr>
+          <w:rFonts w:ascii="Times New Roman" w:eastAsia="Times New Roman" w:hAnsi="Times New Roman" w:cs="Times New Roman"/>
+          <w:kern w:val="0"/>
+          <w:sz w:val="24"/>
+          <w:szCs w:val="24"/>
+          <w14:ligatures w14:val="none"/>
+        </w:rPr>
+        <w:t xml:space="preserve">  </w:t>
+      </w:r>
+      <w:r>
+        <w:rPr>
+          <w:rFonts w:ascii="Times New Roman" w:eastAsia="Times New Roman" w:hAnsi="Times New Roman" w:cs="Times New Roman"/>
+          <w:b/>
+          <w:bCs/>
+          <w:kern w:val="0"/>
+          <w:sz w:val="24"/>
+          <w:szCs w:val="24"/>
+          <w14:ligatures w14:val="none"/>
+        </w:rPr>
+        <w:t>Commit changes with a message:</w:t>
+      </w:r>
+    </w:p>
+    <w:p>
+      <w:pPr>
+        <w:numPr>
+          <w:ilvl w:val="0"/>
+          <w:numId w:val="11"/>
+        </w:numPr>
+        <w:spacing w:before="100" w:beforeAutospacing="1" w:after="100" w:afterAutospacing="1" w:line="240" w:lineRule="auto"/>
+        <w:rPr>
+          <w:rFonts w:ascii="Times New Roman" w:eastAsia="Times New Roman" w:hAnsi="Times New Roman" w:cs="Times New Roman"/>
+          <w:kern w:val="0"/>
+          <w:sz w:val="24"/>
+          <w:szCs w:val="24"/>
+          <w14:ligatures w14:val="none"/>
+        </w:rPr>
+      </w:pPr>
+      <w:r>
+        <w:rPr>
+          <w:rFonts w:ascii="Times New Roman" w:eastAsia="Times New Roman" w:hAnsi="Times New Roman" w:cs="Times New Roman"/>
+          <w:kern w:val="0"/>
+          <w:sz w:val="24"/>
+          <w:szCs w:val="24"/>
+          <w14:ligatures w14:val="none"/>
+        </w:rPr>
+        <w:t>Use: Record changes to the repository with a message.</w:t>
+      </w:r>
+    </w:p>
+    <w:p>
+      <w:pPr>
+        <w:numPr>
+          <w:ilvl w:val="0"/>
+          <w:numId w:val="11"/>
+        </w:numPr>
+        <w:spacing w:before="100" w:beforeAutospacing="1" w:after="100" w:afterAutospacing="1" w:line="240" w:lineRule="auto"/>
+        <w:rPr>
+          <w:rFonts w:ascii="Times New Roman" w:eastAsia="Times New Roman" w:hAnsi="Times New Roman" w:cs="Times New Roman"/>
+          <w:kern w:val="0"/>
+          <w:sz w:val="24"/>
+          <w:szCs w:val="24"/>
+          <w14:ligatures w14:val="none"/>
+        </w:rPr>
+      </w:pPr>
+      <w:r>
+        <w:rPr>
+          <w:rFonts w:ascii="Times New Roman" w:eastAsia="Times New Roman" w:hAnsi="Times New Roman" w:cs="Times New Roman"/>
+          <w:kern w:val="0"/>
+          <w:sz w:val="24"/>
+          <w:szCs w:val="24"/>
+          <w14:ligatures w14:val="none"/>
+        </w:rPr>
+        <w:t>Syntax: git commit -m "&lt;</w:t>
+      </w:r>
+      <w:proofErr w:type="spellStart"/>
+      <w:r>
+        <w:rPr>
+          <w:rFonts w:ascii="Times New Roman" w:eastAsia="Times New Roman" w:hAnsi="Times New Roman" w:cs="Times New Roman"/>
+          <w:kern w:val="0"/>
+          <w:sz w:val="24"/>
+          <w:szCs w:val="24"/>
+          <w14:ligatures w14:val="none"/>
+        </w:rPr>
+        <w:t>commit_message</w:t>
+      </w:r>
+      <w:proofErr w:type="spellEnd"/>
+      <w:r>
+        <w:rPr>
+          <w:rFonts w:ascii="Times New Roman" w:eastAsia="Times New Roman" w:hAnsi="Times New Roman" w:cs="Times New Roman"/>
+          <w:kern w:val="0"/>
+          <w:sz w:val="24"/>
+          <w:szCs w:val="24"/>
+          <w14:ligatures w14:val="none"/>
+        </w:rPr>
+        <w:t>&gt;"</w:t>
+      </w:r>
+    </w:p>
+    <w:p>
+      <w:pPr>
+        <w:numPr>
+          <w:ilvl w:val="0"/>
+          <w:numId w:val="11"/>
+        </w:numPr>
+        <w:spacing w:before="100" w:beforeAutospacing="1" w:after="100" w:afterAutospacing="1" w:line="240" w:lineRule="auto"/>
+        <w:rPr>
+          <w:rFonts w:ascii="Times New Roman" w:eastAsia="Times New Roman" w:hAnsi="Times New Roman" w:cs="Times New Roman"/>
+          <w:kern w:val="0"/>
+          <w:sz w:val="24"/>
+          <w:szCs w:val="24"/>
+          <w14:ligatures w14:val="none"/>
+        </w:rPr>
+      </w:pPr>
+      <w:r>
+        <w:rPr>
+          <w:rFonts w:ascii="Times New Roman" w:eastAsia="Times New Roman" w:hAnsi="Times New Roman" w:cs="Times New Roman"/>
+          <w:kern w:val="0"/>
+          <w:sz w:val="24"/>
+          <w:szCs w:val="24"/>
+          <w14:ligatures w14:val="none"/>
+        </w:rPr>
+        <w:t>Example: git commit -m "added the text in about.html"</w:t>
+      </w:r>
+    </w:p>
+    <w:p>
+      <w:pPr>
+        <w:spacing w:before="100" w:beforeAutospacing="1" w:after="100" w:afterAutospacing="1" w:line="240" w:lineRule="auto"/>
+        <w:rPr>
+          <w:rFonts w:ascii="Times New Roman" w:eastAsia="Times New Roman" w:hAnsi="Times New Roman" w:cs="Times New Roman"/>
+          <w:kern w:val="0"/>
+          <w:sz w:val="24"/>
+          <w:szCs w:val="24"/>
+          <w14:ligatures w14:val="none"/>
+        </w:rPr>
+      </w:pPr>
+      <w:r>
+        <w:rPr>
+          <w:rFonts w:ascii="Times New Roman" w:eastAsia="Times New Roman" w:hAnsi="Times New Roman" w:cs="Times New Roman"/>
+          <w:kern w:val="0"/>
+          <w:sz w:val="24"/>
+          <w:szCs w:val="24"/>
+          <w14:ligatures w14:val="none"/>
+        </w:rPr>
+        <w:sym w:font="Times New Roman" w:char="F0B7"/>
+      </w:r>
+      <w:r>
+        <w:rPr>
+          <w:rFonts w:ascii="Times New Roman" w:eastAsia="Times New Roman" w:hAnsi="Times New Roman" w:cs="Times New Roman"/>
+          <w:kern w:val="0"/>
+          <w:sz w:val="24"/>
+          <w:szCs w:val="24"/>
+          <w14:ligatures w14:val="none"/>
+        </w:rPr>
+        <w:t xml:space="preserve">  </w:t>
+      </w:r>
+      <w:r>
+        <w:rPr>
+          <w:rFonts w:ascii="Times New Roman" w:eastAsia="Times New Roman" w:hAnsi="Times New Roman" w:cs="Times New Roman"/>
+          <w:b/>
+          <w:bCs/>
+          <w:kern w:val="0"/>
+          <w:sz w:val="24"/>
+          <w:szCs w:val="24"/>
+          <w14:ligatures w14:val="none"/>
+        </w:rPr>
+        <w:t>Stage all changes for commit:</w:t>
+      </w:r>
+    </w:p>
+    <w:p>
+      <w:pPr>
+        <w:numPr>
+          <w:ilvl w:val="0"/>
+          <w:numId w:val="12"/>
+        </w:numPr>
+        <w:spacing w:before="100" w:beforeAutospacing="1" w:after="100" w:afterAutospacing="1" w:line="240" w:lineRule="auto"/>
+        <w:rPr>
+          <w:rFonts w:ascii="Times New Roman" w:eastAsia="Times New Roman" w:hAnsi="Times New Roman" w:cs="Times New Roman"/>
+          <w:kern w:val="0"/>
+          <w:sz w:val="24"/>
+          <w:szCs w:val="24"/>
+          <w14:ligatures w14:val="none"/>
+        </w:rPr>
+      </w:pPr>
+      <w:r>
+        <w:rPr>
+          <w:rFonts w:ascii="Times New Roman" w:eastAsia="Times New Roman" w:hAnsi="Times New Roman" w:cs="Times New Roman"/>
+          <w:kern w:val="0"/>
+          <w:sz w:val="24"/>
+          <w:szCs w:val="24"/>
+          <w14:ligatures w14:val="none"/>
+        </w:rPr>
+        <w:t>Use: Add all changes to the staging area.</w:t>
+      </w:r>
+    </w:p>
+    <w:p>
+      <w:pPr>
+        <w:numPr>
+          <w:ilvl w:val="0"/>
+          <w:numId w:val="12"/>
+        </w:numPr>
+        <w:spacing w:before="100" w:beforeAutospacing="1" w:after="100" w:afterAutospacing="1" w:line="240" w:lineRule="auto"/>
+        <w:rPr>
+          <w:rFonts w:ascii="Times New Roman" w:eastAsia="Times New Roman" w:hAnsi="Times New Roman" w:cs="Times New Roman"/>
+          <w:kern w:val="0"/>
+          <w:sz w:val="24"/>
+          <w:szCs w:val="24"/>
+          <w14:ligatures w14:val="none"/>
+        </w:rPr>
+      </w:pPr>
+      <w:r>
+        <w:rPr>
+          <w:rFonts w:ascii="Times New Roman" w:eastAsia="Times New Roman" w:hAnsi="Times New Roman" w:cs="Times New Roman"/>
+          <w:kern w:val="0"/>
+          <w:sz w:val="24"/>
+          <w:szCs w:val="24"/>
+          <w14:ligatures w14:val="none"/>
+        </w:rPr>
+        <w:t>Syntax: git add -A</w:t>
+      </w:r>
+    </w:p>
+    <w:p>
+      <w:pPr>
+        <w:numPr>
+          <w:ilvl w:val="0"/>
+          <w:numId w:val="12"/>
+        </w:numPr>
+        <w:spacing w:before="100" w:beforeAutospacing="1" w:after="100" w:afterAutospacing="1" w:line="240" w:lineRule="auto"/>
+        <w:rPr>
+          <w:rFonts w:ascii="Times New Roman" w:eastAsia="Times New Roman" w:hAnsi="Times New Roman" w:cs="Times New Roman"/>
+          <w:kern w:val="0"/>
+          <w:sz w:val="24"/>
+          <w:szCs w:val="24"/>
+          <w14:ligatures w14:val="none"/>
+        </w:rPr>
+      </w:pPr>
+      <w:r>
+        <w:rPr>
+          <w:rFonts w:ascii="Times New Roman" w:eastAsia="Times New Roman" w:hAnsi="Times New Roman" w:cs="Times New Roman"/>
+          <w:kern w:val="0"/>
+          <w:sz w:val="24"/>
+          <w:szCs w:val="24"/>
+          <w14:ligatures w14:val="none"/>
+        </w:rPr>
+        <w:t>Example: git add -A</w:t>
+      </w:r>
+    </w:p>
+    <w:p>
+      <w:pPr>
+        <w:spacing w:before="100" w:beforeAutospacing="1" w:after="100" w:afterAutospacing="1" w:line="240" w:lineRule="auto"/>
+        <w:rPr>
+          <w:rFonts w:ascii="Times New Roman" w:eastAsia="Times New Roman" w:hAnsi="Times New Roman" w:cs="Times New Roman"/>
+          <w:kern w:val="0"/>
+          <w:sz w:val="24"/>
+          <w:szCs w:val="24"/>
+          <w14:ligatures w14:val="none"/>
+        </w:rPr>
+      </w:pPr>
+      <w:r>
+        <w:rPr>
+          <w:rFonts w:ascii="Times New Roman" w:eastAsia="Times New Roman" w:hAnsi="Times New Roman" w:cs="Times New Roman"/>
+          <w:kern w:val="0"/>
+          <w:sz w:val="24"/>
+          <w:szCs w:val="24"/>
+          <w14:ligatures w14:val="none"/>
+        </w:rPr>
+        <w:sym w:font="Times New Roman" w:char="F0B7"/>
+      </w:r>
+      <w:r>
+        <w:rPr>
+          <w:rFonts w:ascii="Times New Roman" w:eastAsia="Times New Roman" w:hAnsi="Times New Roman" w:cs="Times New Roman"/>
+          <w:kern w:val="0"/>
+          <w:sz w:val="24"/>
+          <w:szCs w:val="24"/>
+          <w14:ligatures w14:val="none"/>
+        </w:rPr>
+        <w:t xml:space="preserve">  </w:t>
+      </w:r>
+      <w:r>
+        <w:rPr>
+          <w:rFonts w:ascii="Times New Roman" w:eastAsia="Times New Roman" w:hAnsi="Times New Roman" w:cs="Times New Roman"/>
+          <w:b/>
+          <w:bCs/>
+          <w:kern w:val="0"/>
+          <w:sz w:val="24"/>
+          <w:szCs w:val="24"/>
+          <w14:ligatures w14:val="none"/>
+        </w:rPr>
+        <w:t>Restore a specific file to the last committed state:</w:t>
+      </w:r>
+    </w:p>
+    <w:p>
+      <w:pPr>
+        <w:numPr>
+          <w:ilvl w:val="0"/>
+          <w:numId w:val="13"/>
+        </w:numPr>
+        <w:spacing w:before="100" w:beforeAutospacing="1" w:after="100" w:afterAutospacing="1" w:line="240" w:lineRule="auto"/>
+        <w:rPr>
+          <w:rFonts w:ascii="Times New Roman" w:eastAsia="Times New Roman" w:hAnsi="Times New Roman" w:cs="Times New Roman"/>
+          <w:kern w:val="0"/>
+          <w:sz w:val="24"/>
+          <w:szCs w:val="24"/>
+          <w14:ligatures w14:val="none"/>
+        </w:rPr>
+      </w:pPr>
+      <w:r>
+        <w:rPr>
+          <w:rFonts w:ascii="Times New Roman" w:eastAsia="Times New Roman" w:hAnsi="Times New Roman" w:cs="Times New Roman"/>
+          <w:kern w:val="0"/>
+          <w:sz w:val="24"/>
+          <w:szCs w:val="24"/>
+          <w14:ligatures w14:val="none"/>
+        </w:rPr>
+        <w:t>Use: Discard changes in the working directory for a specific file.</w:t>
+      </w:r>
+    </w:p>
+    <w:p>
+      <w:pPr>
+        <w:numPr>
+          <w:ilvl w:val="0"/>
+          <w:numId w:val="13"/>
+        </w:numPr>
+        <w:spacing w:before="100" w:beforeAutospacing="1" w:after="100" w:afterAutospacing="1" w:line="240" w:lineRule="auto"/>
+        <w:rPr>
+          <w:rFonts w:ascii="Times New Roman" w:eastAsia="Times New Roman" w:hAnsi="Times New Roman" w:cs="Times New Roman"/>
+          <w:kern w:val="0"/>
+          <w:sz w:val="24"/>
+          <w:szCs w:val="24"/>
+          <w14:ligatures w14:val="none"/>
+        </w:rPr>
+      </w:pPr>
+      <w:r>
+        <w:rPr>
+          <w:rFonts w:ascii="Times New Roman" w:eastAsia="Times New Roman" w:hAnsi="Times New Roman" w:cs="Times New Roman"/>
+          <w:kern w:val="0"/>
+          <w:sz w:val="24"/>
+          <w:szCs w:val="24"/>
+          <w14:ligatures w14:val="none"/>
+        </w:rPr>
+        <w:t>Syntax: git checkout &lt;</w:t>
+      </w:r>
+      <w:proofErr w:type="spellStart"/>
+      <w:r>
+        <w:rPr>
+          <w:rFonts w:ascii="Times New Roman" w:eastAsia="Times New Roman" w:hAnsi="Times New Roman" w:cs="Times New Roman"/>
+          <w:kern w:val="0"/>
+          <w:sz w:val="24"/>
+          <w:szCs w:val="24"/>
+          <w14:ligatures w14:val="none"/>
+        </w:rPr>
+        <w:t>file_name</w:t>
+      </w:r>
+      <w:proofErr w:type="spellEnd"/>
+      <w:r>
+        <w:rPr>
+          <w:rFonts w:ascii="Times New Roman" w:eastAsia="Times New Roman" w:hAnsi="Times New Roman" w:cs="Times New Roman"/>
+          <w:kern w:val="0"/>
+          <w:sz w:val="24"/>
+          <w:szCs w:val="24"/>
+          <w14:ligatures w14:val="none"/>
+        </w:rPr>
+        <w:t>&gt;</w:t>
+      </w:r>
+    </w:p>
+    <w:p>
+      <w:pPr>
+        <w:numPr>
+          <w:ilvl w:val="0"/>
+          <w:numId w:val="13"/>
+        </w:numPr>
+        <w:spacing w:before="100" w:beforeAutospacing="1" w:after="100" w:afterAutospacing="1" w:line="240" w:lineRule="auto"/>
+        <w:rPr>
+          <w:rFonts w:ascii="Times New Roman" w:eastAsia="Times New Roman" w:hAnsi="Times New Roman" w:cs="Times New Roman"/>
+          <w:kern w:val="0"/>
+          <w:sz w:val="24"/>
+          <w:szCs w:val="24"/>
+          <w14:ligatures w14:val="none"/>
+        </w:rPr>
+      </w:pPr>
+      <w:r>
+        <w:rPr>
+          <w:rFonts w:ascii="Times New Roman" w:eastAsia="Times New Roman" w:hAnsi="Times New Roman" w:cs="Times New Roman"/>
+          <w:kern w:val="0"/>
+          <w:sz w:val="24"/>
+          <w:szCs w:val="24"/>
+          <w14:ligatures w14:val="none"/>
+        </w:rPr>
+        <w:t>Example: git checkout about.html</w:t>
+      </w:r>
+    </w:p>
+    <w:p>
+      <w:pPr>
+        <w:spacing w:before="100" w:beforeAutospacing="1" w:after="100" w:afterAutospacing="1" w:line="240" w:lineRule="auto"/>
+        <w:rPr>
+          <w:rFonts w:ascii="Times New Roman" w:eastAsia="Times New Roman" w:hAnsi="Times New Roman" w:cs="Times New Roman"/>
+          <w:kern w:val="0"/>
+          <w:sz w:val="24"/>
+          <w:szCs w:val="24"/>
+          <w14:ligatures w14:val="none"/>
+        </w:rPr>
+      </w:pPr>
+      <w:r>
+        <w:rPr>
+          <w:rFonts w:ascii="Times New Roman" w:eastAsia="Times New Roman" w:hAnsi="Times New Roman" w:cs="Times New Roman"/>
+          <w:kern w:val="0"/>
+          <w:sz w:val="24"/>
+          <w:szCs w:val="24"/>
+          <w14:ligatures w14:val="none"/>
+        </w:rPr>
+        <w:sym w:font="Times New Roman" w:char="F0B7"/>
+      </w:r>
+      <w:r>
+        <w:rPr>
+          <w:rFonts w:ascii="Times New Roman" w:eastAsia="Times New Roman" w:hAnsi="Times New Roman" w:cs="Times New Roman"/>
+          <w:kern w:val="0"/>
+          <w:sz w:val="24"/>
+          <w:szCs w:val="24"/>
+          <w14:ligatures w14:val="none"/>
+        </w:rPr>
+        <w:t xml:space="preserve">  </w:t>
+      </w:r>
+      <w:proofErr w:type="gramStart"/>
+      <w:r>
+        <w:rPr>
+          <w:rFonts w:ascii="Times New Roman" w:eastAsia="Times New Roman" w:hAnsi="Times New Roman" w:cs="Times New Roman"/>
+          <w:b/>
+          <w:bCs/>
+          <w:kern w:val="0"/>
+          <w:sz w:val="24"/>
+          <w:szCs w:val="24"/>
+          <w14:ligatures w14:val="none"/>
+        </w:rPr>
+        <w:t>.</w:t>
+      </w:r>
+      <w:proofErr w:type="spellStart"/>
+      <w:r>
+        <w:rPr>
+          <w:rFonts w:ascii="Times New Roman" w:eastAsia="Times New Roman" w:hAnsi="Times New Roman" w:cs="Times New Roman"/>
+          <w:b/>
+          <w:bCs/>
+          <w:kern w:val="0"/>
+          <w:sz w:val="24"/>
+          <w:szCs w:val="24"/>
+          <w14:ligatures w14:val="none"/>
+        </w:rPr>
+        <w:t>gitignore</w:t>
+      </w:r>
+      <w:proofErr w:type="spellEnd"/>
+      <w:proofErr w:type="gramEnd"/>
+      <w:r>
+        <w:rPr>
+          <w:rFonts w:ascii="Times New Roman" w:eastAsia="Times New Roman" w:hAnsi="Times New Roman" w:cs="Times New Roman"/>
+          <w:b/>
+          <w:bCs/>
+          <w:kern w:val="0"/>
+          <w:sz w:val="24"/>
+          <w:szCs w:val="24"/>
+          <w14:ligatures w14:val="none"/>
+        </w:rPr>
+        <w:t xml:space="preserve"> file examples:</w:t>
+      </w:r>
+    </w:p>
+    <w:p>
+      <w:pPr>
+        <w:numPr>
+          <w:ilvl w:val="0"/>
+          <w:numId w:val="14"/>
+        </w:numPr>
+        <w:spacing w:before="100" w:beforeAutospacing="1" w:after="100" w:afterAutospacing="1" w:line="240" w:lineRule="auto"/>
+        <w:rPr>
+          <w:rFonts w:ascii="Times New Roman" w:eastAsia="Times New Roman" w:hAnsi="Times New Roman" w:cs="Times New Roman"/>
+          <w:kern w:val="0"/>
+          <w:sz w:val="24"/>
+          <w:szCs w:val="24"/>
+          <w14:ligatures w14:val="none"/>
+        </w:rPr>
+      </w:pPr>
+      <w:r>
+        <w:rPr>
+          <w:rFonts w:ascii="Times New Roman" w:eastAsia="Times New Roman" w:hAnsi="Times New Roman" w:cs="Times New Roman"/>
+          <w:b/>
+          <w:bCs/>
+          <w:kern w:val="0"/>
+          <w:sz w:val="24"/>
+          <w:szCs w:val="24"/>
+          <w14:ligatures w14:val="none"/>
+        </w:rPr>
+        <w:t>Ignore a specific file in the root directory:</w:t>
+      </w:r>
+    </w:p>
+    <w:p>
+      <w:pPr>
+        <w:numPr>
+          <w:ilvl w:val="1"/>
+          <w:numId w:val="14"/>
+        </w:numPr>
+        <w:spacing w:before="100" w:beforeAutospacing="1" w:after="100" w:afterAutospacing="1" w:line="240" w:lineRule="auto"/>
+        <w:rPr>
+          <w:rFonts w:ascii="Times New Roman" w:eastAsia="Times New Roman" w:hAnsi="Times New Roman" w:cs="Times New Roman"/>
+          <w:kern w:val="0"/>
+          <w:sz w:val="24"/>
+          <w:szCs w:val="24"/>
+          <w14:ligatures w14:val="none"/>
+        </w:rPr>
+      </w:pPr>
+      <w:r>
+        <w:rPr>
+          <w:rFonts w:ascii="Times New Roman" w:eastAsia="Times New Roman" w:hAnsi="Times New Roman" w:cs="Times New Roman"/>
+          <w:kern w:val="0"/>
+          <w:sz w:val="24"/>
+          <w:szCs w:val="24"/>
+          <w14:ligatures w14:val="none"/>
+        </w:rPr>
+        <w:t>Use: Exclude a specific file from being tracked.</w:t>
+      </w:r>
+    </w:p>
+    <w:p>
+      <w:pPr>
+        <w:numPr>
+          <w:ilvl w:val="1"/>
+          <w:numId w:val="14"/>
+        </w:numPr>
+        <w:spacing w:before="100" w:beforeAutospacing="1" w:after="100" w:afterAutospacing="1" w:line="240" w:lineRule="auto"/>
+        <w:rPr>
+          <w:rFonts w:ascii="Times New Roman" w:eastAsia="Times New Roman" w:hAnsi="Times New Roman" w:cs="Times New Roman"/>
+          <w:kern w:val="0"/>
+          <w:sz w:val="24"/>
+          <w:szCs w:val="24"/>
+          <w14:ligatures w14:val="none"/>
+        </w:rPr>
+      </w:pPr>
+      <w:r>
+        <w:rPr>
+          <w:rFonts w:ascii="Times New Roman" w:eastAsia="Times New Roman" w:hAnsi="Times New Roman" w:cs="Times New Roman"/>
+          <w:kern w:val="0"/>
+          <w:sz w:val="24"/>
+          <w:szCs w:val="24"/>
+          <w14:ligatures w14:val="none"/>
+        </w:rPr>
+        <w:t>Syntax: /</w:t>
+      </w:r>
+      <w:proofErr w:type="spellStart"/>
+      <w:r>
+        <w:rPr>
+          <w:rFonts w:ascii="Times New Roman" w:eastAsia="Times New Roman" w:hAnsi="Times New Roman" w:cs="Times New Roman"/>
+          <w:kern w:val="0"/>
+          <w:sz w:val="24"/>
+          <w:szCs w:val="24"/>
+          <w14:ligatures w14:val="none"/>
+        </w:rPr>
+        <w:t>file_name</w:t>
+      </w:r>
+      <w:proofErr w:type="spellEnd"/>
+    </w:p>
+    <w:p>
+      <w:pPr>
+        <w:numPr>
+          <w:ilvl w:val="1"/>
+          <w:numId w:val="14"/>
+        </w:numPr>
+        <w:spacing w:before="100" w:beforeAutospacing="1" w:after="100" w:afterAutospacing="1" w:line="240" w:lineRule="auto"/>
+        <w:rPr>
+          <w:rFonts w:ascii="Times New Roman" w:eastAsia="Times New Roman" w:hAnsi="Times New Roman" w:cs="Times New Roman"/>
+          <w:kern w:val="0"/>
+          <w:sz w:val="24"/>
+          <w:szCs w:val="24"/>
+          <w14:ligatures w14:val="none"/>
+        </w:rPr>
+      </w:pPr>
+      <w:r>
+        <w:rPr>
+          <w:rFonts w:ascii="Times New Roman" w:eastAsia="Times New Roman" w:hAnsi="Times New Roman" w:cs="Times New Roman"/>
+          <w:kern w:val="0"/>
+          <w:sz w:val="24"/>
+          <w:szCs w:val="24"/>
+          <w14:ligatures w14:val="none"/>
+        </w:rPr>
+        <w:lastRenderedPageBreak/>
+        <w:t>Example: /mylogs.log</w:t>
+      </w:r>
+    </w:p>
+    <w:p>
+      <w:pPr>
+        <w:numPr>
+          <w:ilvl w:val="0"/>
+          <w:numId w:val="14"/>
+        </w:numPr>
+        <w:spacing w:before="100" w:beforeAutospacing="1" w:after="100" w:afterAutospacing="1" w:line="240" w:lineRule="auto"/>
+        <w:rPr>
+          <w:rFonts w:ascii="Times New Roman" w:eastAsia="Times New Roman" w:hAnsi="Times New Roman" w:cs="Times New Roman"/>
+          <w:kern w:val="0"/>
+          <w:sz w:val="24"/>
+          <w:szCs w:val="24"/>
+          <w14:ligatures w14:val="none"/>
+        </w:rPr>
+      </w:pPr>
+      <w:r>
+        <w:rPr>
+          <w:rFonts w:ascii="Times New Roman" w:eastAsia="Times New Roman" w:hAnsi="Times New Roman" w:cs="Times New Roman"/>
+          <w:b/>
+          <w:bCs/>
+          <w:kern w:val="0"/>
+          <w:sz w:val="24"/>
+          <w:szCs w:val="24"/>
+          <w14:ligatures w14:val="none"/>
+        </w:rPr>
+        <w:t>Ignore all files with a .log extension:</w:t>
+      </w:r>
+    </w:p>
+    <w:p>
+      <w:pPr>
+        <w:numPr>
+          <w:ilvl w:val="1"/>
+          <w:numId w:val="14"/>
+        </w:numPr>
+        <w:spacing w:before="100" w:beforeAutospacing="1" w:after="100" w:afterAutospacing="1" w:line="240" w:lineRule="auto"/>
+        <w:rPr>
+          <w:rFonts w:ascii="Times New Roman" w:eastAsia="Times New Roman" w:hAnsi="Times New Roman" w:cs="Times New Roman"/>
+          <w:kern w:val="0"/>
+          <w:sz w:val="24"/>
+          <w:szCs w:val="24"/>
+          <w14:ligatures w14:val="none"/>
+        </w:rPr>
+      </w:pPr>
+      <w:r>
+        <w:rPr>
+          <w:rFonts w:ascii="Times New Roman" w:eastAsia="Times New Roman" w:hAnsi="Times New Roman" w:cs="Times New Roman"/>
+          <w:kern w:val="0"/>
+          <w:sz w:val="24"/>
+          <w:szCs w:val="24"/>
+          <w14:ligatures w14:val="none"/>
+        </w:rPr>
+        <w:t>Use: Exclude all files with a specific extension from being tracked.</w:t>
+      </w:r>
+    </w:p>
+    <w:p>
+      <w:pPr>
+        <w:numPr>
+          <w:ilvl w:val="1"/>
+          <w:numId w:val="14"/>
+        </w:numPr>
+        <w:spacing w:before="100" w:beforeAutospacing="1" w:after="100" w:afterAutospacing="1" w:line="240" w:lineRule="auto"/>
+        <w:rPr>
+          <w:rFonts w:ascii="Times New Roman" w:eastAsia="Times New Roman" w:hAnsi="Times New Roman" w:cs="Times New Roman"/>
+          <w:kern w:val="0"/>
+          <w:sz w:val="24"/>
+          <w:szCs w:val="24"/>
+          <w14:ligatures w14:val="none"/>
+        </w:rPr>
+      </w:pPr>
+      <w:r>
+        <w:rPr>
+          <w:rFonts w:ascii="Times New Roman" w:eastAsia="Times New Roman" w:hAnsi="Times New Roman" w:cs="Times New Roman"/>
+          <w:kern w:val="0"/>
+          <w:sz w:val="24"/>
+          <w:szCs w:val="24"/>
+          <w14:ligatures w14:val="none"/>
+        </w:rPr>
+        <w:t xml:space="preserve">Syntax: </w:t>
+      </w:r>
+      <w:proofErr w:type="gramStart"/>
+      <w:r>
+        <w:rPr>
+          <w:rFonts w:ascii="Times New Roman" w:eastAsia="Times New Roman" w:hAnsi="Times New Roman" w:cs="Times New Roman"/>
+          <w:kern w:val="0"/>
+          <w:sz w:val="24"/>
+          <w:szCs w:val="24"/>
+          <w14:ligatures w14:val="none"/>
+        </w:rPr>
+        <w:t>*.extension</w:t>
+      </w:r>
+      <w:proofErr w:type="gramEnd"/>
+    </w:p>
+    <w:p>
+      <w:pPr>
+        <w:numPr>
+          <w:ilvl w:val="1"/>
+          <w:numId w:val="14"/>
+        </w:numPr>
+        <w:spacing w:before="100" w:beforeAutospacing="1" w:after="100" w:afterAutospacing="1" w:line="240" w:lineRule="auto"/>
+        <w:rPr>
+          <w:rFonts w:ascii="Times New Roman" w:eastAsia="Times New Roman" w:hAnsi="Times New Roman" w:cs="Times New Roman"/>
+          <w:kern w:val="0"/>
+          <w:sz w:val="24"/>
+          <w:szCs w:val="24"/>
+          <w14:ligatures w14:val="none"/>
+        </w:rPr>
+      </w:pPr>
+      <w:r>
+        <w:rPr>
+          <w:rFonts w:ascii="Times New Roman" w:eastAsia="Times New Roman" w:hAnsi="Times New Roman" w:cs="Times New Roman"/>
+          <w:kern w:val="0"/>
+          <w:sz w:val="24"/>
+          <w:szCs w:val="24"/>
+          <w14:ligatures w14:val="none"/>
+        </w:rPr>
+        <w:t>Example: *.log</w:t>
+      </w:r>
+    </w:p>
+    <w:p>
+      <w:pPr>
+        <w:numPr>
+          <w:ilvl w:val="0"/>
+          <w:numId w:val="14"/>
+        </w:numPr>
+        <w:spacing w:before="100" w:beforeAutospacing="1" w:after="100" w:afterAutospacing="1" w:line="240" w:lineRule="auto"/>
+        <w:rPr>
+          <w:rFonts w:ascii="Times New Roman" w:eastAsia="Times New Roman" w:hAnsi="Times New Roman" w:cs="Times New Roman"/>
+          <w:kern w:val="0"/>
+          <w:sz w:val="24"/>
+          <w:szCs w:val="24"/>
+          <w14:ligatures w14:val="none"/>
+        </w:rPr>
+      </w:pPr>
+      <w:r>
+        <w:rPr>
+          <w:rFonts w:ascii="Times New Roman" w:eastAsia="Times New Roman" w:hAnsi="Times New Roman" w:cs="Times New Roman"/>
+          <w:b/>
+          <w:bCs/>
+          <w:kern w:val="0"/>
+          <w:sz w:val="24"/>
+          <w:szCs w:val="24"/>
+          <w14:ligatures w14:val="none"/>
+        </w:rPr>
+        <w:t>Ignore a specific folder:</w:t>
+      </w:r>
+    </w:p>
+    <w:p>
+      <w:pPr>
+        <w:numPr>
+          <w:ilvl w:val="1"/>
+          <w:numId w:val="14"/>
+        </w:numPr>
+        <w:spacing w:before="100" w:beforeAutospacing="1" w:after="100" w:afterAutospacing="1" w:line="240" w:lineRule="auto"/>
+        <w:rPr>
+          <w:rFonts w:ascii="Times New Roman" w:eastAsia="Times New Roman" w:hAnsi="Times New Roman" w:cs="Times New Roman"/>
+          <w:kern w:val="0"/>
+          <w:sz w:val="24"/>
+          <w:szCs w:val="24"/>
+          <w14:ligatures w14:val="none"/>
+        </w:rPr>
+      </w:pPr>
+      <w:r>
+        <w:rPr>
+          <w:rFonts w:ascii="Times New Roman" w:eastAsia="Times New Roman" w:hAnsi="Times New Roman" w:cs="Times New Roman"/>
+          <w:kern w:val="0"/>
+          <w:sz w:val="24"/>
+          <w:szCs w:val="24"/>
+          <w14:ligatures w14:val="none"/>
+        </w:rPr>
+        <w:t>Use: Exclude a specific folder from being tracked.</w:t>
+      </w:r>
+    </w:p>
+    <w:p>
+      <w:pPr>
+        <w:numPr>
+          <w:ilvl w:val="1"/>
+          <w:numId w:val="14"/>
+        </w:numPr>
+        <w:spacing w:before="100" w:beforeAutospacing="1" w:after="100" w:afterAutospacing="1" w:line="240" w:lineRule="auto"/>
+        <w:rPr>
+          <w:rFonts w:ascii="Times New Roman" w:eastAsia="Times New Roman" w:hAnsi="Times New Roman" w:cs="Times New Roman"/>
+          <w:kern w:val="0"/>
+          <w:sz w:val="24"/>
+          <w:szCs w:val="24"/>
+          <w14:ligatures w14:val="none"/>
+        </w:rPr>
+      </w:pPr>
+      <w:r>
+        <w:rPr>
+          <w:rFonts w:ascii="Times New Roman" w:eastAsia="Times New Roman" w:hAnsi="Times New Roman" w:cs="Times New Roman"/>
+          <w:kern w:val="0"/>
+          <w:sz w:val="24"/>
+          <w:szCs w:val="24"/>
+          <w14:ligatures w14:val="none"/>
+        </w:rPr>
+        <w:t xml:space="preserve">Syntax: </w:t>
+      </w:r>
+      <w:proofErr w:type="spellStart"/>
+      <w:r>
+        <w:rPr>
+          <w:rFonts w:ascii="Times New Roman" w:eastAsia="Times New Roman" w:hAnsi="Times New Roman" w:cs="Times New Roman"/>
+          <w:kern w:val="0"/>
+          <w:sz w:val="24"/>
+          <w:szCs w:val="24"/>
+          <w14:ligatures w14:val="none"/>
+        </w:rPr>
+        <w:t>folder_name</w:t>
+      </w:r>
+      <w:proofErr w:type="spellEnd"/>
+      <w:r>
+        <w:rPr>
+          <w:rFonts w:ascii="Times New Roman" w:eastAsia="Times New Roman" w:hAnsi="Times New Roman" w:cs="Times New Roman"/>
+          <w:kern w:val="0"/>
+          <w:sz w:val="24"/>
+          <w:szCs w:val="24"/>
+          <w14:ligatures w14:val="none"/>
+        </w:rPr>
+        <w:t>/</w:t>
+      </w:r>
+    </w:p>
+    <w:p>
+      <w:pPr>
+        <w:numPr>
+          <w:ilvl w:val="1"/>
+          <w:numId w:val="14"/>
+        </w:numPr>
+        <w:spacing w:before="100" w:beforeAutospacing="1" w:after="100" w:afterAutospacing="1" w:line="240" w:lineRule="auto"/>
+        <w:rPr>
+          <w:rFonts w:ascii="Times New Roman" w:eastAsia="Times New Roman" w:hAnsi="Times New Roman" w:cs="Times New Roman"/>
+          <w:kern w:val="0"/>
+          <w:sz w:val="24"/>
+          <w:szCs w:val="24"/>
+          <w14:ligatures w14:val="none"/>
+        </w:rPr>
+      </w:pPr>
+      <w:r>
+        <w:rPr>
+          <w:rFonts w:ascii="Times New Roman" w:eastAsia="Times New Roman" w:hAnsi="Times New Roman" w:cs="Times New Roman"/>
+          <w:kern w:val="0"/>
+          <w:sz w:val="24"/>
+          <w:szCs w:val="24"/>
+          <w14:ligatures w14:val="none"/>
+        </w:rPr>
+        <w:t xml:space="preserve">Example: </w:t>
+      </w:r>
+      <w:proofErr w:type="spellStart"/>
+      <w:r>
+        <w:rPr>
+          <w:rFonts w:ascii="Times New Roman" w:eastAsia="Times New Roman" w:hAnsi="Times New Roman" w:cs="Times New Roman"/>
+          <w:kern w:val="0"/>
+          <w:sz w:val="24"/>
+          <w:szCs w:val="24"/>
+          <w14:ligatures w14:val="none"/>
+        </w:rPr>
+        <w:t>sample_ignore_folder</w:t>
+      </w:r>
+      <w:proofErr w:type="spellEnd"/>
+      <w:r>
+        <w:rPr>
+          <w:rFonts w:ascii="Times New Roman" w:eastAsia="Times New Roman" w:hAnsi="Times New Roman" w:cs="Times New Roman"/>
+          <w:kern w:val="0"/>
+          <w:sz w:val="24"/>
+          <w:szCs w:val="24"/>
+          <w14:ligatures w14:val="none"/>
+        </w:rPr>
+        <w:t>/</w:t>
+      </w:r>
+    </w:p>
+    <w:p>
+      <w:pPr>
+        <w:spacing w:before="100" w:beforeAutospacing="1" w:after="100" w:afterAutospacing="1" w:line="240" w:lineRule="auto"/>
+        <w:rPr>
+          <w:rFonts w:ascii="Times New Roman" w:eastAsia="Times New Roman" w:hAnsi="Times New Roman" w:cs="Times New Roman"/>
+          <w:kern w:val="0"/>
+          <w:sz w:val="24"/>
+          <w:szCs w:val="24"/>
+          <w14:ligatures w14:val="none"/>
+        </w:rPr>
+      </w:pPr>
+      <w:r>
+        <w:rPr>
+          <w:rFonts w:ascii="Times New Roman" w:eastAsia="Times New Roman" w:hAnsi="Times New Roman" w:cs="Times New Roman"/>
+          <w:kern w:val="0"/>
+          <w:sz w:val="24"/>
+          <w:szCs w:val="24"/>
+          <w14:ligatures w14:val="none"/>
+        </w:rPr>
+        <w:sym w:font="Times New Roman" w:char="F0B7"/>
+      </w:r>
+      <w:r>
+        <w:rPr>
+          <w:rFonts w:ascii="Times New Roman" w:eastAsia="Times New Roman" w:hAnsi="Times New Roman" w:cs="Times New Roman"/>
+          <w:kern w:val="0"/>
+          <w:sz w:val="24"/>
+          <w:szCs w:val="24"/>
+          <w14:ligatures w14:val="none"/>
+        </w:rPr>
+        <w:t xml:space="preserve">  </w:t>
+      </w:r>
+      <w:r>
+        <w:rPr>
+          <w:rFonts w:ascii="Times New Roman" w:eastAsia="Times New Roman" w:hAnsi="Times New Roman" w:cs="Times New Roman"/>
+          <w:b/>
+          <w:bCs/>
+          <w:kern w:val="0"/>
+          <w:sz w:val="24"/>
+          <w:szCs w:val="24"/>
+          <w14:ligatures w14:val="none"/>
+        </w:rPr>
+        <w:t>Create a new branch:</w:t>
+      </w:r>
+    </w:p>
+    <w:p>
+      <w:pPr>
+        <w:numPr>
+          <w:ilvl w:val="0"/>
+          <w:numId w:val="15"/>
+        </w:numPr>
+        <w:spacing w:before="100" w:beforeAutospacing="1" w:after="100" w:afterAutospacing="1" w:line="240" w:lineRule="auto"/>
+        <w:rPr>
+          <w:rFonts w:ascii="Times New Roman" w:eastAsia="Times New Roman" w:hAnsi="Times New Roman" w:cs="Times New Roman"/>
+          <w:kern w:val="0"/>
+          <w:sz w:val="24"/>
+          <w:szCs w:val="24"/>
+          <w14:ligatures w14:val="none"/>
+        </w:rPr>
+      </w:pPr>
+      <w:r>
+        <w:rPr>
+          <w:rFonts w:ascii="Times New Roman" w:eastAsia="Times New Roman" w:hAnsi="Times New Roman" w:cs="Times New Roman"/>
+          <w:kern w:val="0"/>
+          <w:sz w:val="24"/>
+          <w:szCs w:val="24"/>
+          <w14:ligatures w14:val="none"/>
+        </w:rPr>
+        <w:t>Use: Create a new branch in the repository.</w:t>
+      </w:r>
+    </w:p>
+    <w:p>
+      <w:pPr>
+        <w:numPr>
+          <w:ilvl w:val="0"/>
+          <w:numId w:val="15"/>
+        </w:numPr>
+        <w:spacing w:before="100" w:beforeAutospacing="1" w:after="100" w:afterAutospacing="1" w:line="240" w:lineRule="auto"/>
+        <w:rPr>
+          <w:rFonts w:ascii="Times New Roman" w:eastAsia="Times New Roman" w:hAnsi="Times New Roman" w:cs="Times New Roman"/>
+          <w:kern w:val="0"/>
+          <w:sz w:val="24"/>
+          <w:szCs w:val="24"/>
+          <w14:ligatures w14:val="none"/>
+        </w:rPr>
+      </w:pPr>
+      <w:r>
+        <w:rPr>
+          <w:rFonts w:ascii="Times New Roman" w:eastAsia="Times New Roman" w:hAnsi="Times New Roman" w:cs="Times New Roman"/>
+          <w:kern w:val="0"/>
+          <w:sz w:val="24"/>
+          <w:szCs w:val="24"/>
+          <w14:ligatures w14:val="none"/>
+        </w:rPr>
+        <w:t>Syntax: git branch &lt;</w:t>
+      </w:r>
+      <w:proofErr w:type="spellStart"/>
+      <w:r>
+        <w:rPr>
+          <w:rFonts w:ascii="Times New Roman" w:eastAsia="Times New Roman" w:hAnsi="Times New Roman" w:cs="Times New Roman"/>
+          <w:kern w:val="0"/>
+          <w:sz w:val="24"/>
+          <w:szCs w:val="24"/>
+          <w14:ligatures w14:val="none"/>
+        </w:rPr>
+        <w:t>branch_name</w:t>
+      </w:r>
+      <w:proofErr w:type="spellEnd"/>
+      <w:r>
+        <w:rPr>
+          <w:rFonts w:ascii="Times New Roman" w:eastAsia="Times New Roman" w:hAnsi="Times New Roman" w:cs="Times New Roman"/>
+          <w:kern w:val="0"/>
+          <w:sz w:val="24"/>
+          <w:szCs w:val="24"/>
+          <w14:ligatures w14:val="none"/>
+        </w:rPr>
+        <w:t>&gt;</w:t>
+      </w:r>
+    </w:p>
+    <w:p>
+      <w:pPr>
+        <w:numPr>
+          <w:ilvl w:val="0"/>
+          <w:numId w:val="15"/>
+        </w:numPr>
+        <w:spacing w:before="100" w:beforeAutospacing="1" w:after="100" w:afterAutospacing="1" w:line="240" w:lineRule="auto"/>
+        <w:rPr>
+          <w:rFonts w:ascii="Times New Roman" w:eastAsia="Times New Roman" w:hAnsi="Times New Roman" w:cs="Times New Roman"/>
+          <w:kern w:val="0"/>
+          <w:sz w:val="24"/>
+          <w:szCs w:val="24"/>
+          <w14:ligatures w14:val="none"/>
+        </w:rPr>
+      </w:pPr>
+      <w:r>
+        <w:rPr>
+          <w:rFonts w:ascii="Times New Roman" w:eastAsia="Times New Roman" w:hAnsi="Times New Roman" w:cs="Times New Roman"/>
+          <w:kern w:val="0"/>
+          <w:sz w:val="24"/>
+          <w:szCs w:val="24"/>
+          <w14:ligatures w14:val="none"/>
+        </w:rPr>
+        <w:t>Example: git branch feature1</w:t>
+      </w:r>
+    </w:p>
+    <w:p>
+      <w:pPr>
+        <w:spacing w:before="100" w:beforeAutospacing="1" w:after="100" w:afterAutospacing="1" w:line="240" w:lineRule="auto"/>
+        <w:rPr>
+          <w:rFonts w:ascii="Times New Roman" w:eastAsia="Times New Roman" w:hAnsi="Times New Roman" w:cs="Times New Roman"/>
+          <w:kern w:val="0"/>
+          <w:sz w:val="24"/>
+          <w:szCs w:val="24"/>
+          <w14:ligatures w14:val="none"/>
+        </w:rPr>
+      </w:pPr>
+      <w:r>
+        <w:rPr>
+          <w:rFonts w:ascii="Times New Roman" w:eastAsia="Times New Roman" w:hAnsi="Times New Roman" w:cs="Times New Roman"/>
+          <w:kern w:val="0"/>
+          <w:sz w:val="24"/>
+          <w:szCs w:val="24"/>
+          <w14:ligatures w14:val="none"/>
+        </w:rPr>
+        <w:sym w:font="Times New Roman" w:char="F0B7"/>
+      </w:r>
+      <w:r>
+        <w:rPr>
+          <w:rFonts w:ascii="Times New Roman" w:eastAsia="Times New Roman" w:hAnsi="Times New Roman" w:cs="Times New Roman"/>
+          <w:kern w:val="0"/>
+          <w:sz w:val="24"/>
+          <w:szCs w:val="24"/>
+          <w14:ligatures w14:val="none"/>
+        </w:rPr>
+        <w:t xml:space="preserve">  </w:t>
+      </w:r>
+      <w:r>
+        <w:rPr>
+          <w:rFonts w:ascii="Times New Roman" w:eastAsia="Times New Roman" w:hAnsi="Times New Roman" w:cs="Times New Roman"/>
+          <w:b/>
+          <w:bCs/>
+          <w:kern w:val="0"/>
+          <w:sz w:val="24"/>
+          <w:szCs w:val="24"/>
+          <w14:ligatures w14:val="none"/>
+        </w:rPr>
+        <w:t>Create and switch to a new branch:</w:t>
+      </w:r>
+    </w:p>
+    <w:p>
+      <w:pPr>
+        <w:numPr>
+          <w:ilvl w:val="0"/>
+          <w:numId w:val="16"/>
+        </w:numPr>
+        <w:spacing w:before="100" w:beforeAutospacing="1" w:after="100" w:afterAutospacing="1" w:line="240" w:lineRule="auto"/>
+        <w:rPr>
+          <w:rFonts w:ascii="Times New Roman" w:eastAsia="Times New Roman" w:hAnsi="Times New Roman" w:cs="Times New Roman"/>
+          <w:kern w:val="0"/>
+          <w:sz w:val="24"/>
+          <w:szCs w:val="24"/>
+          <w14:ligatures w14:val="none"/>
+        </w:rPr>
+      </w:pPr>
+      <w:r>
+        <w:rPr>
+          <w:rFonts w:ascii="Times New Roman" w:eastAsia="Times New Roman" w:hAnsi="Times New Roman" w:cs="Times New Roman"/>
+          <w:kern w:val="0"/>
+          <w:sz w:val="24"/>
+          <w:szCs w:val="24"/>
+          <w14:ligatures w14:val="none"/>
+        </w:rPr>
+        <w:t>Use: Create a new branch and switch to it immediately.</w:t>
+      </w:r>
+    </w:p>
+    <w:p>
+      <w:pPr>
+        <w:numPr>
+          <w:ilvl w:val="0"/>
+          <w:numId w:val="16"/>
+        </w:numPr>
+        <w:spacing w:before="100" w:beforeAutospacing="1" w:after="100" w:afterAutospacing="1" w:line="240" w:lineRule="auto"/>
+        <w:rPr>
+          <w:rFonts w:ascii="Times New Roman" w:eastAsia="Times New Roman" w:hAnsi="Times New Roman" w:cs="Times New Roman"/>
+          <w:kern w:val="0"/>
+          <w:sz w:val="24"/>
+          <w:szCs w:val="24"/>
+          <w14:ligatures w14:val="none"/>
+        </w:rPr>
+      </w:pPr>
+      <w:r>
+        <w:rPr>
+          <w:rFonts w:ascii="Times New Roman" w:eastAsia="Times New Roman" w:hAnsi="Times New Roman" w:cs="Times New Roman"/>
+          <w:kern w:val="0"/>
+          <w:sz w:val="24"/>
+          <w:szCs w:val="24"/>
+          <w14:ligatures w14:val="none"/>
+        </w:rPr>
+        <w:t>Syntax: git checkout -b &lt;</w:t>
+      </w:r>
+      <w:proofErr w:type="spellStart"/>
+      <w:r>
+        <w:rPr>
+          <w:rFonts w:ascii="Times New Roman" w:eastAsia="Times New Roman" w:hAnsi="Times New Roman" w:cs="Times New Roman"/>
+          <w:kern w:val="0"/>
+          <w:sz w:val="24"/>
+          <w:szCs w:val="24"/>
+          <w14:ligatures w14:val="none"/>
+        </w:rPr>
+        <w:t>new_branch_name</w:t>
+      </w:r>
+      <w:proofErr w:type="spellEnd"/>
+      <w:r>
+        <w:rPr>
+          <w:rFonts w:ascii="Times New Roman" w:eastAsia="Times New Roman" w:hAnsi="Times New Roman" w:cs="Times New Roman"/>
+          <w:kern w:val="0"/>
+          <w:sz w:val="24"/>
+          <w:szCs w:val="24"/>
+          <w14:ligatures w14:val="none"/>
+        </w:rPr>
+        <w:t>&gt;</w:t>
+      </w:r>
+    </w:p>
+    <w:p>
+      <w:pPr>
+        <w:numPr>
+          <w:ilvl w:val="0"/>
+          <w:numId w:val="16"/>
+        </w:numPr>
+        <w:spacing w:before="100" w:beforeAutospacing="1" w:after="100" w:afterAutospacing="1" w:line="240" w:lineRule="auto"/>
+        <w:rPr>
+          <w:rFonts w:ascii="Times New Roman" w:eastAsia="Times New Roman" w:hAnsi="Times New Roman" w:cs="Times New Roman"/>
+          <w:kern w:val="0"/>
+          <w:sz w:val="24"/>
+          <w:szCs w:val="24"/>
+          <w14:ligatures w14:val="none"/>
+        </w:rPr>
+      </w:pPr>
+      <w:r>
+        <w:rPr>
+          <w:rFonts w:ascii="Times New Roman" w:eastAsia="Times New Roman" w:hAnsi="Times New Roman" w:cs="Times New Roman"/>
+          <w:kern w:val="0"/>
+          <w:sz w:val="24"/>
+          <w:szCs w:val="24"/>
+          <w14:ligatures w14:val="none"/>
+        </w:rPr>
+        <w:t>Example: git checkout -b feature1</w:t>
+      </w:r>
+    </w:p>
+    <w:p>
+      <w:pPr>
+        <w:spacing w:before="100" w:beforeAutospacing="1" w:after="100" w:afterAutospacing="1" w:line="240" w:lineRule="auto"/>
+        <w:rPr>
+          <w:rFonts w:ascii="Times New Roman" w:eastAsia="Times New Roman" w:hAnsi="Times New Roman" w:cs="Times New Roman"/>
+          <w:kern w:val="0"/>
+          <w:sz w:val="24"/>
+          <w:szCs w:val="24"/>
+          <w14:ligatures w14:val="none"/>
+        </w:rPr>
+      </w:pPr>
+      <w:r>
+        <w:rPr>
+          <w:rFonts w:ascii="Times New Roman" w:eastAsia="Times New Roman" w:hAnsi="Times New Roman" w:cs="Times New Roman"/>
+          <w:kern w:val="0"/>
+          <w:sz w:val="24"/>
+          <w:szCs w:val="24"/>
+          <w14:ligatures w14:val="none"/>
+        </w:rPr>
+        <w:sym w:font="Times New Roman" w:char="F0B7"/>
+      </w:r>
+      <w:r>
+        <w:rPr>
+          <w:rFonts w:ascii="Times New Roman" w:eastAsia="Times New Roman" w:hAnsi="Times New Roman" w:cs="Times New Roman"/>
+          <w:kern w:val="0"/>
+          <w:sz w:val="24"/>
+          <w:szCs w:val="24"/>
+          <w14:ligatures w14:val="none"/>
+        </w:rPr>
+        <w:t xml:space="preserve">  </w:t>
+      </w:r>
+      <w:r>
+        <w:rPr>
+          <w:rFonts w:ascii="Times New Roman" w:eastAsia="Times New Roman" w:hAnsi="Times New Roman" w:cs="Times New Roman"/>
+          <w:b/>
+          <w:bCs/>
+          <w:kern w:val="0"/>
+          <w:sz w:val="24"/>
+          <w:szCs w:val="24"/>
+          <w14:ligatures w14:val="none"/>
+        </w:rPr>
+        <w:t>Rollback to a previous version:</w:t>
+      </w:r>
+    </w:p>
+    <w:p>
+      <w:pPr>
+        <w:numPr>
+          <w:ilvl w:val="0"/>
+          <w:numId w:val="17"/>
+        </w:numPr>
+        <w:spacing w:before="100" w:beforeAutospacing="1" w:after="100" w:afterAutospacing="1" w:line="240" w:lineRule="auto"/>
+        <w:rPr>
+          <w:rFonts w:ascii="Times New Roman" w:eastAsia="Times New Roman" w:hAnsi="Times New Roman" w:cs="Times New Roman"/>
+          <w:kern w:val="0"/>
+          <w:sz w:val="24"/>
+          <w:szCs w:val="24"/>
+          <w14:ligatures w14:val="none"/>
+        </w:rPr>
+      </w:pPr>
+      <w:r>
+        <w:rPr>
+          <w:rFonts w:ascii="Times New Roman" w:eastAsia="Times New Roman" w:hAnsi="Times New Roman" w:cs="Times New Roman"/>
+          <w:kern w:val="0"/>
+          <w:sz w:val="24"/>
+          <w:szCs w:val="24"/>
+          <w14:ligatures w14:val="none"/>
+        </w:rPr>
+        <w:t>Use: Restore the working directory to the state of a specific branch.</w:t>
+      </w:r>
+    </w:p>
+    <w:p>
+      <w:pPr>
+        <w:numPr>
+          <w:ilvl w:val="0"/>
+          <w:numId w:val="17"/>
+        </w:numPr>
+        <w:spacing w:before="100" w:beforeAutospacing="1" w:after="100" w:afterAutospacing="1" w:line="240" w:lineRule="auto"/>
+        <w:rPr>
+          <w:rFonts w:ascii="Times New Roman" w:eastAsia="Times New Roman" w:hAnsi="Times New Roman" w:cs="Times New Roman"/>
+          <w:kern w:val="0"/>
+          <w:sz w:val="24"/>
+          <w:szCs w:val="24"/>
+          <w14:ligatures w14:val="none"/>
+        </w:rPr>
+      </w:pPr>
+      <w:r>
+        <w:rPr>
+          <w:rFonts w:ascii="Times New Roman" w:eastAsia="Times New Roman" w:hAnsi="Times New Roman" w:cs="Times New Roman"/>
+          <w:kern w:val="0"/>
+          <w:sz w:val="24"/>
+          <w:szCs w:val="24"/>
+          <w14:ligatures w14:val="none"/>
+        </w:rPr>
+        <w:t>Syntax: git checkout &lt;</w:t>
+      </w:r>
+      <w:proofErr w:type="spellStart"/>
+      <w:r>
+        <w:rPr>
+          <w:rFonts w:ascii="Times New Roman" w:eastAsia="Times New Roman" w:hAnsi="Times New Roman" w:cs="Times New Roman"/>
+          <w:kern w:val="0"/>
+          <w:sz w:val="24"/>
+          <w:szCs w:val="24"/>
+          <w14:ligatures w14:val="none"/>
+        </w:rPr>
+        <w:t>branch_name</w:t>
+      </w:r>
+      <w:proofErr w:type="spellEnd"/>
+      <w:r>
+        <w:rPr>
+          <w:rFonts w:ascii="Times New Roman" w:eastAsia="Times New Roman" w:hAnsi="Times New Roman" w:cs="Times New Roman"/>
+          <w:kern w:val="0"/>
+          <w:sz w:val="24"/>
+          <w:szCs w:val="24"/>
+          <w14:ligatures w14:val="none"/>
+        </w:rPr>
+        <w:t>&gt;</w:t>
+      </w:r>
+    </w:p>
+    <w:p>
+      <w:pPr>
+        <w:numPr>
+          <w:ilvl w:val="0"/>
+          <w:numId w:val="17"/>
+        </w:numPr>
+        <w:spacing w:before="100" w:beforeAutospacing="1" w:after="100" w:afterAutospacing="1" w:line="240" w:lineRule="auto"/>
+        <w:rPr>
+          <w:rFonts w:ascii="Times New Roman" w:eastAsia="Times New Roman" w:hAnsi="Times New Roman" w:cs="Times New Roman"/>
+          <w:kern w:val="0"/>
+          <w:sz w:val="24"/>
+          <w:szCs w:val="24"/>
+          <w14:ligatures w14:val="none"/>
+        </w:rPr>
+      </w:pPr>
+      <w:r>
+        <w:rPr>
+          <w:rFonts w:ascii="Times New Roman" w:eastAsia="Times New Roman" w:hAnsi="Times New Roman" w:cs="Times New Roman"/>
+          <w:kern w:val="0"/>
+          <w:sz w:val="24"/>
+          <w:szCs w:val="24"/>
+          <w14:ligatures w14:val="none"/>
+        </w:rPr>
+        <w:t>Example: git checkout master</w:t>
+      </w:r>
+    </w:p>
+    <w:p>
+      <w:pPr>
+        <w:spacing w:before="100" w:beforeAutospacing="1" w:after="100" w:afterAutospacing="1" w:line="240" w:lineRule="auto"/>
+        <w:rPr>
+          <w:rFonts w:ascii="Times New Roman" w:eastAsia="Times New Roman" w:hAnsi="Times New Roman" w:cs="Times New Roman"/>
+          <w:kern w:val="0"/>
+          <w:sz w:val="24"/>
+          <w:szCs w:val="24"/>
+          <w14:ligatures w14:val="none"/>
+        </w:rPr>
+      </w:pPr>
+      <w:r>
+        <w:rPr>
+          <w:rFonts w:ascii="Times New Roman" w:eastAsia="Times New Roman" w:hAnsi="Times New Roman" w:cs="Times New Roman"/>
+          <w:kern w:val="0"/>
+          <w:sz w:val="24"/>
+          <w:szCs w:val="24"/>
+          <w14:ligatures w14:val="none"/>
+        </w:rPr>
+        <w:sym w:font="Times New Roman" w:char="F0B7"/>
+      </w:r>
+      <w:r>
+        <w:rPr>
+          <w:rFonts w:ascii="Times New Roman" w:eastAsia="Times New Roman" w:hAnsi="Times New Roman" w:cs="Times New Roman"/>
+          <w:kern w:val="0"/>
+          <w:sz w:val="24"/>
+          <w:szCs w:val="24"/>
+          <w14:ligatures w14:val="none"/>
+        </w:rPr>
+        <w:t xml:space="preserve">  </w:t>
+      </w:r>
+      <w:r>
+        <w:rPr>
+          <w:rFonts w:ascii="Times New Roman" w:eastAsia="Times New Roman" w:hAnsi="Times New Roman" w:cs="Times New Roman"/>
+          <w:b/>
+          <w:bCs/>
+          <w:kern w:val="0"/>
+          <w:sz w:val="24"/>
+          <w:szCs w:val="24"/>
+          <w14:ligatures w14:val="none"/>
+        </w:rPr>
+        <w:t>Switch to an existing branch:</w:t>
+      </w:r>
+    </w:p>
+    <w:p>
+      <w:pPr>
+        <w:numPr>
+          <w:ilvl w:val="0"/>
+          <w:numId w:val="18"/>
+        </w:numPr>
+        <w:spacing w:before="100" w:beforeAutospacing="1" w:after="100" w:afterAutospacing="1" w:line="240" w:lineRule="auto"/>
+        <w:rPr>
+          <w:rFonts w:ascii="Times New Roman" w:eastAsia="Times New Roman" w:hAnsi="Times New Roman" w:cs="Times New Roman"/>
+          <w:kern w:val="0"/>
+          <w:sz w:val="24"/>
+          <w:szCs w:val="24"/>
+          <w14:ligatures w14:val="none"/>
+        </w:rPr>
+      </w:pPr>
+      <w:r>
+        <w:rPr>
+          <w:rFonts w:ascii="Times New Roman" w:eastAsia="Times New Roman" w:hAnsi="Times New Roman" w:cs="Times New Roman"/>
+          <w:kern w:val="0"/>
+          <w:sz w:val="24"/>
+          <w:szCs w:val="24"/>
+          <w14:ligatures w14:val="none"/>
+        </w:rPr>
+        <w:t>Use: Switch to a different branch in the repository.</w:t>
+      </w:r>
+    </w:p>
+    <w:p>
+      <w:pPr>
+        <w:numPr>
+          <w:ilvl w:val="0"/>
+          <w:numId w:val="18"/>
+        </w:numPr>
+        <w:spacing w:before="100" w:beforeAutospacing="1" w:after="100" w:afterAutospacing="1" w:line="240" w:lineRule="auto"/>
+        <w:rPr>
+          <w:rFonts w:ascii="Times New Roman" w:eastAsia="Times New Roman" w:hAnsi="Times New Roman" w:cs="Times New Roman"/>
+          <w:kern w:val="0"/>
+          <w:sz w:val="24"/>
+          <w:szCs w:val="24"/>
+          <w14:ligatures w14:val="none"/>
+        </w:rPr>
+      </w:pPr>
+      <w:r>
+        <w:rPr>
+          <w:rFonts w:ascii="Times New Roman" w:eastAsia="Times New Roman" w:hAnsi="Times New Roman" w:cs="Times New Roman"/>
+          <w:kern w:val="0"/>
+          <w:sz w:val="24"/>
+          <w:szCs w:val="24"/>
+          <w14:ligatures w14:val="none"/>
+        </w:rPr>
+        <w:t>Syntax: git checkout &lt;</w:t>
+      </w:r>
+      <w:proofErr w:type="spellStart"/>
+      <w:r>
+        <w:rPr>
+          <w:rFonts w:ascii="Times New Roman" w:eastAsia="Times New Roman" w:hAnsi="Times New Roman" w:cs="Times New Roman"/>
+          <w:kern w:val="0"/>
+          <w:sz w:val="24"/>
+          <w:szCs w:val="24"/>
+          <w14:ligatures w14:val="none"/>
+        </w:rPr>
+        <w:t>branch_name</w:t>
+      </w:r>
+      <w:proofErr w:type="spellEnd"/>
+      <w:r>
+        <w:rPr>
+          <w:rFonts w:ascii="Times New Roman" w:eastAsia="Times New Roman" w:hAnsi="Times New Roman" w:cs="Times New Roman"/>
+          <w:kern w:val="0"/>
+          <w:sz w:val="24"/>
+          <w:szCs w:val="24"/>
+          <w14:ligatures w14:val="none"/>
+        </w:rPr>
+        <w:t>&gt;</w:t>
+      </w:r>
+    </w:p>
+    <w:p>
+      <w:pPr>
+        <w:numPr>
+          <w:ilvl w:val="0"/>
+          <w:numId w:val="18"/>
+        </w:numPr>
+        <w:spacing w:before="100" w:beforeAutospacing="1" w:after="100" w:afterAutospacing="1" w:line="240" w:lineRule="auto"/>
+        <w:rPr>
+          <w:rFonts w:ascii="Times New Roman" w:eastAsia="Times New Roman" w:hAnsi="Times New Roman" w:cs="Times New Roman"/>
+          <w:kern w:val="0"/>
+          <w:sz w:val="24"/>
+          <w:szCs w:val="24"/>
+          <w14:ligatures w14:val="none"/>
+        </w:rPr>
+      </w:pPr>
+      <w:r>
+        <w:rPr>
+          <w:rFonts w:ascii="Times New Roman" w:eastAsia="Times New Roman" w:hAnsi="Times New Roman" w:cs="Times New Roman"/>
+          <w:kern w:val="0"/>
+          <w:sz w:val="24"/>
+          <w:szCs w:val="24"/>
+          <w14:ligatures w14:val="none"/>
+        </w:rPr>
+        <w:t>Example: git checkout feature1</w:t>
+      </w:r>
+    </w:p>
+    <w:p>
+      <w:pPr>
+        <w:spacing w:before="100" w:beforeAutospacing="1" w:after="100" w:afterAutospacing="1" w:line="240" w:lineRule="auto"/>
+        <w:rPr>
+          <w:rFonts w:ascii="Times New Roman" w:eastAsia="Times New Roman" w:hAnsi="Times New Roman" w:cs="Times New Roman"/>
+          <w:kern w:val="0"/>
+          <w:sz w:val="24"/>
+          <w:szCs w:val="24"/>
+          <w14:ligatures w14:val="none"/>
+        </w:rPr>
+      </w:pPr>
+      <w:r>
+        <w:rPr>
+          <w:rFonts w:ascii="Times New Roman" w:eastAsia="Times New Roman" w:hAnsi="Times New Roman" w:cs="Times New Roman"/>
+          <w:kern w:val="0"/>
+          <w:sz w:val="24"/>
+          <w:szCs w:val="24"/>
+          <w14:ligatures w14:val="none"/>
+        </w:rPr>
+        <w:sym w:font="Times New Roman" w:char="F0B7"/>
+      </w:r>
+      <w:r>
+        <w:rPr>
+          <w:rFonts w:ascii="Times New Roman" w:eastAsia="Times New Roman" w:hAnsi="Times New Roman" w:cs="Times New Roman"/>
+          <w:kern w:val="0"/>
+          <w:sz w:val="24"/>
+          <w:szCs w:val="24"/>
+          <w14:ligatures w14:val="none"/>
+        </w:rPr>
+        <w:t xml:space="preserve">  </w:t>
+      </w:r>
+      <w:r>
+        <w:rPr>
+          <w:rFonts w:ascii="Times New Roman" w:eastAsia="Times New Roman" w:hAnsi="Times New Roman" w:cs="Times New Roman"/>
+          <w:b/>
+          <w:bCs/>
+          <w:kern w:val="0"/>
+          <w:sz w:val="24"/>
+          <w:szCs w:val="24"/>
+          <w14:ligatures w14:val="none"/>
+        </w:rPr>
+        <w:t>Add a remote repository:</w:t>
+      </w:r>
+    </w:p>
+    <w:p>
+      <w:pPr>
+        <w:numPr>
+          <w:ilvl w:val="0"/>
+          <w:numId w:val="19"/>
+        </w:numPr>
+        <w:spacing w:before="100" w:beforeAutospacing="1" w:after="100" w:afterAutospacing="1" w:line="240" w:lineRule="auto"/>
+        <w:rPr>
+          <w:rFonts w:ascii="Times New Roman" w:eastAsia="Times New Roman" w:hAnsi="Times New Roman" w:cs="Times New Roman"/>
+          <w:kern w:val="0"/>
+          <w:sz w:val="24"/>
+          <w:szCs w:val="24"/>
+          <w14:ligatures w14:val="none"/>
+        </w:rPr>
+      </w:pPr>
+      <w:r>
+        <w:rPr>
+          <w:rFonts w:ascii="Times New Roman" w:eastAsia="Times New Roman" w:hAnsi="Times New Roman" w:cs="Times New Roman"/>
+          <w:kern w:val="0"/>
+          <w:sz w:val="24"/>
+          <w:szCs w:val="24"/>
+          <w14:ligatures w14:val="none"/>
+        </w:rPr>
+        <w:t>Use: Add a remote repository to track.</w:t>
+      </w:r>
+    </w:p>
+    <w:p>
+      <w:pPr>
+        <w:numPr>
+          <w:ilvl w:val="0"/>
+          <w:numId w:val="19"/>
+        </w:numPr>
+        <w:spacing w:before="100" w:beforeAutospacing="1" w:after="100" w:afterAutospacing="1" w:line="240" w:lineRule="auto"/>
+        <w:rPr>
+          <w:rFonts w:ascii="Times New Roman" w:eastAsia="Times New Roman" w:hAnsi="Times New Roman" w:cs="Times New Roman"/>
+          <w:kern w:val="0"/>
+          <w:sz w:val="24"/>
+          <w:szCs w:val="24"/>
+          <w14:ligatures w14:val="none"/>
+        </w:rPr>
+      </w:pPr>
+      <w:r>
+        <w:rPr>
+          <w:rFonts w:ascii="Times New Roman" w:eastAsia="Times New Roman" w:hAnsi="Times New Roman" w:cs="Times New Roman"/>
+          <w:kern w:val="0"/>
+          <w:sz w:val="24"/>
+          <w:szCs w:val="24"/>
+          <w14:ligatures w14:val="none"/>
+        </w:rPr>
+        <w:t>Syntax: git remote add origin &lt;</w:t>
+      </w:r>
+      <w:proofErr w:type="spellStart"/>
+      <w:r>
+        <w:rPr>
+          <w:rFonts w:ascii="Times New Roman" w:eastAsia="Times New Roman" w:hAnsi="Times New Roman" w:cs="Times New Roman"/>
+          <w:kern w:val="0"/>
+          <w:sz w:val="24"/>
+          <w:szCs w:val="24"/>
+          <w14:ligatures w14:val="none"/>
+        </w:rPr>
+        <w:t>remote_repository_url</w:t>
+      </w:r>
+      <w:proofErr w:type="spellEnd"/>
+      <w:r>
+        <w:rPr>
+          <w:rFonts w:ascii="Times New Roman" w:eastAsia="Times New Roman" w:hAnsi="Times New Roman" w:cs="Times New Roman"/>
+          <w:kern w:val="0"/>
+          <w:sz w:val="24"/>
+          <w:szCs w:val="24"/>
+          <w14:ligatures w14:val="none"/>
+        </w:rPr>
+        <w:t>&gt;</w:t>
+      </w:r>
+    </w:p>
+    <w:p>
+      <w:pPr>
+        <w:numPr>
+          <w:ilvl w:val="0"/>
+          <w:numId w:val="19"/>
+        </w:numPr>
+        <w:spacing w:before="100" w:beforeAutospacing="1" w:after="100" w:afterAutospacing="1" w:line="240" w:lineRule="auto"/>
+        <w:rPr>
+          <w:rFonts w:ascii="Times New Roman" w:eastAsia="Times New Roman" w:hAnsi="Times New Roman" w:cs="Times New Roman"/>
+          <w:kern w:val="0"/>
+          <w:sz w:val="24"/>
+          <w:szCs w:val="24"/>
+          <w14:ligatures w14:val="none"/>
+        </w:rPr>
+      </w:pPr>
+      <w:r>
+        <w:rPr>
+          <w:rFonts w:ascii="Times New Roman" w:eastAsia="Times New Roman" w:hAnsi="Times New Roman" w:cs="Times New Roman"/>
+          <w:kern w:val="0"/>
+          <w:sz w:val="24"/>
+          <w:szCs w:val="24"/>
+          <w14:ligatures w14:val="none"/>
+        </w:rPr>
+        <w:t xml:space="preserve">Example: git remote add origin </w:t>
+      </w:r>
+      <w:proofErr w:type="gramStart"/>
+      <w:r>
+        <w:rPr>
+          <w:rFonts w:ascii="Times New Roman" w:eastAsia="Times New Roman" w:hAnsi="Times New Roman" w:cs="Times New Roman"/>
+          <w:kern w:val="0"/>
+          <w:sz w:val="24"/>
+          <w:szCs w:val="24"/>
+          <w14:ligatures w14:val="none"/>
+        </w:rPr>
+        <w:t>git@github.com:desaisiddesh223/</w:t>
+      </w:r>
+      <w:proofErr w:type="spellStart"/>
+      <w:r>
+        <w:rPr>
+          <w:rFonts w:ascii="Times New Roman" w:eastAsia="Times New Roman" w:hAnsi="Times New Roman" w:cs="Times New Roman"/>
+          <w:kern w:val="0"/>
+          <w:sz w:val="24"/>
+          <w:szCs w:val="24"/>
+          <w14:ligatures w14:val="none"/>
+        </w:rPr>
+        <w:t>git_learning.git</w:t>
+      </w:r>
+      <w:proofErr w:type="spellEnd"/>
+      <w:proofErr w:type="gramEnd"/>
+    </w:p>
+    <w:p>
+      <w:pPr>
+        <w:spacing w:before="100" w:beforeAutospacing="1" w:after="100" w:afterAutospacing="1" w:line="240" w:lineRule="auto"/>
+        <w:rPr>
+          <w:rFonts w:ascii="Times New Roman" w:eastAsia="Times New Roman" w:hAnsi="Times New Roman" w:cs="Times New Roman"/>
+          <w:kern w:val="0"/>
+          <w:sz w:val="24"/>
+          <w:szCs w:val="24"/>
+          <w14:ligatures w14:val="none"/>
+        </w:rPr>
+      </w:pPr>
+      <w:r>
+        <w:rPr>
+          <w:rFonts w:ascii="Times New Roman" w:eastAsia="Times New Roman" w:hAnsi="Times New Roman" w:cs="Times New Roman"/>
+          <w:kern w:val="0"/>
+          <w:sz w:val="24"/>
+          <w:szCs w:val="24"/>
+          <w14:ligatures w14:val="none"/>
+        </w:rPr>
+        <w:sym w:font="Times New Roman" w:char="F0B7"/>
+      </w:r>
+      <w:r>
+        <w:rPr>
+          <w:rFonts w:ascii="Times New Roman" w:eastAsia="Times New Roman" w:hAnsi="Times New Roman" w:cs="Times New Roman"/>
+          <w:kern w:val="0"/>
+          <w:sz w:val="24"/>
+          <w:szCs w:val="24"/>
+          <w14:ligatures w14:val="none"/>
+        </w:rPr>
+        <w:t xml:space="preserve">  </w:t>
+      </w:r>
+      <w:r>
+        <w:rPr>
+          <w:rFonts w:ascii="Times New Roman" w:eastAsia="Times New Roman" w:hAnsi="Times New Roman" w:cs="Times New Roman"/>
+          <w:b/>
+          <w:bCs/>
+          <w:kern w:val="0"/>
+          <w:sz w:val="24"/>
+          <w:szCs w:val="24"/>
+          <w14:ligatures w14:val="none"/>
+        </w:rPr>
+        <w:t>Set or change the URL of a remote repository:</w:t>
+      </w:r>
+    </w:p>
+    <w:p>
+      <w:pPr>
+        <w:numPr>
+          <w:ilvl w:val="0"/>
+          <w:numId w:val="20"/>
+        </w:numPr>
+        <w:spacing w:before="100" w:beforeAutospacing="1" w:after="100" w:afterAutospacing="1" w:line="240" w:lineRule="auto"/>
+        <w:rPr>
+          <w:rFonts w:ascii="Times New Roman" w:eastAsia="Times New Roman" w:hAnsi="Times New Roman" w:cs="Times New Roman"/>
+          <w:kern w:val="0"/>
+          <w:sz w:val="24"/>
+          <w:szCs w:val="24"/>
+          <w14:ligatures w14:val="none"/>
+        </w:rPr>
+      </w:pPr>
+      <w:r>
+        <w:rPr>
+          <w:rFonts w:ascii="Times New Roman" w:eastAsia="Times New Roman" w:hAnsi="Times New Roman" w:cs="Times New Roman"/>
+          <w:kern w:val="0"/>
+          <w:sz w:val="24"/>
+          <w:szCs w:val="24"/>
+          <w14:ligatures w14:val="none"/>
+        </w:rPr>
+        <w:t>Use: Change the URL of an existing remote repository.</w:t>
+      </w:r>
+    </w:p>
+    <w:p>
+      <w:pPr>
+        <w:numPr>
+          <w:ilvl w:val="0"/>
+          <w:numId w:val="20"/>
+        </w:numPr>
+        <w:spacing w:before="100" w:beforeAutospacing="1" w:after="100" w:afterAutospacing="1" w:line="240" w:lineRule="auto"/>
+        <w:rPr>
+          <w:rFonts w:ascii="Times New Roman" w:eastAsia="Times New Roman" w:hAnsi="Times New Roman" w:cs="Times New Roman"/>
+          <w:kern w:val="0"/>
+          <w:sz w:val="24"/>
+          <w:szCs w:val="24"/>
+          <w14:ligatures w14:val="none"/>
+        </w:rPr>
+      </w:pPr>
+      <w:r>
+        <w:rPr>
+          <w:rFonts w:ascii="Times New Roman" w:eastAsia="Times New Roman" w:hAnsi="Times New Roman" w:cs="Times New Roman"/>
+          <w:kern w:val="0"/>
+          <w:sz w:val="24"/>
+          <w:szCs w:val="24"/>
+          <w14:ligatures w14:val="none"/>
+        </w:rPr>
+        <w:t>Syntax: git remote set-</w:t>
+      </w:r>
+      <w:proofErr w:type="spellStart"/>
+      <w:r>
+        <w:rPr>
+          <w:rFonts w:ascii="Times New Roman" w:eastAsia="Times New Roman" w:hAnsi="Times New Roman" w:cs="Times New Roman"/>
+          <w:kern w:val="0"/>
+          <w:sz w:val="24"/>
+          <w:szCs w:val="24"/>
+          <w14:ligatures w14:val="none"/>
+        </w:rPr>
+        <w:t>url</w:t>
+      </w:r>
+      <w:proofErr w:type="spellEnd"/>
+      <w:r>
+        <w:rPr>
+          <w:rFonts w:ascii="Times New Roman" w:eastAsia="Times New Roman" w:hAnsi="Times New Roman" w:cs="Times New Roman"/>
+          <w:kern w:val="0"/>
+          <w:sz w:val="24"/>
+          <w:szCs w:val="24"/>
+          <w14:ligatures w14:val="none"/>
+        </w:rPr>
+        <w:t xml:space="preserve"> origin &lt;</w:t>
+      </w:r>
+      <w:proofErr w:type="spellStart"/>
+      <w:r>
+        <w:rPr>
+          <w:rFonts w:ascii="Times New Roman" w:eastAsia="Times New Roman" w:hAnsi="Times New Roman" w:cs="Times New Roman"/>
+          <w:kern w:val="0"/>
+          <w:sz w:val="24"/>
+          <w:szCs w:val="24"/>
+          <w14:ligatures w14:val="none"/>
+        </w:rPr>
+        <w:t>new_remote_repository_url</w:t>
+      </w:r>
+      <w:proofErr w:type="spellEnd"/>
+      <w:r>
+        <w:rPr>
+          <w:rFonts w:ascii="Times New Roman" w:eastAsia="Times New Roman" w:hAnsi="Times New Roman" w:cs="Times New Roman"/>
+          <w:kern w:val="0"/>
+          <w:sz w:val="24"/>
+          <w:szCs w:val="24"/>
+          <w14:ligatures w14:val="none"/>
+        </w:rPr>
+        <w:t>&gt;</w:t>
+      </w:r>
+    </w:p>
+    <w:p>
+      <w:pPr>
+        <w:numPr>
+          <w:ilvl w:val="0"/>
+          <w:numId w:val="20"/>
+        </w:numPr>
+        <w:spacing w:before="100" w:beforeAutospacing="1" w:after="100" w:afterAutospacing="1" w:line="240" w:lineRule="auto"/>
+        <w:rPr>
+          <w:rFonts w:ascii="Times New Roman" w:eastAsia="Times New Roman" w:hAnsi="Times New Roman" w:cs="Times New Roman"/>
+          <w:kern w:val="0"/>
+          <w:sz w:val="24"/>
+          <w:szCs w:val="24"/>
+          <w14:ligatures w14:val="none"/>
+        </w:rPr>
+      </w:pPr>
+      <w:r>
+        <w:rPr>
+          <w:rFonts w:ascii="Times New Roman" w:eastAsia="Times New Roman" w:hAnsi="Times New Roman" w:cs="Times New Roman"/>
+          <w:kern w:val="0"/>
+          <w:sz w:val="24"/>
+          <w:szCs w:val="24"/>
+          <w14:ligatures w14:val="none"/>
+        </w:rPr>
+        <w:t>Example: git remote set-</w:t>
+      </w:r>
+      <w:proofErr w:type="spellStart"/>
+      <w:r>
+        <w:rPr>
+          <w:rFonts w:ascii="Times New Roman" w:eastAsia="Times New Roman" w:hAnsi="Times New Roman" w:cs="Times New Roman"/>
+          <w:kern w:val="0"/>
+          <w:sz w:val="24"/>
+          <w:szCs w:val="24"/>
+          <w14:ligatures w14:val="none"/>
+        </w:rPr>
+        <w:t>url</w:t>
+      </w:r>
+      <w:proofErr w:type="spellEnd"/>
+      <w:r>
+        <w:rPr>
+          <w:rFonts w:ascii="Times New Roman" w:eastAsia="Times New Roman" w:hAnsi="Times New Roman" w:cs="Times New Roman"/>
+          <w:kern w:val="0"/>
+          <w:sz w:val="24"/>
+          <w:szCs w:val="24"/>
+          <w14:ligatures w14:val="none"/>
+        </w:rPr>
+        <w:t xml:space="preserve"> origin </w:t>
+      </w:r>
+      <w:proofErr w:type="gramStart"/>
+      <w:r>
+        <w:rPr>
+          <w:rFonts w:ascii="Times New Roman" w:eastAsia="Times New Roman" w:hAnsi="Times New Roman" w:cs="Times New Roman"/>
+          <w:kern w:val="0"/>
+          <w:sz w:val="24"/>
+          <w:szCs w:val="24"/>
+          <w14:ligatures w14:val="none"/>
+        </w:rPr>
+        <w:t>git@github.com:desaisiddesh223/</w:t>
+      </w:r>
+      <w:proofErr w:type="spellStart"/>
+      <w:r>
+        <w:rPr>
+          <w:rFonts w:ascii="Times New Roman" w:eastAsia="Times New Roman" w:hAnsi="Times New Roman" w:cs="Times New Roman"/>
+          <w:kern w:val="0"/>
+          <w:sz w:val="24"/>
+          <w:szCs w:val="24"/>
+          <w14:ligatures w14:val="none"/>
+        </w:rPr>
+        <w:t>git_learning.git</w:t>
+      </w:r>
+      <w:proofErr w:type="spellEnd"/>
+      <w:proofErr w:type="gramEnd"/>
+    </w:p>
+    <w:p>
+      <w:pPr>
+        <w:spacing w:before="100" w:beforeAutospacing="1" w:after="100" w:afterAutospacing="1" w:line="240" w:lineRule="auto"/>
+        <w:rPr>
+          <w:rFonts w:ascii="Times New Roman" w:eastAsia="Times New Roman" w:hAnsi="Times New Roman" w:cs="Times New Roman"/>
+          <w:kern w:val="0"/>
+          <w:sz w:val="24"/>
+          <w:szCs w:val="24"/>
+          <w14:ligatures w14:val="none"/>
+        </w:rPr>
+      </w:pPr>
+      <w:r>
+        <w:rPr>
+          <w:rFonts w:ascii="Times New Roman" w:eastAsia="Times New Roman" w:hAnsi="Times New Roman" w:cs="Times New Roman"/>
+          <w:kern w:val="0"/>
+          <w:sz w:val="24"/>
+          <w:szCs w:val="24"/>
+          <w14:ligatures w14:val="none"/>
+        </w:rPr>
+        <w:lastRenderedPageBreak/>
+        <w:sym w:font="Times New Roman" w:char="F0B7"/>
+      </w:r>
+      <w:r>
+        <w:rPr>
+          <w:rFonts w:ascii="Times New Roman" w:eastAsia="Times New Roman" w:hAnsi="Times New Roman" w:cs="Times New Roman"/>
+          <w:kern w:val="0"/>
+          <w:sz w:val="24"/>
+          <w:szCs w:val="24"/>
+          <w14:ligatures w14:val="none"/>
+        </w:rPr>
+        <w:t xml:space="preserve">  </w:t>
+      </w:r>
+      <w:r>
+        <w:rPr>
+          <w:rFonts w:ascii="Times New Roman" w:eastAsia="Times New Roman" w:hAnsi="Times New Roman" w:cs="Times New Roman"/>
+          <w:b/>
+          <w:bCs/>
+          <w:kern w:val="0"/>
+          <w:sz w:val="24"/>
+          <w:szCs w:val="24"/>
+          <w14:ligatures w14:val="none"/>
+        </w:rPr>
+        <w:t>Check the remote repository configuration:</w:t>
+      </w:r>
+    </w:p>
+    <w:p>
+      <w:pPr>
+        <w:numPr>
+          <w:ilvl w:val="0"/>
+          <w:numId w:val="21"/>
+        </w:numPr>
+        <w:spacing w:before="100" w:beforeAutospacing="1" w:after="100" w:afterAutospacing="1" w:line="240" w:lineRule="auto"/>
+        <w:rPr>
+          <w:rFonts w:ascii="Times New Roman" w:eastAsia="Times New Roman" w:hAnsi="Times New Roman" w:cs="Times New Roman"/>
+          <w:kern w:val="0"/>
+          <w:sz w:val="24"/>
+          <w:szCs w:val="24"/>
+          <w14:ligatures w14:val="none"/>
+        </w:rPr>
+      </w:pPr>
+      <w:r>
+        <w:rPr>
+          <w:rFonts w:ascii="Times New Roman" w:eastAsia="Times New Roman" w:hAnsi="Times New Roman" w:cs="Times New Roman"/>
+          <w:kern w:val="0"/>
+          <w:sz w:val="24"/>
+          <w:szCs w:val="24"/>
+          <w14:ligatures w14:val="none"/>
+        </w:rPr>
+        <w:t>Use: Display the names of the remotes.</w:t>
+      </w:r>
+    </w:p>
+    <w:p>
+      <w:pPr>
+        <w:numPr>
+          <w:ilvl w:val="0"/>
+          <w:numId w:val="21"/>
+        </w:numPr>
+        <w:spacing w:before="100" w:beforeAutospacing="1" w:after="100" w:afterAutospacing="1" w:line="240" w:lineRule="auto"/>
+        <w:rPr>
+          <w:rFonts w:ascii="Times New Roman" w:eastAsia="Times New Roman" w:hAnsi="Times New Roman" w:cs="Times New Roman"/>
+          <w:kern w:val="0"/>
+          <w:sz w:val="24"/>
+          <w:szCs w:val="24"/>
+          <w14:ligatures w14:val="none"/>
+        </w:rPr>
+      </w:pPr>
+      <w:r>
+        <w:rPr>
+          <w:rFonts w:ascii="Times New Roman" w:eastAsia="Times New Roman" w:hAnsi="Times New Roman" w:cs="Times New Roman"/>
+          <w:kern w:val="0"/>
+          <w:sz w:val="24"/>
+          <w:szCs w:val="24"/>
+          <w14:ligatures w14:val="none"/>
+        </w:rPr>
+        <w:t>Syntax: git remote</w:t>
+      </w:r>
+    </w:p>
+    <w:p>
+      <w:pPr>
+        <w:numPr>
+          <w:ilvl w:val="0"/>
+          <w:numId w:val="21"/>
+        </w:numPr>
+        <w:spacing w:before="100" w:beforeAutospacing="1" w:after="100" w:afterAutospacing="1" w:line="240" w:lineRule="auto"/>
+        <w:rPr>
+          <w:rFonts w:ascii="Times New Roman" w:eastAsia="Times New Roman" w:hAnsi="Times New Roman" w:cs="Times New Roman"/>
+          <w:kern w:val="0"/>
+          <w:sz w:val="24"/>
+          <w:szCs w:val="24"/>
+          <w14:ligatures w14:val="none"/>
+        </w:rPr>
+      </w:pPr>
+      <w:r>
+        <w:rPr>
+          <w:rFonts w:ascii="Times New Roman" w:eastAsia="Times New Roman" w:hAnsi="Times New Roman" w:cs="Times New Roman"/>
+          <w:kern w:val="0"/>
+          <w:sz w:val="24"/>
+          <w:szCs w:val="24"/>
+          <w14:ligatures w14:val="none"/>
+        </w:rPr>
+        <w:t>Example: git remote</w:t>
+      </w:r>
+    </w:p>
+    <w:p>
+      <w:pPr>
+        <w:spacing w:before="100" w:beforeAutospacing="1" w:after="100" w:afterAutospacing="1" w:line="240" w:lineRule="auto"/>
+        <w:rPr>
+          <w:rFonts w:ascii="Times New Roman" w:eastAsia="Times New Roman" w:hAnsi="Times New Roman" w:cs="Times New Roman"/>
+          <w:kern w:val="0"/>
+          <w:sz w:val="24"/>
+          <w:szCs w:val="24"/>
+          <w14:ligatures w14:val="none"/>
+        </w:rPr>
+      </w:pPr>
+      <w:r>
+        <w:rPr>
+          <w:rFonts w:ascii="Times New Roman" w:eastAsia="Times New Roman" w:hAnsi="Times New Roman" w:cs="Times New Roman"/>
+          <w:kern w:val="0"/>
+          <w:sz w:val="24"/>
+          <w:szCs w:val="24"/>
+          <w14:ligatures w14:val="none"/>
+        </w:rPr>
+        <w:sym w:font="Times New Roman" w:char="F0B7"/>
+      </w:r>
+      <w:r>
+        <w:rPr>
+          <w:rFonts w:ascii="Times New Roman" w:eastAsia="Times New Roman" w:hAnsi="Times New Roman" w:cs="Times New Roman"/>
+          <w:kern w:val="0"/>
+          <w:sz w:val="24"/>
+          <w:szCs w:val="24"/>
+          <w14:ligatures w14:val="none"/>
+        </w:rPr>
+        <w:t xml:space="preserve">  </w:t>
+      </w:r>
+      <w:r>
+        <w:rPr>
+          <w:rFonts w:ascii="Times New Roman" w:eastAsia="Times New Roman" w:hAnsi="Times New Roman" w:cs="Times New Roman"/>
+          <w:b/>
+          <w:bCs/>
+          <w:kern w:val="0"/>
+          <w:sz w:val="24"/>
+          <w:szCs w:val="24"/>
+          <w14:ligatures w14:val="none"/>
+        </w:rPr>
+        <w:t>Push changes to the master branch in the remote repository:</w:t>
+      </w:r>
+    </w:p>
+    <w:p>
+      <w:pPr>
+        <w:numPr>
+          <w:ilvl w:val="0"/>
+          <w:numId w:val="22"/>
+        </w:numPr>
+        <w:spacing w:before="100" w:beforeAutospacing="1" w:after="100" w:afterAutospacing="1" w:line="240" w:lineRule="auto"/>
+        <w:rPr>
+          <w:rFonts w:ascii="Times New Roman" w:eastAsia="Times New Roman" w:hAnsi="Times New Roman" w:cs="Times New Roman"/>
+          <w:kern w:val="0"/>
+          <w:sz w:val="24"/>
+          <w:szCs w:val="24"/>
+          <w14:ligatures w14:val="none"/>
+        </w:rPr>
+      </w:pPr>
+      <w:r>
+        <w:rPr>
+          <w:rFonts w:ascii="Times New Roman" w:eastAsia="Times New Roman" w:hAnsi="Times New Roman" w:cs="Times New Roman"/>
+          <w:kern w:val="0"/>
+          <w:sz w:val="24"/>
+          <w:szCs w:val="24"/>
+          <w14:ligatures w14:val="none"/>
+        </w:rPr>
+        <w:t>Use: Push local changes to the remote master branch.</w:t>
+      </w:r>
+    </w:p>
+    <w:p>
+      <w:pPr>
+        <w:numPr>
+          <w:ilvl w:val="0"/>
+          <w:numId w:val="22"/>
+        </w:numPr>
+        <w:spacing w:before="100" w:beforeAutospacing="1" w:after="100" w:afterAutospacing="1" w:line="240" w:lineRule="auto"/>
+        <w:rPr>
+          <w:rFonts w:ascii="Times New Roman" w:eastAsia="Times New Roman" w:hAnsi="Times New Roman" w:cs="Times New Roman"/>
+          <w:kern w:val="0"/>
+          <w:sz w:val="24"/>
+          <w:szCs w:val="24"/>
+          <w14:ligatures w14:val="none"/>
+        </w:rPr>
+      </w:pPr>
+      <w:r>
+        <w:rPr>
+          <w:rFonts w:ascii="Times New Roman" w:eastAsia="Times New Roman" w:hAnsi="Times New Roman" w:cs="Times New Roman"/>
+          <w:kern w:val="0"/>
+          <w:sz w:val="24"/>
+          <w:szCs w:val="24"/>
+          <w14:ligatures w14:val="none"/>
+        </w:rPr>
+        <w:t>Syntax: git push -u origin &lt;</w:t>
+      </w:r>
+      <w:proofErr w:type="spellStart"/>
+      <w:r>
+        <w:rPr>
+          <w:rFonts w:ascii="Times New Roman" w:eastAsia="Times New Roman" w:hAnsi="Times New Roman" w:cs="Times New Roman"/>
+          <w:kern w:val="0"/>
+          <w:sz w:val="24"/>
+          <w:szCs w:val="24"/>
+          <w14:ligatures w14:val="none"/>
+        </w:rPr>
+        <w:t>branch_name</w:t>
+      </w:r>
+      <w:proofErr w:type="spellEnd"/>
+      <w:r>
+        <w:rPr>
+          <w:rFonts w:ascii="Times New Roman" w:eastAsia="Times New Roman" w:hAnsi="Times New Roman" w:cs="Times New Roman"/>
+          <w:kern w:val="0"/>
+          <w:sz w:val="24"/>
+          <w:szCs w:val="24"/>
+          <w14:ligatures w14:val="none"/>
+        </w:rPr>
+        <w:t>&gt;</w:t>
+      </w:r>
+    </w:p>
+    <w:p>
+      <w:pPr>
+        <w:numPr>
+          <w:ilvl w:val="0"/>
+          <w:numId w:val="22"/>
+        </w:numPr>
+        <w:spacing w:before="100" w:beforeAutospacing="1" w:after="100" w:afterAutospacing="1" w:line="240" w:lineRule="auto"/>
+        <w:rPr>
+          <w:rFonts w:ascii="Times New Roman" w:eastAsia="Times New Roman" w:hAnsi="Times New Roman" w:cs="Times New Roman"/>
+          <w:kern w:val="0"/>
+          <w:sz w:val="24"/>
+          <w:szCs w:val="24"/>
+          <w14:ligatures w14:val="none"/>
+        </w:rPr>
+      </w:pPr>
+      <w:r>
+        <w:rPr>
+          <w:rFonts w:ascii="Times New Roman" w:eastAsia="Times New Roman" w:hAnsi="Times New Roman" w:cs="Times New Roman"/>
+          <w:kern w:val="0"/>
+          <w:sz w:val="24"/>
+          <w:szCs w:val="24"/>
+          <w14:ligatures w14:val="none"/>
+        </w:rPr>
+        <w:t>Example: git push -u origin master</w:t>
+      </w:r>
+    </w:p>
+    <w:p>
+      <w:pPr>
+        <w:spacing w:before="100" w:beforeAutospacing="1" w:after="100" w:afterAutospacing="1" w:line="240" w:lineRule="auto"/>
+        <w:rPr>
+          <w:rFonts w:ascii="Times New Roman" w:eastAsia="Times New Roman" w:hAnsi="Times New Roman" w:cs="Times New Roman"/>
+          <w:kern w:val="0"/>
+          <w:sz w:val="24"/>
+          <w:szCs w:val="24"/>
+          <w14:ligatures w14:val="none"/>
+        </w:rPr>
+      </w:pPr>
+      <w:r>
+        <w:rPr>
+          <w:rFonts w:ascii="Times New Roman" w:eastAsia="Times New Roman" w:hAnsi="Times New Roman" w:cs="Times New Roman"/>
+          <w:kern w:val="0"/>
+          <w:sz w:val="24"/>
+          <w:szCs w:val="24"/>
+          <w14:ligatures w14:val="none"/>
+        </w:rPr>
+        <w:sym w:font="Times New Roman" w:char="F0B7"/>
+      </w:r>
+      <w:r>
+        <w:rPr>
+          <w:rFonts w:ascii="Times New Roman" w:eastAsia="Times New Roman" w:hAnsi="Times New Roman" w:cs="Times New Roman"/>
+          <w:kern w:val="0"/>
+          <w:sz w:val="24"/>
+          <w:szCs w:val="24"/>
+          <w14:ligatures w14:val="none"/>
+        </w:rPr>
+        <w:t xml:space="preserve">  </w:t>
+      </w:r>
+      <w:r>
+        <w:rPr>
+          <w:rFonts w:ascii="Times New Roman" w:eastAsia="Times New Roman" w:hAnsi="Times New Roman" w:cs="Times New Roman"/>
+          <w:b/>
+          <w:bCs/>
+          <w:kern w:val="0"/>
+          <w:sz w:val="24"/>
+          <w:szCs w:val="24"/>
+          <w14:ligatures w14:val="none"/>
+        </w:rPr>
+        <w:t>Push changes to the feature1 branch in the remote repository:</w:t>
+      </w:r>
+    </w:p>
+    <w:p>
+      <w:pPr>
+        <w:numPr>
+          <w:ilvl w:val="0"/>
+          <w:numId w:val="23"/>
+        </w:numPr>
+        <w:spacing w:before="100" w:beforeAutospacing="1" w:after="100" w:afterAutospacing="1" w:line="240" w:lineRule="auto"/>
+        <w:rPr>
+          <w:rFonts w:ascii="Times New Roman" w:eastAsia="Times New Roman" w:hAnsi="Times New Roman" w:cs="Times New Roman"/>
+          <w:kern w:val="0"/>
+          <w:sz w:val="24"/>
+          <w:szCs w:val="24"/>
+          <w14:ligatures w14:val="none"/>
+        </w:rPr>
+      </w:pPr>
+      <w:r>
+        <w:rPr>
+          <w:rFonts w:ascii="Times New Roman" w:eastAsia="Times New Roman" w:hAnsi="Times New Roman" w:cs="Times New Roman"/>
+          <w:kern w:val="0"/>
+          <w:sz w:val="24"/>
+          <w:szCs w:val="24"/>
+          <w14:ligatures w14:val="none"/>
+        </w:rPr>
+        <w:t>Use: Push local changes to the remote feature1 branch.</w:t>
+      </w:r>
+    </w:p>
+    <w:p>
+      <w:pPr>
+        <w:numPr>
+          <w:ilvl w:val="0"/>
+          <w:numId w:val="23"/>
+        </w:numPr>
+        <w:spacing w:before="100" w:beforeAutospacing="1" w:after="100" w:afterAutospacing="1" w:line="240" w:lineRule="auto"/>
+        <w:rPr>
+          <w:rFonts w:ascii="Times New Roman" w:eastAsia="Times New Roman" w:hAnsi="Times New Roman" w:cs="Times New Roman"/>
+          <w:kern w:val="0"/>
+          <w:sz w:val="24"/>
+          <w:szCs w:val="24"/>
+          <w14:ligatures w14:val="none"/>
+        </w:rPr>
+      </w:pPr>
+      <w:r>
+        <w:rPr>
+          <w:rFonts w:ascii="Times New Roman" w:eastAsia="Times New Roman" w:hAnsi="Times New Roman" w:cs="Times New Roman"/>
+          <w:kern w:val="0"/>
+          <w:sz w:val="24"/>
+          <w:szCs w:val="24"/>
+          <w14:ligatures w14:val="none"/>
+        </w:rPr>
+        <w:t>Syntax: git push -u origin &lt;</w:t>
+      </w:r>
+      <w:proofErr w:type="spellStart"/>
+      <w:r>
+        <w:rPr>
+          <w:rFonts w:ascii="Times New Roman" w:eastAsia="Times New Roman" w:hAnsi="Times New Roman" w:cs="Times New Roman"/>
+          <w:kern w:val="0"/>
+          <w:sz w:val="24"/>
+          <w:szCs w:val="24"/>
+          <w14:ligatures w14:val="none"/>
+        </w:rPr>
+        <w:t>branch_name</w:t>
+      </w:r>
+      <w:proofErr w:type="spellEnd"/>
+      <w:r>
+        <w:rPr>
+          <w:rFonts w:ascii="Times New Roman" w:eastAsia="Times New Roman" w:hAnsi="Times New Roman" w:cs="Times New Roman"/>
+          <w:kern w:val="0"/>
+          <w:sz w:val="24"/>
+          <w:szCs w:val="24"/>
+          <w14:ligatures w14:val="none"/>
+        </w:rPr>
+        <w:t>&gt;</w:t>
+      </w:r>
+    </w:p>
+    <w:p>
+      <w:pPr>
+        <w:numPr>
+          <w:ilvl w:val="0"/>
+          <w:numId w:val="23"/>
+        </w:numPr>
+        <w:spacing w:before="100" w:beforeAutospacing="1" w:after="100" w:afterAutospacing="1" w:line="240" w:lineRule="auto"/>
+        <w:rPr>
+          <w:rFonts w:ascii="Times New Roman" w:eastAsia="Times New Roman" w:hAnsi="Times New Roman" w:cs="Times New Roman"/>
+          <w:kern w:val="0"/>
+          <w:sz w:val="24"/>
+          <w:szCs w:val="24"/>
+          <w14:ligatures w14:val="none"/>
+        </w:rPr>
+      </w:pPr>
+      <w:r>
+        <w:rPr>
+          <w:rFonts w:ascii="Times New Roman" w:eastAsia="Times New Roman" w:hAnsi="Times New Roman" w:cs="Times New Roman"/>
+          <w:kern w:val="0"/>
+          <w:sz w:val="24"/>
+          <w:szCs w:val="24"/>
+          <w14:ligatures w14:val="none"/>
+        </w:rPr>
+        <w:t>Example: git push -u origin feature1</w:t>
+      </w:r>
     </w:p>
     <w:p>
       <w:pPr>
@@ -19000,6 +21723,453 @@
 <file path=word/numbering.xml><?xml version="1.0" encoding="utf-8"?>
 <w:numbering xmlns:wpc="http://schemas.microsoft.com/office/word/2010/wordprocessingCanvas" xmlns:cx="http://schemas.microsoft.com/office/drawing/2014/chartex" xmlns:cx1="http://schemas.microsoft.com/office/drawing/2015/9/8/chartex" xmlns:cx2="http://schemas.microsoft.com/office/drawing/2015/10/21/chartex" xmlns:cx3="http://schemas.microsoft.com/office/drawing/2016/5/9/chartex" xmlns:cx4="http://schemas.microsoft.com/office/drawing/2016/5/10/chartex" xmlns:cx5="http://schemas.microsoft.com/office/drawing/2016/5/11/chartex" xmlns:cx6="http://schemas.microsoft.com/office/drawing/2016/5/12/chartex" xmlns:cx7="http://schemas.microsoft.com/office/drawing/2016/5/13/chartex" xmlns:cx8="http://schemas.microsoft.com/office/drawing/2016/5/14/chartex" xmlns:mc="http://schemas.openxmlformats.org/markup-compatibility/2006" xmlns:aink="http://schemas.microsoft.com/office/drawing/2016/ink" xmlns:am3d="http://schemas.microsoft.com/office/drawing/2017/model3d" xmlns:o="urn:schemas-microsoft-com:office:office" xmlns:oel="http://schemas.microsoft.com/office/2019/extlst" xmlns:r="http://schemas.openxmlformats.org/officeDocument/2006/relationships" xmlns:m="http://schemas.openxmlformats.org/officeDocument/2006/math" xmlns:v="urn:schemas-microsoft-com:vml" xmlns:wp14="http://schemas.microsoft.com/office/word/2010/wordprocessingDrawing" xmlns:wp="http://schemas.openxmlformats.org/drawingml/2006/wordprocessingDrawing" xmlns:w10="urn:schemas-microsoft-com:office:word" xmlns:w="http://schemas.openxmlformats.org/wordprocessingml/2006/main" xmlns:w14="http://schemas.microsoft.com/office/word/2010/wordml" xmlns:w15="http://schemas.microsoft.com/office/word/2012/wordml" xmlns:w16cex="http://schemas.microsoft.com/office/word/2018/wordml/cex" xmlns:w16cid="http://schemas.microsoft.com/office/word/2016/wordml/cid" xmlns:w16="http://schemas.microsoft.com/office/word/2018/wordml" xmlns:w16du="http://schemas.microsoft.com/office/word/2023/wordml/word16du" xmlns:w16sdtdh="http://schemas.microsoft.com/office/word/2020/wordml/sdtdatahash" xmlns:w16se="http://schemas.microsoft.com/office/word/2015/wordml/symex" xmlns:wpg="http://schemas.microsoft.com/office/word/2010/wordprocessingGroup" xmlns:wpi="http://schemas.microsoft.com/office/word/2010/wordprocessingInk" xmlns:wne="http://schemas.microsoft.com/office/word/2006/wordml" xmlns:wps="http://schemas.microsoft.com/office/word/2010/wordprocessingShape" mc:Ignorable="w14 w15 w16se w16cid w16 w16cex w16sdtdh w16du wp14">
   <w:abstractNum w:abstractNumId="0" w15:restartNumberingAfterBreak="0">
+    <w:nsid w:val="0B932B76"/>
+    <w:multiLevelType w:val="multilevel"/>
+    <w:tmpl w:val="3726061A"/>
+    <w:lvl w:ilvl="0">
+      <w:start w:val="1"/>
+      <w:numFmt w:val="bullet"/>
+      <w:lvlText w:val=""/>
+      <w:lvlJc w:val="left"/>
+      <w:pPr>
+        <w:tabs>
+          <w:tab w:val="num" w:pos="720"/>
+        </w:tabs>
+        <w:ind w:left="720" w:hanging="360"/>
+      </w:pPr>
+      <w:rPr>
+        <w:rFonts w:ascii="Symbol" w:hAnsi="Symbol" w:hint="default"/>
+        <w:sz w:val="20"/>
+      </w:rPr>
+    </w:lvl>
+    <w:lvl w:ilvl="1">
+      <w:start w:val="1"/>
+      <w:numFmt w:val="bullet"/>
+      <w:lvlText w:val="o"/>
+      <w:lvlJc w:val="left"/>
+      <w:pPr>
+        <w:tabs>
+          <w:tab w:val="num" w:pos="1440"/>
+        </w:tabs>
+        <w:ind w:left="1440" w:hanging="360"/>
+      </w:pPr>
+      <w:rPr>
+        <w:rFonts w:ascii="Courier New" w:hAnsi="Courier New" w:cs="Times New Roman" w:hint="default"/>
+        <w:sz w:val="20"/>
+      </w:rPr>
+    </w:lvl>
+    <w:lvl w:ilvl="2">
+      <w:start w:val="1"/>
+      <w:numFmt w:val="bullet"/>
+      <w:lvlText w:val=""/>
+      <w:lvlJc w:val="left"/>
+      <w:pPr>
+        <w:tabs>
+          <w:tab w:val="num" w:pos="2160"/>
+        </w:tabs>
+        <w:ind w:left="2160" w:hanging="360"/>
+      </w:pPr>
+      <w:rPr>
+        <w:rFonts w:ascii="Wingdings" w:hAnsi="Wingdings" w:hint="default"/>
+        <w:sz w:val="20"/>
+      </w:rPr>
+    </w:lvl>
+    <w:lvl w:ilvl="3">
+      <w:start w:val="1"/>
+      <w:numFmt w:val="bullet"/>
+      <w:lvlText w:val=""/>
+      <w:lvlJc w:val="left"/>
+      <w:pPr>
+        <w:tabs>
+          <w:tab w:val="num" w:pos="2880"/>
+        </w:tabs>
+        <w:ind w:left="2880" w:hanging="360"/>
+      </w:pPr>
+      <w:rPr>
+        <w:rFonts w:ascii="Wingdings" w:hAnsi="Wingdings" w:hint="default"/>
+        <w:sz w:val="20"/>
+      </w:rPr>
+    </w:lvl>
+    <w:lvl w:ilvl="4">
+      <w:start w:val="1"/>
+      <w:numFmt w:val="bullet"/>
+      <w:lvlText w:val=""/>
+      <w:lvlJc w:val="left"/>
+      <w:pPr>
+        <w:tabs>
+          <w:tab w:val="num" w:pos="3600"/>
+        </w:tabs>
+        <w:ind w:left="3600" w:hanging="360"/>
+      </w:pPr>
+      <w:rPr>
+        <w:rFonts w:ascii="Wingdings" w:hAnsi="Wingdings" w:hint="default"/>
+        <w:sz w:val="20"/>
+      </w:rPr>
+    </w:lvl>
+    <w:lvl w:ilvl="5">
+      <w:start w:val="1"/>
+      <w:numFmt w:val="bullet"/>
+      <w:lvlText w:val=""/>
+      <w:lvlJc w:val="left"/>
+      <w:pPr>
+        <w:tabs>
+          <w:tab w:val="num" w:pos="4320"/>
+        </w:tabs>
+        <w:ind w:left="4320" w:hanging="360"/>
+      </w:pPr>
+      <w:rPr>
+        <w:rFonts w:ascii="Wingdings" w:hAnsi="Wingdings" w:hint="default"/>
+        <w:sz w:val="20"/>
+      </w:rPr>
+    </w:lvl>
+    <w:lvl w:ilvl="6">
+      <w:start w:val="1"/>
+      <w:numFmt w:val="bullet"/>
+      <w:lvlText w:val=""/>
+      <w:lvlJc w:val="left"/>
+      <w:pPr>
+        <w:tabs>
+          <w:tab w:val="num" w:pos="5040"/>
+        </w:tabs>
+        <w:ind w:left="5040" w:hanging="360"/>
+      </w:pPr>
+      <w:rPr>
+        <w:rFonts w:ascii="Wingdings" w:hAnsi="Wingdings" w:hint="default"/>
+        <w:sz w:val="20"/>
+      </w:rPr>
+    </w:lvl>
+    <w:lvl w:ilvl="7">
+      <w:start w:val="1"/>
+      <w:numFmt w:val="bullet"/>
+      <w:lvlText w:val=""/>
+      <w:lvlJc w:val="left"/>
+      <w:pPr>
+        <w:tabs>
+          <w:tab w:val="num" w:pos="5760"/>
+        </w:tabs>
+        <w:ind w:left="5760" w:hanging="360"/>
+      </w:pPr>
+      <w:rPr>
+        <w:rFonts w:ascii="Wingdings" w:hAnsi="Wingdings" w:hint="default"/>
+        <w:sz w:val="20"/>
+      </w:rPr>
+    </w:lvl>
+    <w:lvl w:ilvl="8">
+      <w:start w:val="1"/>
+      <w:numFmt w:val="bullet"/>
+      <w:lvlText w:val=""/>
+      <w:lvlJc w:val="left"/>
+      <w:pPr>
+        <w:tabs>
+          <w:tab w:val="num" w:pos="6480"/>
+        </w:tabs>
+        <w:ind w:left="6480" w:hanging="360"/>
+      </w:pPr>
+      <w:rPr>
+        <w:rFonts w:ascii="Wingdings" w:hAnsi="Wingdings" w:hint="default"/>
+        <w:sz w:val="20"/>
+      </w:rPr>
+    </w:lvl>
+  </w:abstractNum>
+  <w:abstractNum w:abstractNumId="1" w15:restartNumberingAfterBreak="0">
+    <w:nsid w:val="0BEE49E7"/>
+    <w:multiLevelType w:val="multilevel"/>
+    <w:tmpl w:val="E348BD68"/>
+    <w:lvl w:ilvl="0">
+      <w:start w:val="1"/>
+      <w:numFmt w:val="bullet"/>
+      <w:lvlText w:val=""/>
+      <w:lvlJc w:val="left"/>
+      <w:pPr>
+        <w:tabs>
+          <w:tab w:val="num" w:pos="720"/>
+        </w:tabs>
+        <w:ind w:left="720" w:hanging="360"/>
+      </w:pPr>
+      <w:rPr>
+        <w:rFonts w:ascii="Symbol" w:hAnsi="Symbol" w:hint="default"/>
+        <w:sz w:val="20"/>
+      </w:rPr>
+    </w:lvl>
+    <w:lvl w:ilvl="1">
+      <w:start w:val="1"/>
+      <w:numFmt w:val="bullet"/>
+      <w:lvlText w:val="o"/>
+      <w:lvlJc w:val="left"/>
+      <w:pPr>
+        <w:tabs>
+          <w:tab w:val="num" w:pos="1440"/>
+        </w:tabs>
+        <w:ind w:left="1440" w:hanging="360"/>
+      </w:pPr>
+      <w:rPr>
+        <w:rFonts w:ascii="Courier New" w:hAnsi="Courier New" w:cs="Times New Roman" w:hint="default"/>
+        <w:sz w:val="20"/>
+      </w:rPr>
+    </w:lvl>
+    <w:lvl w:ilvl="2">
+      <w:start w:val="1"/>
+      <w:numFmt w:val="bullet"/>
+      <w:lvlText w:val=""/>
+      <w:lvlJc w:val="left"/>
+      <w:pPr>
+        <w:tabs>
+          <w:tab w:val="num" w:pos="2160"/>
+        </w:tabs>
+        <w:ind w:left="2160" w:hanging="360"/>
+      </w:pPr>
+      <w:rPr>
+        <w:rFonts w:ascii="Wingdings" w:hAnsi="Wingdings" w:hint="default"/>
+        <w:sz w:val="20"/>
+      </w:rPr>
+    </w:lvl>
+    <w:lvl w:ilvl="3">
+      <w:start w:val="1"/>
+      <w:numFmt w:val="bullet"/>
+      <w:lvlText w:val=""/>
+      <w:lvlJc w:val="left"/>
+      <w:pPr>
+        <w:tabs>
+          <w:tab w:val="num" w:pos="2880"/>
+        </w:tabs>
+        <w:ind w:left="2880" w:hanging="360"/>
+      </w:pPr>
+      <w:rPr>
+        <w:rFonts w:ascii="Wingdings" w:hAnsi="Wingdings" w:hint="default"/>
+        <w:sz w:val="20"/>
+      </w:rPr>
+    </w:lvl>
+    <w:lvl w:ilvl="4">
+      <w:start w:val="1"/>
+      <w:numFmt w:val="bullet"/>
+      <w:lvlText w:val=""/>
+      <w:lvlJc w:val="left"/>
+      <w:pPr>
+        <w:tabs>
+          <w:tab w:val="num" w:pos="3600"/>
+        </w:tabs>
+        <w:ind w:left="3600" w:hanging="360"/>
+      </w:pPr>
+      <w:rPr>
+        <w:rFonts w:ascii="Wingdings" w:hAnsi="Wingdings" w:hint="default"/>
+        <w:sz w:val="20"/>
+      </w:rPr>
+    </w:lvl>
+    <w:lvl w:ilvl="5">
+      <w:start w:val="1"/>
+      <w:numFmt w:val="bullet"/>
+      <w:lvlText w:val=""/>
+      <w:lvlJc w:val="left"/>
+      <w:pPr>
+        <w:tabs>
+          <w:tab w:val="num" w:pos="4320"/>
+        </w:tabs>
+        <w:ind w:left="4320" w:hanging="360"/>
+      </w:pPr>
+      <w:rPr>
+        <w:rFonts w:ascii="Wingdings" w:hAnsi="Wingdings" w:hint="default"/>
+        <w:sz w:val="20"/>
+      </w:rPr>
+    </w:lvl>
+    <w:lvl w:ilvl="6">
+      <w:start w:val="1"/>
+      <w:numFmt w:val="bullet"/>
+      <w:lvlText w:val=""/>
+      <w:lvlJc w:val="left"/>
+      <w:pPr>
+        <w:tabs>
+          <w:tab w:val="num" w:pos="5040"/>
+        </w:tabs>
+        <w:ind w:left="5040" w:hanging="360"/>
+      </w:pPr>
+      <w:rPr>
+        <w:rFonts w:ascii="Wingdings" w:hAnsi="Wingdings" w:hint="default"/>
+        <w:sz w:val="20"/>
+      </w:rPr>
+    </w:lvl>
+    <w:lvl w:ilvl="7">
+      <w:start w:val="1"/>
+      <w:numFmt w:val="bullet"/>
+      <w:lvlText w:val=""/>
+      <w:lvlJc w:val="left"/>
+      <w:pPr>
+        <w:tabs>
+          <w:tab w:val="num" w:pos="5760"/>
+        </w:tabs>
+        <w:ind w:left="5760" w:hanging="360"/>
+      </w:pPr>
+      <w:rPr>
+        <w:rFonts w:ascii="Wingdings" w:hAnsi="Wingdings" w:hint="default"/>
+        <w:sz w:val="20"/>
+      </w:rPr>
+    </w:lvl>
+    <w:lvl w:ilvl="8">
+      <w:start w:val="1"/>
+      <w:numFmt w:val="bullet"/>
+      <w:lvlText w:val=""/>
+      <w:lvlJc w:val="left"/>
+      <w:pPr>
+        <w:tabs>
+          <w:tab w:val="num" w:pos="6480"/>
+        </w:tabs>
+        <w:ind w:left="6480" w:hanging="360"/>
+      </w:pPr>
+      <w:rPr>
+        <w:rFonts w:ascii="Wingdings" w:hAnsi="Wingdings" w:hint="default"/>
+        <w:sz w:val="20"/>
+      </w:rPr>
+    </w:lvl>
+  </w:abstractNum>
+  <w:abstractNum w:abstractNumId="2" w15:restartNumberingAfterBreak="0">
+    <w:nsid w:val="0E994203"/>
+    <w:multiLevelType w:val="multilevel"/>
+    <w:tmpl w:val="6F58E9C2"/>
+    <w:lvl w:ilvl="0">
+      <w:start w:val="1"/>
+      <w:numFmt w:val="bullet"/>
+      <w:lvlText w:val=""/>
+      <w:lvlJc w:val="left"/>
+      <w:pPr>
+        <w:tabs>
+          <w:tab w:val="num" w:pos="720"/>
+        </w:tabs>
+        <w:ind w:left="720" w:hanging="360"/>
+      </w:pPr>
+      <w:rPr>
+        <w:rFonts w:ascii="Symbol" w:hAnsi="Symbol" w:hint="default"/>
+        <w:sz w:val="20"/>
+      </w:rPr>
+    </w:lvl>
+    <w:lvl w:ilvl="1">
+      <w:start w:val="1"/>
+      <w:numFmt w:val="bullet"/>
+      <w:lvlText w:val="o"/>
+      <w:lvlJc w:val="left"/>
+      <w:pPr>
+        <w:tabs>
+          <w:tab w:val="num" w:pos="1440"/>
+        </w:tabs>
+        <w:ind w:left="1440" w:hanging="360"/>
+      </w:pPr>
+      <w:rPr>
+        <w:rFonts w:ascii="Courier New" w:hAnsi="Courier New" w:cs="Times New Roman" w:hint="default"/>
+        <w:sz w:val="20"/>
+      </w:rPr>
+    </w:lvl>
+    <w:lvl w:ilvl="2">
+      <w:start w:val="1"/>
+      <w:numFmt w:val="bullet"/>
+      <w:lvlText w:val=""/>
+      <w:lvlJc w:val="left"/>
+      <w:pPr>
+        <w:tabs>
+          <w:tab w:val="num" w:pos="2160"/>
+        </w:tabs>
+        <w:ind w:left="2160" w:hanging="360"/>
+      </w:pPr>
+      <w:rPr>
+        <w:rFonts w:ascii="Wingdings" w:hAnsi="Wingdings" w:hint="default"/>
+        <w:sz w:val="20"/>
+      </w:rPr>
+    </w:lvl>
+    <w:lvl w:ilvl="3">
+      <w:start w:val="1"/>
+      <w:numFmt w:val="bullet"/>
+      <w:lvlText w:val=""/>
+      <w:lvlJc w:val="left"/>
+      <w:pPr>
+        <w:tabs>
+          <w:tab w:val="num" w:pos="2880"/>
+        </w:tabs>
+        <w:ind w:left="2880" w:hanging="360"/>
+      </w:pPr>
+      <w:rPr>
+        <w:rFonts w:ascii="Wingdings" w:hAnsi="Wingdings" w:hint="default"/>
+        <w:sz w:val="20"/>
+      </w:rPr>
+    </w:lvl>
+    <w:lvl w:ilvl="4">
+      <w:start w:val="1"/>
+      <w:numFmt w:val="bullet"/>
+      <w:lvlText w:val=""/>
+      <w:lvlJc w:val="left"/>
+      <w:pPr>
+        <w:tabs>
+          <w:tab w:val="num" w:pos="3600"/>
+        </w:tabs>
+        <w:ind w:left="3600" w:hanging="360"/>
+      </w:pPr>
+      <w:rPr>
+        <w:rFonts w:ascii="Wingdings" w:hAnsi="Wingdings" w:hint="default"/>
+        <w:sz w:val="20"/>
+      </w:rPr>
+    </w:lvl>
+    <w:lvl w:ilvl="5">
+      <w:start w:val="1"/>
+      <w:numFmt w:val="bullet"/>
+      <w:lvlText w:val=""/>
+      <w:lvlJc w:val="left"/>
+      <w:pPr>
+        <w:tabs>
+          <w:tab w:val="num" w:pos="4320"/>
+        </w:tabs>
+        <w:ind w:left="4320" w:hanging="360"/>
+      </w:pPr>
+      <w:rPr>
+        <w:rFonts w:ascii="Wingdings" w:hAnsi="Wingdings" w:hint="default"/>
+        <w:sz w:val="20"/>
+      </w:rPr>
+    </w:lvl>
+    <w:lvl w:ilvl="6">
+      <w:start w:val="1"/>
+      <w:numFmt w:val="bullet"/>
+      <w:lvlText w:val=""/>
+      <w:lvlJc w:val="left"/>
+      <w:pPr>
+        <w:tabs>
+          <w:tab w:val="num" w:pos="5040"/>
+        </w:tabs>
+        <w:ind w:left="5040" w:hanging="360"/>
+      </w:pPr>
+      <w:rPr>
+        <w:rFonts w:ascii="Wingdings" w:hAnsi="Wingdings" w:hint="default"/>
+        <w:sz w:val="20"/>
+      </w:rPr>
+    </w:lvl>
+    <w:lvl w:ilvl="7">
+      <w:start w:val="1"/>
+      <w:numFmt w:val="bullet"/>
+      <w:lvlText w:val=""/>
+      <w:lvlJc w:val="left"/>
+      <w:pPr>
+        <w:tabs>
+          <w:tab w:val="num" w:pos="5760"/>
+        </w:tabs>
+        <w:ind w:left="5760" w:hanging="360"/>
+      </w:pPr>
+      <w:rPr>
+        <w:rFonts w:ascii="Wingdings" w:hAnsi="Wingdings" w:hint="default"/>
+        <w:sz w:val="20"/>
+      </w:rPr>
+    </w:lvl>
+    <w:lvl w:ilvl="8">
+      <w:start w:val="1"/>
+      <w:numFmt w:val="bullet"/>
+      <w:lvlText w:val=""/>
+      <w:lvlJc w:val="left"/>
+      <w:pPr>
+        <w:tabs>
+          <w:tab w:val="num" w:pos="6480"/>
+        </w:tabs>
+        <w:ind w:left="6480" w:hanging="360"/>
+      </w:pPr>
+      <w:rPr>
+        <w:rFonts w:ascii="Wingdings" w:hAnsi="Wingdings" w:hint="default"/>
+        <w:sz w:val="20"/>
+      </w:rPr>
+    </w:lvl>
+  </w:abstractNum>
+  <w:abstractNum w:abstractNumId="3" w15:restartNumberingAfterBreak="0">
     <w:nsid w:val="10606AF2"/>
     <w:multiLevelType w:val="hybridMultilevel"/>
     <w:tmpl w:val="C25602B2"/>
@@ -19088,7 +22258,901 @@
       </w:pPr>
     </w:lvl>
   </w:abstractNum>
-  <w:abstractNum w:abstractNumId="1" w15:restartNumberingAfterBreak="0">
+  <w:abstractNum w:abstractNumId="4" w15:restartNumberingAfterBreak="0">
+    <w:nsid w:val="1D190B89"/>
+    <w:multiLevelType w:val="multilevel"/>
+    <w:tmpl w:val="7FF66934"/>
+    <w:lvl w:ilvl="0">
+      <w:start w:val="1"/>
+      <w:numFmt w:val="bullet"/>
+      <w:lvlText w:val=""/>
+      <w:lvlJc w:val="left"/>
+      <w:pPr>
+        <w:tabs>
+          <w:tab w:val="num" w:pos="720"/>
+        </w:tabs>
+        <w:ind w:left="720" w:hanging="360"/>
+      </w:pPr>
+      <w:rPr>
+        <w:rFonts w:ascii="Symbol" w:hAnsi="Symbol" w:hint="default"/>
+        <w:sz w:val="20"/>
+      </w:rPr>
+    </w:lvl>
+    <w:lvl w:ilvl="1">
+      <w:start w:val="1"/>
+      <w:numFmt w:val="bullet"/>
+      <w:lvlText w:val="o"/>
+      <w:lvlJc w:val="left"/>
+      <w:pPr>
+        <w:tabs>
+          <w:tab w:val="num" w:pos="1440"/>
+        </w:tabs>
+        <w:ind w:left="1440" w:hanging="360"/>
+      </w:pPr>
+      <w:rPr>
+        <w:rFonts w:ascii="Courier New" w:hAnsi="Courier New" w:cs="Times New Roman" w:hint="default"/>
+        <w:sz w:val="20"/>
+      </w:rPr>
+    </w:lvl>
+    <w:lvl w:ilvl="2">
+      <w:start w:val="1"/>
+      <w:numFmt w:val="bullet"/>
+      <w:lvlText w:val=""/>
+      <w:lvlJc w:val="left"/>
+      <w:pPr>
+        <w:tabs>
+          <w:tab w:val="num" w:pos="2160"/>
+        </w:tabs>
+        <w:ind w:left="2160" w:hanging="360"/>
+      </w:pPr>
+      <w:rPr>
+        <w:rFonts w:ascii="Wingdings" w:hAnsi="Wingdings" w:hint="default"/>
+        <w:sz w:val="20"/>
+      </w:rPr>
+    </w:lvl>
+    <w:lvl w:ilvl="3">
+      <w:start w:val="1"/>
+      <w:numFmt w:val="bullet"/>
+      <w:lvlText w:val=""/>
+      <w:lvlJc w:val="left"/>
+      <w:pPr>
+        <w:tabs>
+          <w:tab w:val="num" w:pos="2880"/>
+        </w:tabs>
+        <w:ind w:left="2880" w:hanging="360"/>
+      </w:pPr>
+      <w:rPr>
+        <w:rFonts w:ascii="Wingdings" w:hAnsi="Wingdings" w:hint="default"/>
+        <w:sz w:val="20"/>
+      </w:rPr>
+    </w:lvl>
+    <w:lvl w:ilvl="4">
+      <w:start w:val="1"/>
+      <w:numFmt w:val="bullet"/>
+      <w:lvlText w:val=""/>
+      <w:lvlJc w:val="left"/>
+      <w:pPr>
+        <w:tabs>
+          <w:tab w:val="num" w:pos="3600"/>
+        </w:tabs>
+        <w:ind w:left="3600" w:hanging="360"/>
+      </w:pPr>
+      <w:rPr>
+        <w:rFonts w:ascii="Wingdings" w:hAnsi="Wingdings" w:hint="default"/>
+        <w:sz w:val="20"/>
+      </w:rPr>
+    </w:lvl>
+    <w:lvl w:ilvl="5">
+      <w:start w:val="1"/>
+      <w:numFmt w:val="bullet"/>
+      <w:lvlText w:val=""/>
+      <w:lvlJc w:val="left"/>
+      <w:pPr>
+        <w:tabs>
+          <w:tab w:val="num" w:pos="4320"/>
+        </w:tabs>
+        <w:ind w:left="4320" w:hanging="360"/>
+      </w:pPr>
+      <w:rPr>
+        <w:rFonts w:ascii="Wingdings" w:hAnsi="Wingdings" w:hint="default"/>
+        <w:sz w:val="20"/>
+      </w:rPr>
+    </w:lvl>
+    <w:lvl w:ilvl="6">
+      <w:start w:val="1"/>
+      <w:numFmt w:val="bullet"/>
+      <w:lvlText w:val=""/>
+      <w:lvlJc w:val="left"/>
+      <w:pPr>
+        <w:tabs>
+          <w:tab w:val="num" w:pos="5040"/>
+        </w:tabs>
+        <w:ind w:left="5040" w:hanging="360"/>
+      </w:pPr>
+      <w:rPr>
+        <w:rFonts w:ascii="Wingdings" w:hAnsi="Wingdings" w:hint="default"/>
+        <w:sz w:val="20"/>
+      </w:rPr>
+    </w:lvl>
+    <w:lvl w:ilvl="7">
+      <w:start w:val="1"/>
+      <w:numFmt w:val="bullet"/>
+      <w:lvlText w:val=""/>
+      <w:lvlJc w:val="left"/>
+      <w:pPr>
+        <w:tabs>
+          <w:tab w:val="num" w:pos="5760"/>
+        </w:tabs>
+        <w:ind w:left="5760" w:hanging="360"/>
+      </w:pPr>
+      <w:rPr>
+        <w:rFonts w:ascii="Wingdings" w:hAnsi="Wingdings" w:hint="default"/>
+        <w:sz w:val="20"/>
+      </w:rPr>
+    </w:lvl>
+    <w:lvl w:ilvl="8">
+      <w:start w:val="1"/>
+      <w:numFmt w:val="bullet"/>
+      <w:lvlText w:val=""/>
+      <w:lvlJc w:val="left"/>
+      <w:pPr>
+        <w:tabs>
+          <w:tab w:val="num" w:pos="6480"/>
+        </w:tabs>
+        <w:ind w:left="6480" w:hanging="360"/>
+      </w:pPr>
+      <w:rPr>
+        <w:rFonts w:ascii="Wingdings" w:hAnsi="Wingdings" w:hint="default"/>
+        <w:sz w:val="20"/>
+      </w:rPr>
+    </w:lvl>
+  </w:abstractNum>
+  <w:abstractNum w:abstractNumId="5" w15:restartNumberingAfterBreak="0">
+    <w:nsid w:val="1FFD72A9"/>
+    <w:multiLevelType w:val="multilevel"/>
+    <w:tmpl w:val="407C2076"/>
+    <w:lvl w:ilvl="0">
+      <w:start w:val="1"/>
+      <w:numFmt w:val="bullet"/>
+      <w:lvlText w:val=""/>
+      <w:lvlJc w:val="left"/>
+      <w:pPr>
+        <w:tabs>
+          <w:tab w:val="num" w:pos="720"/>
+        </w:tabs>
+        <w:ind w:left="720" w:hanging="360"/>
+      </w:pPr>
+      <w:rPr>
+        <w:rFonts w:ascii="Symbol" w:hAnsi="Symbol" w:hint="default"/>
+        <w:sz w:val="20"/>
+      </w:rPr>
+    </w:lvl>
+    <w:lvl w:ilvl="1">
+      <w:start w:val="1"/>
+      <w:numFmt w:val="bullet"/>
+      <w:lvlText w:val="o"/>
+      <w:lvlJc w:val="left"/>
+      <w:pPr>
+        <w:tabs>
+          <w:tab w:val="num" w:pos="1440"/>
+        </w:tabs>
+        <w:ind w:left="1440" w:hanging="360"/>
+      </w:pPr>
+      <w:rPr>
+        <w:rFonts w:ascii="Courier New" w:hAnsi="Courier New" w:cs="Times New Roman" w:hint="default"/>
+        <w:sz w:val="20"/>
+      </w:rPr>
+    </w:lvl>
+    <w:lvl w:ilvl="2">
+      <w:start w:val="1"/>
+      <w:numFmt w:val="bullet"/>
+      <w:lvlText w:val=""/>
+      <w:lvlJc w:val="left"/>
+      <w:pPr>
+        <w:tabs>
+          <w:tab w:val="num" w:pos="2160"/>
+        </w:tabs>
+        <w:ind w:left="2160" w:hanging="360"/>
+      </w:pPr>
+      <w:rPr>
+        <w:rFonts w:ascii="Wingdings" w:hAnsi="Wingdings" w:hint="default"/>
+        <w:sz w:val="20"/>
+      </w:rPr>
+    </w:lvl>
+    <w:lvl w:ilvl="3">
+      <w:start w:val="1"/>
+      <w:numFmt w:val="bullet"/>
+      <w:lvlText w:val=""/>
+      <w:lvlJc w:val="left"/>
+      <w:pPr>
+        <w:tabs>
+          <w:tab w:val="num" w:pos="2880"/>
+        </w:tabs>
+        <w:ind w:left="2880" w:hanging="360"/>
+      </w:pPr>
+      <w:rPr>
+        <w:rFonts w:ascii="Wingdings" w:hAnsi="Wingdings" w:hint="default"/>
+        <w:sz w:val="20"/>
+      </w:rPr>
+    </w:lvl>
+    <w:lvl w:ilvl="4">
+      <w:start w:val="1"/>
+      <w:numFmt w:val="bullet"/>
+      <w:lvlText w:val=""/>
+      <w:lvlJc w:val="left"/>
+      <w:pPr>
+        <w:tabs>
+          <w:tab w:val="num" w:pos="3600"/>
+        </w:tabs>
+        <w:ind w:left="3600" w:hanging="360"/>
+      </w:pPr>
+      <w:rPr>
+        <w:rFonts w:ascii="Wingdings" w:hAnsi="Wingdings" w:hint="default"/>
+        <w:sz w:val="20"/>
+      </w:rPr>
+    </w:lvl>
+    <w:lvl w:ilvl="5">
+      <w:start w:val="1"/>
+      <w:numFmt w:val="bullet"/>
+      <w:lvlText w:val=""/>
+      <w:lvlJc w:val="left"/>
+      <w:pPr>
+        <w:tabs>
+          <w:tab w:val="num" w:pos="4320"/>
+        </w:tabs>
+        <w:ind w:left="4320" w:hanging="360"/>
+      </w:pPr>
+      <w:rPr>
+        <w:rFonts w:ascii="Wingdings" w:hAnsi="Wingdings" w:hint="default"/>
+        <w:sz w:val="20"/>
+      </w:rPr>
+    </w:lvl>
+    <w:lvl w:ilvl="6">
+      <w:start w:val="1"/>
+      <w:numFmt w:val="bullet"/>
+      <w:lvlText w:val=""/>
+      <w:lvlJc w:val="left"/>
+      <w:pPr>
+        <w:tabs>
+          <w:tab w:val="num" w:pos="5040"/>
+        </w:tabs>
+        <w:ind w:left="5040" w:hanging="360"/>
+      </w:pPr>
+      <w:rPr>
+        <w:rFonts w:ascii="Wingdings" w:hAnsi="Wingdings" w:hint="default"/>
+        <w:sz w:val="20"/>
+      </w:rPr>
+    </w:lvl>
+    <w:lvl w:ilvl="7">
+      <w:start w:val="1"/>
+      <w:numFmt w:val="bullet"/>
+      <w:lvlText w:val=""/>
+      <w:lvlJc w:val="left"/>
+      <w:pPr>
+        <w:tabs>
+          <w:tab w:val="num" w:pos="5760"/>
+        </w:tabs>
+        <w:ind w:left="5760" w:hanging="360"/>
+      </w:pPr>
+      <w:rPr>
+        <w:rFonts w:ascii="Wingdings" w:hAnsi="Wingdings" w:hint="default"/>
+        <w:sz w:val="20"/>
+      </w:rPr>
+    </w:lvl>
+    <w:lvl w:ilvl="8">
+      <w:start w:val="1"/>
+      <w:numFmt w:val="bullet"/>
+      <w:lvlText w:val=""/>
+      <w:lvlJc w:val="left"/>
+      <w:pPr>
+        <w:tabs>
+          <w:tab w:val="num" w:pos="6480"/>
+        </w:tabs>
+        <w:ind w:left="6480" w:hanging="360"/>
+      </w:pPr>
+      <w:rPr>
+        <w:rFonts w:ascii="Wingdings" w:hAnsi="Wingdings" w:hint="default"/>
+        <w:sz w:val="20"/>
+      </w:rPr>
+    </w:lvl>
+  </w:abstractNum>
+  <w:abstractNum w:abstractNumId="6" w15:restartNumberingAfterBreak="0">
+    <w:nsid w:val="215E53CA"/>
+    <w:multiLevelType w:val="multilevel"/>
+    <w:tmpl w:val="87FC3562"/>
+    <w:lvl w:ilvl="0">
+      <w:start w:val="1"/>
+      <w:numFmt w:val="bullet"/>
+      <w:lvlText w:val=""/>
+      <w:lvlJc w:val="left"/>
+      <w:pPr>
+        <w:tabs>
+          <w:tab w:val="num" w:pos="720"/>
+        </w:tabs>
+        <w:ind w:left="720" w:hanging="360"/>
+      </w:pPr>
+      <w:rPr>
+        <w:rFonts w:ascii="Symbol" w:hAnsi="Symbol" w:hint="default"/>
+        <w:sz w:val="20"/>
+      </w:rPr>
+    </w:lvl>
+    <w:lvl w:ilvl="1">
+      <w:start w:val="1"/>
+      <w:numFmt w:val="bullet"/>
+      <w:lvlText w:val="o"/>
+      <w:lvlJc w:val="left"/>
+      <w:pPr>
+        <w:tabs>
+          <w:tab w:val="num" w:pos="1440"/>
+        </w:tabs>
+        <w:ind w:left="1440" w:hanging="360"/>
+      </w:pPr>
+      <w:rPr>
+        <w:rFonts w:ascii="Courier New" w:hAnsi="Courier New" w:cs="Times New Roman" w:hint="default"/>
+        <w:sz w:val="20"/>
+      </w:rPr>
+    </w:lvl>
+    <w:lvl w:ilvl="2">
+      <w:start w:val="1"/>
+      <w:numFmt w:val="bullet"/>
+      <w:lvlText w:val=""/>
+      <w:lvlJc w:val="left"/>
+      <w:pPr>
+        <w:tabs>
+          <w:tab w:val="num" w:pos="2160"/>
+        </w:tabs>
+        <w:ind w:left="2160" w:hanging="360"/>
+      </w:pPr>
+      <w:rPr>
+        <w:rFonts w:ascii="Wingdings" w:hAnsi="Wingdings" w:hint="default"/>
+        <w:sz w:val="20"/>
+      </w:rPr>
+    </w:lvl>
+    <w:lvl w:ilvl="3">
+      <w:start w:val="1"/>
+      <w:numFmt w:val="bullet"/>
+      <w:lvlText w:val=""/>
+      <w:lvlJc w:val="left"/>
+      <w:pPr>
+        <w:tabs>
+          <w:tab w:val="num" w:pos="2880"/>
+        </w:tabs>
+        <w:ind w:left="2880" w:hanging="360"/>
+      </w:pPr>
+      <w:rPr>
+        <w:rFonts w:ascii="Wingdings" w:hAnsi="Wingdings" w:hint="default"/>
+        <w:sz w:val="20"/>
+      </w:rPr>
+    </w:lvl>
+    <w:lvl w:ilvl="4">
+      <w:start w:val="1"/>
+      <w:numFmt w:val="bullet"/>
+      <w:lvlText w:val=""/>
+      <w:lvlJc w:val="left"/>
+      <w:pPr>
+        <w:tabs>
+          <w:tab w:val="num" w:pos="3600"/>
+        </w:tabs>
+        <w:ind w:left="3600" w:hanging="360"/>
+      </w:pPr>
+      <w:rPr>
+        <w:rFonts w:ascii="Wingdings" w:hAnsi="Wingdings" w:hint="default"/>
+        <w:sz w:val="20"/>
+      </w:rPr>
+    </w:lvl>
+    <w:lvl w:ilvl="5">
+      <w:start w:val="1"/>
+      <w:numFmt w:val="bullet"/>
+      <w:lvlText w:val=""/>
+      <w:lvlJc w:val="left"/>
+      <w:pPr>
+        <w:tabs>
+          <w:tab w:val="num" w:pos="4320"/>
+        </w:tabs>
+        <w:ind w:left="4320" w:hanging="360"/>
+      </w:pPr>
+      <w:rPr>
+        <w:rFonts w:ascii="Wingdings" w:hAnsi="Wingdings" w:hint="default"/>
+        <w:sz w:val="20"/>
+      </w:rPr>
+    </w:lvl>
+    <w:lvl w:ilvl="6">
+      <w:start w:val="1"/>
+      <w:numFmt w:val="bullet"/>
+      <w:lvlText w:val=""/>
+      <w:lvlJc w:val="left"/>
+      <w:pPr>
+        <w:tabs>
+          <w:tab w:val="num" w:pos="5040"/>
+        </w:tabs>
+        <w:ind w:left="5040" w:hanging="360"/>
+      </w:pPr>
+      <w:rPr>
+        <w:rFonts w:ascii="Wingdings" w:hAnsi="Wingdings" w:hint="default"/>
+        <w:sz w:val="20"/>
+      </w:rPr>
+    </w:lvl>
+    <w:lvl w:ilvl="7">
+      <w:start w:val="1"/>
+      <w:numFmt w:val="bullet"/>
+      <w:lvlText w:val=""/>
+      <w:lvlJc w:val="left"/>
+      <w:pPr>
+        <w:tabs>
+          <w:tab w:val="num" w:pos="5760"/>
+        </w:tabs>
+        <w:ind w:left="5760" w:hanging="360"/>
+      </w:pPr>
+      <w:rPr>
+        <w:rFonts w:ascii="Wingdings" w:hAnsi="Wingdings" w:hint="default"/>
+        <w:sz w:val="20"/>
+      </w:rPr>
+    </w:lvl>
+    <w:lvl w:ilvl="8">
+      <w:start w:val="1"/>
+      <w:numFmt w:val="bullet"/>
+      <w:lvlText w:val=""/>
+      <w:lvlJc w:val="left"/>
+      <w:pPr>
+        <w:tabs>
+          <w:tab w:val="num" w:pos="6480"/>
+        </w:tabs>
+        <w:ind w:left="6480" w:hanging="360"/>
+      </w:pPr>
+      <w:rPr>
+        <w:rFonts w:ascii="Wingdings" w:hAnsi="Wingdings" w:hint="default"/>
+        <w:sz w:val="20"/>
+      </w:rPr>
+    </w:lvl>
+  </w:abstractNum>
+  <w:abstractNum w:abstractNumId="7" w15:restartNumberingAfterBreak="0">
+    <w:nsid w:val="23924C76"/>
+    <w:multiLevelType w:val="multilevel"/>
+    <w:tmpl w:val="21DA01D6"/>
+    <w:lvl w:ilvl="0">
+      <w:start w:val="1"/>
+      <w:numFmt w:val="bullet"/>
+      <w:lvlText w:val=""/>
+      <w:lvlJc w:val="left"/>
+      <w:pPr>
+        <w:tabs>
+          <w:tab w:val="num" w:pos="720"/>
+        </w:tabs>
+        <w:ind w:left="720" w:hanging="360"/>
+      </w:pPr>
+      <w:rPr>
+        <w:rFonts w:ascii="Symbol" w:hAnsi="Symbol" w:hint="default"/>
+        <w:sz w:val="20"/>
+      </w:rPr>
+    </w:lvl>
+    <w:lvl w:ilvl="1">
+      <w:start w:val="1"/>
+      <w:numFmt w:val="bullet"/>
+      <w:lvlText w:val="o"/>
+      <w:lvlJc w:val="left"/>
+      <w:pPr>
+        <w:tabs>
+          <w:tab w:val="num" w:pos="1440"/>
+        </w:tabs>
+        <w:ind w:left="1440" w:hanging="360"/>
+      </w:pPr>
+      <w:rPr>
+        <w:rFonts w:ascii="Courier New" w:hAnsi="Courier New" w:cs="Times New Roman" w:hint="default"/>
+        <w:sz w:val="20"/>
+      </w:rPr>
+    </w:lvl>
+    <w:lvl w:ilvl="2">
+      <w:start w:val="1"/>
+      <w:numFmt w:val="bullet"/>
+      <w:lvlText w:val=""/>
+      <w:lvlJc w:val="left"/>
+      <w:pPr>
+        <w:tabs>
+          <w:tab w:val="num" w:pos="2160"/>
+        </w:tabs>
+        <w:ind w:left="2160" w:hanging="360"/>
+      </w:pPr>
+      <w:rPr>
+        <w:rFonts w:ascii="Wingdings" w:hAnsi="Wingdings" w:hint="default"/>
+        <w:sz w:val="20"/>
+      </w:rPr>
+    </w:lvl>
+    <w:lvl w:ilvl="3">
+      <w:start w:val="1"/>
+      <w:numFmt w:val="bullet"/>
+      <w:lvlText w:val=""/>
+      <w:lvlJc w:val="left"/>
+      <w:pPr>
+        <w:tabs>
+          <w:tab w:val="num" w:pos="2880"/>
+        </w:tabs>
+        <w:ind w:left="2880" w:hanging="360"/>
+      </w:pPr>
+      <w:rPr>
+        <w:rFonts w:ascii="Wingdings" w:hAnsi="Wingdings" w:hint="default"/>
+        <w:sz w:val="20"/>
+      </w:rPr>
+    </w:lvl>
+    <w:lvl w:ilvl="4">
+      <w:start w:val="1"/>
+      <w:numFmt w:val="bullet"/>
+      <w:lvlText w:val=""/>
+      <w:lvlJc w:val="left"/>
+      <w:pPr>
+        <w:tabs>
+          <w:tab w:val="num" w:pos="3600"/>
+        </w:tabs>
+        <w:ind w:left="3600" w:hanging="360"/>
+      </w:pPr>
+      <w:rPr>
+        <w:rFonts w:ascii="Wingdings" w:hAnsi="Wingdings" w:hint="default"/>
+        <w:sz w:val="20"/>
+      </w:rPr>
+    </w:lvl>
+    <w:lvl w:ilvl="5">
+      <w:start w:val="1"/>
+      <w:numFmt w:val="bullet"/>
+      <w:lvlText w:val=""/>
+      <w:lvlJc w:val="left"/>
+      <w:pPr>
+        <w:tabs>
+          <w:tab w:val="num" w:pos="4320"/>
+        </w:tabs>
+        <w:ind w:left="4320" w:hanging="360"/>
+      </w:pPr>
+      <w:rPr>
+        <w:rFonts w:ascii="Wingdings" w:hAnsi="Wingdings" w:hint="default"/>
+        <w:sz w:val="20"/>
+      </w:rPr>
+    </w:lvl>
+    <w:lvl w:ilvl="6">
+      <w:start w:val="1"/>
+      <w:numFmt w:val="bullet"/>
+      <w:lvlText w:val=""/>
+      <w:lvlJc w:val="left"/>
+      <w:pPr>
+        <w:tabs>
+          <w:tab w:val="num" w:pos="5040"/>
+        </w:tabs>
+        <w:ind w:left="5040" w:hanging="360"/>
+      </w:pPr>
+      <w:rPr>
+        <w:rFonts w:ascii="Wingdings" w:hAnsi="Wingdings" w:hint="default"/>
+        <w:sz w:val="20"/>
+      </w:rPr>
+    </w:lvl>
+    <w:lvl w:ilvl="7">
+      <w:start w:val="1"/>
+      <w:numFmt w:val="bullet"/>
+      <w:lvlText w:val=""/>
+      <w:lvlJc w:val="left"/>
+      <w:pPr>
+        <w:tabs>
+          <w:tab w:val="num" w:pos="5760"/>
+        </w:tabs>
+        <w:ind w:left="5760" w:hanging="360"/>
+      </w:pPr>
+      <w:rPr>
+        <w:rFonts w:ascii="Wingdings" w:hAnsi="Wingdings" w:hint="default"/>
+        <w:sz w:val="20"/>
+      </w:rPr>
+    </w:lvl>
+    <w:lvl w:ilvl="8">
+      <w:start w:val="1"/>
+      <w:numFmt w:val="bullet"/>
+      <w:lvlText w:val=""/>
+      <w:lvlJc w:val="left"/>
+      <w:pPr>
+        <w:tabs>
+          <w:tab w:val="num" w:pos="6480"/>
+        </w:tabs>
+        <w:ind w:left="6480" w:hanging="360"/>
+      </w:pPr>
+      <w:rPr>
+        <w:rFonts w:ascii="Wingdings" w:hAnsi="Wingdings" w:hint="default"/>
+        <w:sz w:val="20"/>
+      </w:rPr>
+    </w:lvl>
+  </w:abstractNum>
+  <w:abstractNum w:abstractNumId="8" w15:restartNumberingAfterBreak="0">
+    <w:nsid w:val="2DB23052"/>
+    <w:multiLevelType w:val="multilevel"/>
+    <w:tmpl w:val="F9FAB7E8"/>
+    <w:lvl w:ilvl="0">
+      <w:start w:val="1"/>
+      <w:numFmt w:val="bullet"/>
+      <w:lvlText w:val=""/>
+      <w:lvlJc w:val="left"/>
+      <w:pPr>
+        <w:tabs>
+          <w:tab w:val="num" w:pos="720"/>
+        </w:tabs>
+        <w:ind w:left="720" w:hanging="360"/>
+      </w:pPr>
+      <w:rPr>
+        <w:rFonts w:ascii="Symbol" w:hAnsi="Symbol" w:hint="default"/>
+        <w:sz w:val="20"/>
+      </w:rPr>
+    </w:lvl>
+    <w:lvl w:ilvl="1">
+      <w:start w:val="1"/>
+      <w:numFmt w:val="bullet"/>
+      <w:lvlText w:val="o"/>
+      <w:lvlJc w:val="left"/>
+      <w:pPr>
+        <w:tabs>
+          <w:tab w:val="num" w:pos="1440"/>
+        </w:tabs>
+        <w:ind w:left="1440" w:hanging="360"/>
+      </w:pPr>
+      <w:rPr>
+        <w:rFonts w:ascii="Courier New" w:hAnsi="Courier New" w:cs="Times New Roman" w:hint="default"/>
+        <w:sz w:val="20"/>
+      </w:rPr>
+    </w:lvl>
+    <w:lvl w:ilvl="2">
+      <w:start w:val="1"/>
+      <w:numFmt w:val="bullet"/>
+      <w:lvlText w:val=""/>
+      <w:lvlJc w:val="left"/>
+      <w:pPr>
+        <w:tabs>
+          <w:tab w:val="num" w:pos="2160"/>
+        </w:tabs>
+        <w:ind w:left="2160" w:hanging="360"/>
+      </w:pPr>
+      <w:rPr>
+        <w:rFonts w:ascii="Wingdings" w:hAnsi="Wingdings" w:hint="default"/>
+        <w:sz w:val="20"/>
+      </w:rPr>
+    </w:lvl>
+    <w:lvl w:ilvl="3">
+      <w:start w:val="1"/>
+      <w:numFmt w:val="bullet"/>
+      <w:lvlText w:val=""/>
+      <w:lvlJc w:val="left"/>
+      <w:pPr>
+        <w:tabs>
+          <w:tab w:val="num" w:pos="2880"/>
+        </w:tabs>
+        <w:ind w:left="2880" w:hanging="360"/>
+      </w:pPr>
+      <w:rPr>
+        <w:rFonts w:ascii="Wingdings" w:hAnsi="Wingdings" w:hint="default"/>
+        <w:sz w:val="20"/>
+      </w:rPr>
+    </w:lvl>
+    <w:lvl w:ilvl="4">
+      <w:start w:val="1"/>
+      <w:numFmt w:val="bullet"/>
+      <w:lvlText w:val=""/>
+      <w:lvlJc w:val="left"/>
+      <w:pPr>
+        <w:tabs>
+          <w:tab w:val="num" w:pos="3600"/>
+        </w:tabs>
+        <w:ind w:left="3600" w:hanging="360"/>
+      </w:pPr>
+      <w:rPr>
+        <w:rFonts w:ascii="Wingdings" w:hAnsi="Wingdings" w:hint="default"/>
+        <w:sz w:val="20"/>
+      </w:rPr>
+    </w:lvl>
+    <w:lvl w:ilvl="5">
+      <w:start w:val="1"/>
+      <w:numFmt w:val="bullet"/>
+      <w:lvlText w:val=""/>
+      <w:lvlJc w:val="left"/>
+      <w:pPr>
+        <w:tabs>
+          <w:tab w:val="num" w:pos="4320"/>
+        </w:tabs>
+        <w:ind w:left="4320" w:hanging="360"/>
+      </w:pPr>
+      <w:rPr>
+        <w:rFonts w:ascii="Wingdings" w:hAnsi="Wingdings" w:hint="default"/>
+        <w:sz w:val="20"/>
+      </w:rPr>
+    </w:lvl>
+    <w:lvl w:ilvl="6">
+      <w:start w:val="1"/>
+      <w:numFmt w:val="bullet"/>
+      <w:lvlText w:val=""/>
+      <w:lvlJc w:val="left"/>
+      <w:pPr>
+        <w:tabs>
+          <w:tab w:val="num" w:pos="5040"/>
+        </w:tabs>
+        <w:ind w:left="5040" w:hanging="360"/>
+      </w:pPr>
+      <w:rPr>
+        <w:rFonts w:ascii="Wingdings" w:hAnsi="Wingdings" w:hint="default"/>
+        <w:sz w:val="20"/>
+      </w:rPr>
+    </w:lvl>
+    <w:lvl w:ilvl="7">
+      <w:start w:val="1"/>
+      <w:numFmt w:val="bullet"/>
+      <w:lvlText w:val=""/>
+      <w:lvlJc w:val="left"/>
+      <w:pPr>
+        <w:tabs>
+          <w:tab w:val="num" w:pos="5760"/>
+        </w:tabs>
+        <w:ind w:left="5760" w:hanging="360"/>
+      </w:pPr>
+      <w:rPr>
+        <w:rFonts w:ascii="Wingdings" w:hAnsi="Wingdings" w:hint="default"/>
+        <w:sz w:val="20"/>
+      </w:rPr>
+    </w:lvl>
+    <w:lvl w:ilvl="8">
+      <w:start w:val="1"/>
+      <w:numFmt w:val="bullet"/>
+      <w:lvlText w:val=""/>
+      <w:lvlJc w:val="left"/>
+      <w:pPr>
+        <w:tabs>
+          <w:tab w:val="num" w:pos="6480"/>
+        </w:tabs>
+        <w:ind w:left="6480" w:hanging="360"/>
+      </w:pPr>
+      <w:rPr>
+        <w:rFonts w:ascii="Wingdings" w:hAnsi="Wingdings" w:hint="default"/>
+        <w:sz w:val="20"/>
+      </w:rPr>
+    </w:lvl>
+  </w:abstractNum>
+  <w:abstractNum w:abstractNumId="9" w15:restartNumberingAfterBreak="0">
+    <w:nsid w:val="3213472C"/>
+    <w:multiLevelType w:val="multilevel"/>
+    <w:tmpl w:val="60203AAC"/>
+    <w:lvl w:ilvl="0">
+      <w:start w:val="1"/>
+      <w:numFmt w:val="bullet"/>
+      <w:lvlText w:val=""/>
+      <w:lvlJc w:val="left"/>
+      <w:pPr>
+        <w:tabs>
+          <w:tab w:val="num" w:pos="720"/>
+        </w:tabs>
+        <w:ind w:left="720" w:hanging="360"/>
+      </w:pPr>
+      <w:rPr>
+        <w:rFonts w:ascii="Symbol" w:hAnsi="Symbol" w:hint="default"/>
+        <w:sz w:val="20"/>
+      </w:rPr>
+    </w:lvl>
+    <w:lvl w:ilvl="1">
+      <w:start w:val="1"/>
+      <w:numFmt w:val="bullet"/>
+      <w:lvlText w:val="o"/>
+      <w:lvlJc w:val="left"/>
+      <w:pPr>
+        <w:tabs>
+          <w:tab w:val="num" w:pos="1440"/>
+        </w:tabs>
+        <w:ind w:left="1440" w:hanging="360"/>
+      </w:pPr>
+      <w:rPr>
+        <w:rFonts w:ascii="Courier New" w:hAnsi="Courier New" w:cs="Times New Roman" w:hint="default"/>
+        <w:sz w:val="20"/>
+      </w:rPr>
+    </w:lvl>
+    <w:lvl w:ilvl="2">
+      <w:start w:val="1"/>
+      <w:numFmt w:val="bullet"/>
+      <w:lvlText w:val=""/>
+      <w:lvlJc w:val="left"/>
+      <w:pPr>
+        <w:tabs>
+          <w:tab w:val="num" w:pos="2160"/>
+        </w:tabs>
+        <w:ind w:left="2160" w:hanging="360"/>
+      </w:pPr>
+      <w:rPr>
+        <w:rFonts w:ascii="Wingdings" w:hAnsi="Wingdings" w:hint="default"/>
+        <w:sz w:val="20"/>
+      </w:rPr>
+    </w:lvl>
+    <w:lvl w:ilvl="3">
+      <w:start w:val="1"/>
+      <w:numFmt w:val="bullet"/>
+      <w:lvlText w:val=""/>
+      <w:lvlJc w:val="left"/>
+      <w:pPr>
+        <w:tabs>
+          <w:tab w:val="num" w:pos="2880"/>
+        </w:tabs>
+        <w:ind w:left="2880" w:hanging="360"/>
+      </w:pPr>
+      <w:rPr>
+        <w:rFonts w:ascii="Wingdings" w:hAnsi="Wingdings" w:hint="default"/>
+        <w:sz w:val="20"/>
+      </w:rPr>
+    </w:lvl>
+    <w:lvl w:ilvl="4">
+      <w:start w:val="1"/>
+      <w:numFmt w:val="bullet"/>
+      <w:lvlText w:val=""/>
+      <w:lvlJc w:val="left"/>
+      <w:pPr>
+        <w:tabs>
+          <w:tab w:val="num" w:pos="3600"/>
+        </w:tabs>
+        <w:ind w:left="3600" w:hanging="360"/>
+      </w:pPr>
+      <w:rPr>
+        <w:rFonts w:ascii="Wingdings" w:hAnsi="Wingdings" w:hint="default"/>
+        <w:sz w:val="20"/>
+      </w:rPr>
+    </w:lvl>
+    <w:lvl w:ilvl="5">
+      <w:start w:val="1"/>
+      <w:numFmt w:val="bullet"/>
+      <w:lvlText w:val=""/>
+      <w:lvlJc w:val="left"/>
+      <w:pPr>
+        <w:tabs>
+          <w:tab w:val="num" w:pos="4320"/>
+        </w:tabs>
+        <w:ind w:left="4320" w:hanging="360"/>
+      </w:pPr>
+      <w:rPr>
+        <w:rFonts w:ascii="Wingdings" w:hAnsi="Wingdings" w:hint="default"/>
+        <w:sz w:val="20"/>
+      </w:rPr>
+    </w:lvl>
+    <w:lvl w:ilvl="6">
+      <w:start w:val="1"/>
+      <w:numFmt w:val="bullet"/>
+      <w:lvlText w:val=""/>
+      <w:lvlJc w:val="left"/>
+      <w:pPr>
+        <w:tabs>
+          <w:tab w:val="num" w:pos="5040"/>
+        </w:tabs>
+        <w:ind w:left="5040" w:hanging="360"/>
+      </w:pPr>
+      <w:rPr>
+        <w:rFonts w:ascii="Wingdings" w:hAnsi="Wingdings" w:hint="default"/>
+        <w:sz w:val="20"/>
+      </w:rPr>
+    </w:lvl>
+    <w:lvl w:ilvl="7">
+      <w:start w:val="1"/>
+      <w:numFmt w:val="bullet"/>
+      <w:lvlText w:val=""/>
+      <w:lvlJc w:val="left"/>
+      <w:pPr>
+        <w:tabs>
+          <w:tab w:val="num" w:pos="5760"/>
+        </w:tabs>
+        <w:ind w:left="5760" w:hanging="360"/>
+      </w:pPr>
+      <w:rPr>
+        <w:rFonts w:ascii="Wingdings" w:hAnsi="Wingdings" w:hint="default"/>
+        <w:sz w:val="20"/>
+      </w:rPr>
+    </w:lvl>
+    <w:lvl w:ilvl="8">
+      <w:start w:val="1"/>
+      <w:numFmt w:val="bullet"/>
+      <w:lvlText w:val=""/>
+      <w:lvlJc w:val="left"/>
+      <w:pPr>
+        <w:tabs>
+          <w:tab w:val="num" w:pos="6480"/>
+        </w:tabs>
+        <w:ind w:left="6480" w:hanging="360"/>
+      </w:pPr>
+      <w:rPr>
+        <w:rFonts w:ascii="Wingdings" w:hAnsi="Wingdings" w:hint="default"/>
+        <w:sz w:val="20"/>
+      </w:rPr>
+    </w:lvl>
+  </w:abstractNum>
+  <w:abstractNum w:abstractNumId="10" w15:restartNumberingAfterBreak="0">
     <w:nsid w:val="373821C3"/>
     <w:multiLevelType w:val="hybridMultilevel"/>
     <w:tmpl w:val="5D90E780"/>
@@ -19177,7 +23241,454 @@
       </w:pPr>
     </w:lvl>
   </w:abstractNum>
-  <w:abstractNum w:abstractNumId="2" w15:restartNumberingAfterBreak="0">
+  <w:abstractNum w:abstractNumId="11" w15:restartNumberingAfterBreak="0">
+    <w:nsid w:val="44FB015E"/>
+    <w:multiLevelType w:val="multilevel"/>
+    <w:tmpl w:val="3F8E9F00"/>
+    <w:lvl w:ilvl="0">
+      <w:start w:val="1"/>
+      <w:numFmt w:val="bullet"/>
+      <w:lvlText w:val=""/>
+      <w:lvlJc w:val="left"/>
+      <w:pPr>
+        <w:tabs>
+          <w:tab w:val="num" w:pos="720"/>
+        </w:tabs>
+        <w:ind w:left="720" w:hanging="360"/>
+      </w:pPr>
+      <w:rPr>
+        <w:rFonts w:ascii="Symbol" w:hAnsi="Symbol" w:hint="default"/>
+        <w:sz w:val="20"/>
+      </w:rPr>
+    </w:lvl>
+    <w:lvl w:ilvl="1">
+      <w:start w:val="1"/>
+      <w:numFmt w:val="bullet"/>
+      <w:lvlText w:val="o"/>
+      <w:lvlJc w:val="left"/>
+      <w:pPr>
+        <w:tabs>
+          <w:tab w:val="num" w:pos="1440"/>
+        </w:tabs>
+        <w:ind w:left="1440" w:hanging="360"/>
+      </w:pPr>
+      <w:rPr>
+        <w:rFonts w:ascii="Courier New" w:hAnsi="Courier New" w:cs="Times New Roman" w:hint="default"/>
+        <w:sz w:val="20"/>
+      </w:rPr>
+    </w:lvl>
+    <w:lvl w:ilvl="2">
+      <w:start w:val="1"/>
+      <w:numFmt w:val="bullet"/>
+      <w:lvlText w:val=""/>
+      <w:lvlJc w:val="left"/>
+      <w:pPr>
+        <w:tabs>
+          <w:tab w:val="num" w:pos="2160"/>
+        </w:tabs>
+        <w:ind w:left="2160" w:hanging="360"/>
+      </w:pPr>
+      <w:rPr>
+        <w:rFonts w:ascii="Wingdings" w:hAnsi="Wingdings" w:hint="default"/>
+        <w:sz w:val="20"/>
+      </w:rPr>
+    </w:lvl>
+    <w:lvl w:ilvl="3">
+      <w:start w:val="1"/>
+      <w:numFmt w:val="bullet"/>
+      <w:lvlText w:val=""/>
+      <w:lvlJc w:val="left"/>
+      <w:pPr>
+        <w:tabs>
+          <w:tab w:val="num" w:pos="2880"/>
+        </w:tabs>
+        <w:ind w:left="2880" w:hanging="360"/>
+      </w:pPr>
+      <w:rPr>
+        <w:rFonts w:ascii="Wingdings" w:hAnsi="Wingdings" w:hint="default"/>
+        <w:sz w:val="20"/>
+      </w:rPr>
+    </w:lvl>
+    <w:lvl w:ilvl="4">
+      <w:start w:val="1"/>
+      <w:numFmt w:val="bullet"/>
+      <w:lvlText w:val=""/>
+      <w:lvlJc w:val="left"/>
+      <w:pPr>
+        <w:tabs>
+          <w:tab w:val="num" w:pos="3600"/>
+        </w:tabs>
+        <w:ind w:left="3600" w:hanging="360"/>
+      </w:pPr>
+      <w:rPr>
+        <w:rFonts w:ascii="Wingdings" w:hAnsi="Wingdings" w:hint="default"/>
+        <w:sz w:val="20"/>
+      </w:rPr>
+    </w:lvl>
+    <w:lvl w:ilvl="5">
+      <w:start w:val="1"/>
+      <w:numFmt w:val="bullet"/>
+      <w:lvlText w:val=""/>
+      <w:lvlJc w:val="left"/>
+      <w:pPr>
+        <w:tabs>
+          <w:tab w:val="num" w:pos="4320"/>
+        </w:tabs>
+        <w:ind w:left="4320" w:hanging="360"/>
+      </w:pPr>
+      <w:rPr>
+        <w:rFonts w:ascii="Wingdings" w:hAnsi="Wingdings" w:hint="default"/>
+        <w:sz w:val="20"/>
+      </w:rPr>
+    </w:lvl>
+    <w:lvl w:ilvl="6">
+      <w:start w:val="1"/>
+      <w:numFmt w:val="bullet"/>
+      <w:lvlText w:val=""/>
+      <w:lvlJc w:val="left"/>
+      <w:pPr>
+        <w:tabs>
+          <w:tab w:val="num" w:pos="5040"/>
+        </w:tabs>
+        <w:ind w:left="5040" w:hanging="360"/>
+      </w:pPr>
+      <w:rPr>
+        <w:rFonts w:ascii="Wingdings" w:hAnsi="Wingdings" w:hint="default"/>
+        <w:sz w:val="20"/>
+      </w:rPr>
+    </w:lvl>
+    <w:lvl w:ilvl="7">
+      <w:start w:val="1"/>
+      <w:numFmt w:val="bullet"/>
+      <w:lvlText w:val=""/>
+      <w:lvlJc w:val="left"/>
+      <w:pPr>
+        <w:tabs>
+          <w:tab w:val="num" w:pos="5760"/>
+        </w:tabs>
+        <w:ind w:left="5760" w:hanging="360"/>
+      </w:pPr>
+      <w:rPr>
+        <w:rFonts w:ascii="Wingdings" w:hAnsi="Wingdings" w:hint="default"/>
+        <w:sz w:val="20"/>
+      </w:rPr>
+    </w:lvl>
+    <w:lvl w:ilvl="8">
+      <w:start w:val="1"/>
+      <w:numFmt w:val="bullet"/>
+      <w:lvlText w:val=""/>
+      <w:lvlJc w:val="left"/>
+      <w:pPr>
+        <w:tabs>
+          <w:tab w:val="num" w:pos="6480"/>
+        </w:tabs>
+        <w:ind w:left="6480" w:hanging="360"/>
+      </w:pPr>
+      <w:rPr>
+        <w:rFonts w:ascii="Wingdings" w:hAnsi="Wingdings" w:hint="default"/>
+        <w:sz w:val="20"/>
+      </w:rPr>
+    </w:lvl>
+  </w:abstractNum>
+  <w:abstractNum w:abstractNumId="12" w15:restartNumberingAfterBreak="0">
+    <w:nsid w:val="47887108"/>
+    <w:multiLevelType w:val="multilevel"/>
+    <w:tmpl w:val="FE76C188"/>
+    <w:lvl w:ilvl="0">
+      <w:start w:val="1"/>
+      <w:numFmt w:val="bullet"/>
+      <w:lvlText w:val=""/>
+      <w:lvlJc w:val="left"/>
+      <w:pPr>
+        <w:tabs>
+          <w:tab w:val="num" w:pos="720"/>
+        </w:tabs>
+        <w:ind w:left="720" w:hanging="360"/>
+      </w:pPr>
+      <w:rPr>
+        <w:rFonts w:ascii="Symbol" w:hAnsi="Symbol" w:hint="default"/>
+        <w:sz w:val="20"/>
+      </w:rPr>
+    </w:lvl>
+    <w:lvl w:ilvl="1">
+      <w:start w:val="1"/>
+      <w:numFmt w:val="bullet"/>
+      <w:lvlText w:val="o"/>
+      <w:lvlJc w:val="left"/>
+      <w:pPr>
+        <w:tabs>
+          <w:tab w:val="num" w:pos="1440"/>
+        </w:tabs>
+        <w:ind w:left="1440" w:hanging="360"/>
+      </w:pPr>
+      <w:rPr>
+        <w:rFonts w:ascii="Courier New" w:hAnsi="Courier New" w:cs="Times New Roman" w:hint="default"/>
+        <w:sz w:val="20"/>
+      </w:rPr>
+    </w:lvl>
+    <w:lvl w:ilvl="2">
+      <w:start w:val="1"/>
+      <w:numFmt w:val="bullet"/>
+      <w:lvlText w:val=""/>
+      <w:lvlJc w:val="left"/>
+      <w:pPr>
+        <w:tabs>
+          <w:tab w:val="num" w:pos="2160"/>
+        </w:tabs>
+        <w:ind w:left="2160" w:hanging="360"/>
+      </w:pPr>
+      <w:rPr>
+        <w:rFonts w:ascii="Wingdings" w:hAnsi="Wingdings" w:hint="default"/>
+        <w:sz w:val="20"/>
+      </w:rPr>
+    </w:lvl>
+    <w:lvl w:ilvl="3">
+      <w:start w:val="1"/>
+      <w:numFmt w:val="bullet"/>
+      <w:lvlText w:val=""/>
+      <w:lvlJc w:val="left"/>
+      <w:pPr>
+        <w:tabs>
+          <w:tab w:val="num" w:pos="2880"/>
+        </w:tabs>
+        <w:ind w:left="2880" w:hanging="360"/>
+      </w:pPr>
+      <w:rPr>
+        <w:rFonts w:ascii="Wingdings" w:hAnsi="Wingdings" w:hint="default"/>
+        <w:sz w:val="20"/>
+      </w:rPr>
+    </w:lvl>
+    <w:lvl w:ilvl="4">
+      <w:start w:val="1"/>
+      <w:numFmt w:val="bullet"/>
+      <w:lvlText w:val=""/>
+      <w:lvlJc w:val="left"/>
+      <w:pPr>
+        <w:tabs>
+          <w:tab w:val="num" w:pos="3600"/>
+        </w:tabs>
+        <w:ind w:left="3600" w:hanging="360"/>
+      </w:pPr>
+      <w:rPr>
+        <w:rFonts w:ascii="Wingdings" w:hAnsi="Wingdings" w:hint="default"/>
+        <w:sz w:val="20"/>
+      </w:rPr>
+    </w:lvl>
+    <w:lvl w:ilvl="5">
+      <w:start w:val="1"/>
+      <w:numFmt w:val="bullet"/>
+      <w:lvlText w:val=""/>
+      <w:lvlJc w:val="left"/>
+      <w:pPr>
+        <w:tabs>
+          <w:tab w:val="num" w:pos="4320"/>
+        </w:tabs>
+        <w:ind w:left="4320" w:hanging="360"/>
+      </w:pPr>
+      <w:rPr>
+        <w:rFonts w:ascii="Wingdings" w:hAnsi="Wingdings" w:hint="default"/>
+        <w:sz w:val="20"/>
+      </w:rPr>
+    </w:lvl>
+    <w:lvl w:ilvl="6">
+      <w:start w:val="1"/>
+      <w:numFmt w:val="bullet"/>
+      <w:lvlText w:val=""/>
+      <w:lvlJc w:val="left"/>
+      <w:pPr>
+        <w:tabs>
+          <w:tab w:val="num" w:pos="5040"/>
+        </w:tabs>
+        <w:ind w:left="5040" w:hanging="360"/>
+      </w:pPr>
+      <w:rPr>
+        <w:rFonts w:ascii="Wingdings" w:hAnsi="Wingdings" w:hint="default"/>
+        <w:sz w:val="20"/>
+      </w:rPr>
+    </w:lvl>
+    <w:lvl w:ilvl="7">
+      <w:start w:val="1"/>
+      <w:numFmt w:val="bullet"/>
+      <w:lvlText w:val=""/>
+      <w:lvlJc w:val="left"/>
+      <w:pPr>
+        <w:tabs>
+          <w:tab w:val="num" w:pos="5760"/>
+        </w:tabs>
+        <w:ind w:left="5760" w:hanging="360"/>
+      </w:pPr>
+      <w:rPr>
+        <w:rFonts w:ascii="Wingdings" w:hAnsi="Wingdings" w:hint="default"/>
+        <w:sz w:val="20"/>
+      </w:rPr>
+    </w:lvl>
+    <w:lvl w:ilvl="8">
+      <w:start w:val="1"/>
+      <w:numFmt w:val="bullet"/>
+      <w:lvlText w:val=""/>
+      <w:lvlJc w:val="left"/>
+      <w:pPr>
+        <w:tabs>
+          <w:tab w:val="num" w:pos="6480"/>
+        </w:tabs>
+        <w:ind w:left="6480" w:hanging="360"/>
+      </w:pPr>
+      <w:rPr>
+        <w:rFonts w:ascii="Wingdings" w:hAnsi="Wingdings" w:hint="default"/>
+        <w:sz w:val="20"/>
+      </w:rPr>
+    </w:lvl>
+  </w:abstractNum>
+  <w:abstractNum w:abstractNumId="13" w15:restartNumberingAfterBreak="0">
+    <w:nsid w:val="53385401"/>
+    <w:multiLevelType w:val="multilevel"/>
+    <w:tmpl w:val="F60CE524"/>
+    <w:lvl w:ilvl="0">
+      <w:start w:val="1"/>
+      <w:numFmt w:val="bullet"/>
+      <w:lvlText w:val=""/>
+      <w:lvlJc w:val="left"/>
+      <w:pPr>
+        <w:tabs>
+          <w:tab w:val="num" w:pos="720"/>
+        </w:tabs>
+        <w:ind w:left="720" w:hanging="360"/>
+      </w:pPr>
+      <w:rPr>
+        <w:rFonts w:ascii="Symbol" w:hAnsi="Symbol" w:hint="default"/>
+        <w:sz w:val="20"/>
+      </w:rPr>
+    </w:lvl>
+    <w:lvl w:ilvl="1">
+      <w:start w:val="1"/>
+      <w:numFmt w:val="bullet"/>
+      <w:lvlText w:val="o"/>
+      <w:lvlJc w:val="left"/>
+      <w:pPr>
+        <w:tabs>
+          <w:tab w:val="num" w:pos="1440"/>
+        </w:tabs>
+        <w:ind w:left="1440" w:hanging="360"/>
+      </w:pPr>
+      <w:rPr>
+        <w:rFonts w:ascii="Courier New" w:hAnsi="Courier New" w:cs="Times New Roman" w:hint="default"/>
+        <w:sz w:val="20"/>
+      </w:rPr>
+    </w:lvl>
+    <w:lvl w:ilvl="2">
+      <w:start w:val="1"/>
+      <w:numFmt w:val="bullet"/>
+      <w:lvlText w:val=""/>
+      <w:lvlJc w:val="left"/>
+      <w:pPr>
+        <w:tabs>
+          <w:tab w:val="num" w:pos="2160"/>
+        </w:tabs>
+        <w:ind w:left="2160" w:hanging="360"/>
+      </w:pPr>
+      <w:rPr>
+        <w:rFonts w:ascii="Wingdings" w:hAnsi="Wingdings" w:hint="default"/>
+        <w:sz w:val="20"/>
+      </w:rPr>
+    </w:lvl>
+    <w:lvl w:ilvl="3">
+      <w:start w:val="1"/>
+      <w:numFmt w:val="bullet"/>
+      <w:lvlText w:val=""/>
+      <w:lvlJc w:val="left"/>
+      <w:pPr>
+        <w:tabs>
+          <w:tab w:val="num" w:pos="2880"/>
+        </w:tabs>
+        <w:ind w:left="2880" w:hanging="360"/>
+      </w:pPr>
+      <w:rPr>
+        <w:rFonts w:ascii="Wingdings" w:hAnsi="Wingdings" w:hint="default"/>
+        <w:sz w:val="20"/>
+      </w:rPr>
+    </w:lvl>
+    <w:lvl w:ilvl="4">
+      <w:start w:val="1"/>
+      <w:numFmt w:val="bullet"/>
+      <w:lvlText w:val=""/>
+      <w:lvlJc w:val="left"/>
+      <w:pPr>
+        <w:tabs>
+          <w:tab w:val="num" w:pos="3600"/>
+        </w:tabs>
+        <w:ind w:left="3600" w:hanging="360"/>
+      </w:pPr>
+      <w:rPr>
+        <w:rFonts w:ascii="Wingdings" w:hAnsi="Wingdings" w:hint="default"/>
+        <w:sz w:val="20"/>
+      </w:rPr>
+    </w:lvl>
+    <w:lvl w:ilvl="5">
+      <w:start w:val="1"/>
+      <w:numFmt w:val="bullet"/>
+      <w:lvlText w:val=""/>
+      <w:lvlJc w:val="left"/>
+      <w:pPr>
+        <w:tabs>
+          <w:tab w:val="num" w:pos="4320"/>
+        </w:tabs>
+        <w:ind w:left="4320" w:hanging="360"/>
+      </w:pPr>
+      <w:rPr>
+        <w:rFonts w:ascii="Wingdings" w:hAnsi="Wingdings" w:hint="default"/>
+        <w:sz w:val="20"/>
+      </w:rPr>
+    </w:lvl>
+    <w:lvl w:ilvl="6">
+      <w:start w:val="1"/>
+      <w:numFmt w:val="bullet"/>
+      <w:lvlText w:val=""/>
+      <w:lvlJc w:val="left"/>
+      <w:pPr>
+        <w:tabs>
+          <w:tab w:val="num" w:pos="5040"/>
+        </w:tabs>
+        <w:ind w:left="5040" w:hanging="360"/>
+      </w:pPr>
+      <w:rPr>
+        <w:rFonts w:ascii="Wingdings" w:hAnsi="Wingdings" w:hint="default"/>
+        <w:sz w:val="20"/>
+      </w:rPr>
+    </w:lvl>
+    <w:lvl w:ilvl="7">
+      <w:start w:val="1"/>
+      <w:numFmt w:val="bullet"/>
+      <w:lvlText w:val=""/>
+      <w:lvlJc w:val="left"/>
+      <w:pPr>
+        <w:tabs>
+          <w:tab w:val="num" w:pos="5760"/>
+        </w:tabs>
+        <w:ind w:left="5760" w:hanging="360"/>
+      </w:pPr>
+      <w:rPr>
+        <w:rFonts w:ascii="Wingdings" w:hAnsi="Wingdings" w:hint="default"/>
+        <w:sz w:val="20"/>
+      </w:rPr>
+    </w:lvl>
+    <w:lvl w:ilvl="8">
+      <w:start w:val="1"/>
+      <w:numFmt w:val="bullet"/>
+      <w:lvlText w:val=""/>
+      <w:lvlJc w:val="left"/>
+      <w:pPr>
+        <w:tabs>
+          <w:tab w:val="num" w:pos="6480"/>
+        </w:tabs>
+        <w:ind w:left="6480" w:hanging="360"/>
+      </w:pPr>
+      <w:rPr>
+        <w:rFonts w:ascii="Wingdings" w:hAnsi="Wingdings" w:hint="default"/>
+        <w:sz w:val="20"/>
+      </w:rPr>
+    </w:lvl>
+  </w:abstractNum>
+  <w:abstractNum w:abstractNumId="14" w15:restartNumberingAfterBreak="0">
     <w:nsid w:val="56665C14"/>
     <w:multiLevelType w:val="hybridMultilevel"/>
     <w:tmpl w:val="9A1EEF8E"/>
@@ -19266,7 +23777,7 @@
       </w:pPr>
     </w:lvl>
   </w:abstractNum>
-  <w:abstractNum w:abstractNumId="3" w15:restartNumberingAfterBreak="0">
+  <w:abstractNum w:abstractNumId="15" w15:restartNumberingAfterBreak="0">
     <w:nsid w:val="581E31D5"/>
     <w:multiLevelType w:val="hybridMultilevel"/>
     <w:tmpl w:val="F0AC8DF8"/>
@@ -19379,7 +23890,7 @@
       </w:rPr>
     </w:lvl>
   </w:abstractNum>
-  <w:abstractNum w:abstractNumId="4" w15:restartNumberingAfterBreak="0">
+  <w:abstractNum w:abstractNumId="16" w15:restartNumberingAfterBreak="0">
     <w:nsid w:val="5B3B20EE"/>
     <w:multiLevelType w:val="hybridMultilevel"/>
     <w:tmpl w:val="25D01826"/>
@@ -19468,7 +23979,156 @@
       </w:pPr>
     </w:lvl>
   </w:abstractNum>
-  <w:abstractNum w:abstractNumId="5" w15:restartNumberingAfterBreak="0">
+  <w:abstractNum w:abstractNumId="17" w15:restartNumberingAfterBreak="0">
+    <w:nsid w:val="632009CB"/>
+    <w:multiLevelType w:val="multilevel"/>
+    <w:tmpl w:val="CA081E68"/>
+    <w:lvl w:ilvl="0">
+      <w:start w:val="1"/>
+      <w:numFmt w:val="bullet"/>
+      <w:lvlText w:val=""/>
+      <w:lvlJc w:val="left"/>
+      <w:pPr>
+        <w:tabs>
+          <w:tab w:val="num" w:pos="720"/>
+        </w:tabs>
+        <w:ind w:left="720" w:hanging="360"/>
+      </w:pPr>
+      <w:rPr>
+        <w:rFonts w:ascii="Symbol" w:hAnsi="Symbol" w:hint="default"/>
+        <w:sz w:val="20"/>
+      </w:rPr>
+    </w:lvl>
+    <w:lvl w:ilvl="1">
+      <w:start w:val="1"/>
+      <w:numFmt w:val="bullet"/>
+      <w:lvlText w:val="o"/>
+      <w:lvlJc w:val="left"/>
+      <w:pPr>
+        <w:tabs>
+          <w:tab w:val="num" w:pos="1440"/>
+        </w:tabs>
+        <w:ind w:left="1440" w:hanging="360"/>
+      </w:pPr>
+      <w:rPr>
+        <w:rFonts w:ascii="Courier New" w:hAnsi="Courier New" w:cs="Times New Roman" w:hint="default"/>
+        <w:sz w:val="20"/>
+      </w:rPr>
+    </w:lvl>
+    <w:lvl w:ilvl="2">
+      <w:start w:val="1"/>
+      <w:numFmt w:val="bullet"/>
+      <w:lvlText w:val=""/>
+      <w:lvlJc w:val="left"/>
+      <w:pPr>
+        <w:tabs>
+          <w:tab w:val="num" w:pos="2160"/>
+        </w:tabs>
+        <w:ind w:left="2160" w:hanging="360"/>
+      </w:pPr>
+      <w:rPr>
+        <w:rFonts w:ascii="Wingdings" w:hAnsi="Wingdings" w:hint="default"/>
+        <w:sz w:val="20"/>
+      </w:rPr>
+    </w:lvl>
+    <w:lvl w:ilvl="3">
+      <w:start w:val="1"/>
+      <w:numFmt w:val="bullet"/>
+      <w:lvlText w:val=""/>
+      <w:lvlJc w:val="left"/>
+      <w:pPr>
+        <w:tabs>
+          <w:tab w:val="num" w:pos="2880"/>
+        </w:tabs>
+        <w:ind w:left="2880" w:hanging="360"/>
+      </w:pPr>
+      <w:rPr>
+        <w:rFonts w:ascii="Wingdings" w:hAnsi="Wingdings" w:hint="default"/>
+        <w:sz w:val="20"/>
+      </w:rPr>
+    </w:lvl>
+    <w:lvl w:ilvl="4">
+      <w:start w:val="1"/>
+      <w:numFmt w:val="bullet"/>
+      <w:lvlText w:val=""/>
+      <w:lvlJc w:val="left"/>
+      <w:pPr>
+        <w:tabs>
+          <w:tab w:val="num" w:pos="3600"/>
+        </w:tabs>
+        <w:ind w:left="3600" w:hanging="360"/>
+      </w:pPr>
+      <w:rPr>
+        <w:rFonts w:ascii="Wingdings" w:hAnsi="Wingdings" w:hint="default"/>
+        <w:sz w:val="20"/>
+      </w:rPr>
+    </w:lvl>
+    <w:lvl w:ilvl="5">
+      <w:start w:val="1"/>
+      <w:numFmt w:val="bullet"/>
+      <w:lvlText w:val=""/>
+      <w:lvlJc w:val="left"/>
+      <w:pPr>
+        <w:tabs>
+          <w:tab w:val="num" w:pos="4320"/>
+        </w:tabs>
+        <w:ind w:left="4320" w:hanging="360"/>
+      </w:pPr>
+      <w:rPr>
+        <w:rFonts w:ascii="Wingdings" w:hAnsi="Wingdings" w:hint="default"/>
+        <w:sz w:val="20"/>
+      </w:rPr>
+    </w:lvl>
+    <w:lvl w:ilvl="6">
+      <w:start w:val="1"/>
+      <w:numFmt w:val="bullet"/>
+      <w:lvlText w:val=""/>
+      <w:lvlJc w:val="left"/>
+      <w:pPr>
+        <w:tabs>
+          <w:tab w:val="num" w:pos="5040"/>
+        </w:tabs>
+        <w:ind w:left="5040" w:hanging="360"/>
+      </w:pPr>
+      <w:rPr>
+        <w:rFonts w:ascii="Wingdings" w:hAnsi="Wingdings" w:hint="default"/>
+        <w:sz w:val="20"/>
+      </w:rPr>
+    </w:lvl>
+    <w:lvl w:ilvl="7">
+      <w:start w:val="1"/>
+      <w:numFmt w:val="bullet"/>
+      <w:lvlText w:val=""/>
+      <w:lvlJc w:val="left"/>
+      <w:pPr>
+        <w:tabs>
+          <w:tab w:val="num" w:pos="5760"/>
+        </w:tabs>
+        <w:ind w:left="5760" w:hanging="360"/>
+      </w:pPr>
+      <w:rPr>
+        <w:rFonts w:ascii="Wingdings" w:hAnsi="Wingdings" w:hint="default"/>
+        <w:sz w:val="20"/>
+      </w:rPr>
+    </w:lvl>
+    <w:lvl w:ilvl="8">
+      <w:start w:val="1"/>
+      <w:numFmt w:val="bullet"/>
+      <w:lvlText w:val=""/>
+      <w:lvlJc w:val="left"/>
+      <w:pPr>
+        <w:tabs>
+          <w:tab w:val="num" w:pos="6480"/>
+        </w:tabs>
+        <w:ind w:left="6480" w:hanging="360"/>
+      </w:pPr>
+      <w:rPr>
+        <w:rFonts w:ascii="Wingdings" w:hAnsi="Wingdings" w:hint="default"/>
+        <w:sz w:val="20"/>
+      </w:rPr>
+    </w:lvl>
+  </w:abstractNum>
+  <w:abstractNum w:abstractNumId="18" w15:restartNumberingAfterBreak="0">
     <w:nsid w:val="63A27E33"/>
     <w:multiLevelType w:val="hybridMultilevel"/>
     <w:tmpl w:val="FD962EAC"/>
@@ -19557,7 +24217,156 @@
       </w:pPr>
     </w:lvl>
   </w:abstractNum>
-  <w:abstractNum w:abstractNumId="6" w15:restartNumberingAfterBreak="0">
+  <w:abstractNum w:abstractNumId="19" w15:restartNumberingAfterBreak="0">
+    <w:nsid w:val="7317773E"/>
+    <w:multiLevelType w:val="multilevel"/>
+    <w:tmpl w:val="928479BA"/>
+    <w:lvl w:ilvl="0">
+      <w:start w:val="1"/>
+      <w:numFmt w:val="bullet"/>
+      <w:lvlText w:val=""/>
+      <w:lvlJc w:val="left"/>
+      <w:pPr>
+        <w:tabs>
+          <w:tab w:val="num" w:pos="720"/>
+        </w:tabs>
+        <w:ind w:left="720" w:hanging="360"/>
+      </w:pPr>
+      <w:rPr>
+        <w:rFonts w:ascii="Symbol" w:hAnsi="Symbol" w:hint="default"/>
+        <w:sz w:val="20"/>
+      </w:rPr>
+    </w:lvl>
+    <w:lvl w:ilvl="1">
+      <w:start w:val="1"/>
+      <w:numFmt w:val="bullet"/>
+      <w:lvlText w:val="o"/>
+      <w:lvlJc w:val="left"/>
+      <w:pPr>
+        <w:tabs>
+          <w:tab w:val="num" w:pos="1440"/>
+        </w:tabs>
+        <w:ind w:left="1440" w:hanging="360"/>
+      </w:pPr>
+      <w:rPr>
+        <w:rFonts w:ascii="Courier New" w:hAnsi="Courier New" w:cs="Times New Roman" w:hint="default"/>
+        <w:sz w:val="20"/>
+      </w:rPr>
+    </w:lvl>
+    <w:lvl w:ilvl="2">
+      <w:start w:val="1"/>
+      <w:numFmt w:val="bullet"/>
+      <w:lvlText w:val=""/>
+      <w:lvlJc w:val="left"/>
+      <w:pPr>
+        <w:tabs>
+          <w:tab w:val="num" w:pos="2160"/>
+        </w:tabs>
+        <w:ind w:left="2160" w:hanging="360"/>
+      </w:pPr>
+      <w:rPr>
+        <w:rFonts w:ascii="Wingdings" w:hAnsi="Wingdings" w:hint="default"/>
+        <w:sz w:val="20"/>
+      </w:rPr>
+    </w:lvl>
+    <w:lvl w:ilvl="3">
+      <w:start w:val="1"/>
+      <w:numFmt w:val="bullet"/>
+      <w:lvlText w:val=""/>
+      <w:lvlJc w:val="left"/>
+      <w:pPr>
+        <w:tabs>
+          <w:tab w:val="num" w:pos="2880"/>
+        </w:tabs>
+        <w:ind w:left="2880" w:hanging="360"/>
+      </w:pPr>
+      <w:rPr>
+        <w:rFonts w:ascii="Wingdings" w:hAnsi="Wingdings" w:hint="default"/>
+        <w:sz w:val="20"/>
+      </w:rPr>
+    </w:lvl>
+    <w:lvl w:ilvl="4">
+      <w:start w:val="1"/>
+      <w:numFmt w:val="bullet"/>
+      <w:lvlText w:val=""/>
+      <w:lvlJc w:val="left"/>
+      <w:pPr>
+        <w:tabs>
+          <w:tab w:val="num" w:pos="3600"/>
+        </w:tabs>
+        <w:ind w:left="3600" w:hanging="360"/>
+      </w:pPr>
+      <w:rPr>
+        <w:rFonts w:ascii="Wingdings" w:hAnsi="Wingdings" w:hint="default"/>
+        <w:sz w:val="20"/>
+      </w:rPr>
+    </w:lvl>
+    <w:lvl w:ilvl="5">
+      <w:start w:val="1"/>
+      <w:numFmt w:val="bullet"/>
+      <w:lvlText w:val=""/>
+      <w:lvlJc w:val="left"/>
+      <w:pPr>
+        <w:tabs>
+          <w:tab w:val="num" w:pos="4320"/>
+        </w:tabs>
+        <w:ind w:left="4320" w:hanging="360"/>
+      </w:pPr>
+      <w:rPr>
+        <w:rFonts w:ascii="Wingdings" w:hAnsi="Wingdings" w:hint="default"/>
+        <w:sz w:val="20"/>
+      </w:rPr>
+    </w:lvl>
+    <w:lvl w:ilvl="6">
+      <w:start w:val="1"/>
+      <w:numFmt w:val="bullet"/>
+      <w:lvlText w:val=""/>
+      <w:lvlJc w:val="left"/>
+      <w:pPr>
+        <w:tabs>
+          <w:tab w:val="num" w:pos="5040"/>
+        </w:tabs>
+        <w:ind w:left="5040" w:hanging="360"/>
+      </w:pPr>
+      <w:rPr>
+        <w:rFonts w:ascii="Wingdings" w:hAnsi="Wingdings" w:hint="default"/>
+        <w:sz w:val="20"/>
+      </w:rPr>
+    </w:lvl>
+    <w:lvl w:ilvl="7">
+      <w:start w:val="1"/>
+      <w:numFmt w:val="bullet"/>
+      <w:lvlText w:val=""/>
+      <w:lvlJc w:val="left"/>
+      <w:pPr>
+        <w:tabs>
+          <w:tab w:val="num" w:pos="5760"/>
+        </w:tabs>
+        <w:ind w:left="5760" w:hanging="360"/>
+      </w:pPr>
+      <w:rPr>
+        <w:rFonts w:ascii="Wingdings" w:hAnsi="Wingdings" w:hint="default"/>
+        <w:sz w:val="20"/>
+      </w:rPr>
+    </w:lvl>
+    <w:lvl w:ilvl="8">
+      <w:start w:val="1"/>
+      <w:numFmt w:val="bullet"/>
+      <w:lvlText w:val=""/>
+      <w:lvlJc w:val="left"/>
+      <w:pPr>
+        <w:tabs>
+          <w:tab w:val="num" w:pos="6480"/>
+        </w:tabs>
+        <w:ind w:left="6480" w:hanging="360"/>
+      </w:pPr>
+      <w:rPr>
+        <w:rFonts w:ascii="Wingdings" w:hAnsi="Wingdings" w:hint="default"/>
+        <w:sz w:val="20"/>
+      </w:rPr>
+    </w:lvl>
+  </w:abstractNum>
+  <w:abstractNum w:abstractNumId="20" w15:restartNumberingAfterBreak="0">
     <w:nsid w:val="78105CD7"/>
     <w:multiLevelType w:val="hybridMultilevel"/>
     <w:tmpl w:val="C5781EB6"/>
@@ -19670,26 +24479,516 @@
       </w:rPr>
     </w:lvl>
   </w:abstractNum>
+  <w:abstractNum w:abstractNumId="21" w15:restartNumberingAfterBreak="0">
+    <w:nsid w:val="788D14CB"/>
+    <w:multiLevelType w:val="multilevel"/>
+    <w:tmpl w:val="DF542148"/>
+    <w:lvl w:ilvl="0">
+      <w:start w:val="1"/>
+      <w:numFmt w:val="bullet"/>
+      <w:lvlText w:val=""/>
+      <w:lvlJc w:val="left"/>
+      <w:pPr>
+        <w:tabs>
+          <w:tab w:val="num" w:pos="720"/>
+        </w:tabs>
+        <w:ind w:left="720" w:hanging="360"/>
+      </w:pPr>
+      <w:rPr>
+        <w:rFonts w:ascii="Symbol" w:hAnsi="Symbol" w:hint="default"/>
+        <w:sz w:val="20"/>
+      </w:rPr>
+    </w:lvl>
+    <w:lvl w:ilvl="1">
+      <w:start w:val="1"/>
+      <w:numFmt w:val="bullet"/>
+      <w:lvlText w:val="o"/>
+      <w:lvlJc w:val="left"/>
+      <w:pPr>
+        <w:tabs>
+          <w:tab w:val="num" w:pos="1440"/>
+        </w:tabs>
+        <w:ind w:left="1440" w:hanging="360"/>
+      </w:pPr>
+      <w:rPr>
+        <w:rFonts w:ascii="Courier New" w:hAnsi="Courier New" w:cs="Times New Roman" w:hint="default"/>
+        <w:sz w:val="20"/>
+      </w:rPr>
+    </w:lvl>
+    <w:lvl w:ilvl="2">
+      <w:start w:val="1"/>
+      <w:numFmt w:val="bullet"/>
+      <w:lvlText w:val=""/>
+      <w:lvlJc w:val="left"/>
+      <w:pPr>
+        <w:tabs>
+          <w:tab w:val="num" w:pos="2160"/>
+        </w:tabs>
+        <w:ind w:left="2160" w:hanging="360"/>
+      </w:pPr>
+      <w:rPr>
+        <w:rFonts w:ascii="Wingdings" w:hAnsi="Wingdings" w:hint="default"/>
+        <w:sz w:val="20"/>
+      </w:rPr>
+    </w:lvl>
+    <w:lvl w:ilvl="3">
+      <w:start w:val="1"/>
+      <w:numFmt w:val="bullet"/>
+      <w:lvlText w:val=""/>
+      <w:lvlJc w:val="left"/>
+      <w:pPr>
+        <w:tabs>
+          <w:tab w:val="num" w:pos="2880"/>
+        </w:tabs>
+        <w:ind w:left="2880" w:hanging="360"/>
+      </w:pPr>
+      <w:rPr>
+        <w:rFonts w:ascii="Wingdings" w:hAnsi="Wingdings" w:hint="default"/>
+        <w:sz w:val="20"/>
+      </w:rPr>
+    </w:lvl>
+    <w:lvl w:ilvl="4">
+      <w:start w:val="1"/>
+      <w:numFmt w:val="bullet"/>
+      <w:lvlText w:val=""/>
+      <w:lvlJc w:val="left"/>
+      <w:pPr>
+        <w:tabs>
+          <w:tab w:val="num" w:pos="3600"/>
+        </w:tabs>
+        <w:ind w:left="3600" w:hanging="360"/>
+      </w:pPr>
+      <w:rPr>
+        <w:rFonts w:ascii="Wingdings" w:hAnsi="Wingdings" w:hint="default"/>
+        <w:sz w:val="20"/>
+      </w:rPr>
+    </w:lvl>
+    <w:lvl w:ilvl="5">
+      <w:start w:val="1"/>
+      <w:numFmt w:val="bullet"/>
+      <w:lvlText w:val=""/>
+      <w:lvlJc w:val="left"/>
+      <w:pPr>
+        <w:tabs>
+          <w:tab w:val="num" w:pos="4320"/>
+        </w:tabs>
+        <w:ind w:left="4320" w:hanging="360"/>
+      </w:pPr>
+      <w:rPr>
+        <w:rFonts w:ascii="Wingdings" w:hAnsi="Wingdings" w:hint="default"/>
+        <w:sz w:val="20"/>
+      </w:rPr>
+    </w:lvl>
+    <w:lvl w:ilvl="6">
+      <w:start w:val="1"/>
+      <w:numFmt w:val="bullet"/>
+      <w:lvlText w:val=""/>
+      <w:lvlJc w:val="left"/>
+      <w:pPr>
+        <w:tabs>
+          <w:tab w:val="num" w:pos="5040"/>
+        </w:tabs>
+        <w:ind w:left="5040" w:hanging="360"/>
+      </w:pPr>
+      <w:rPr>
+        <w:rFonts w:ascii="Wingdings" w:hAnsi="Wingdings" w:hint="default"/>
+        <w:sz w:val="20"/>
+      </w:rPr>
+    </w:lvl>
+    <w:lvl w:ilvl="7">
+      <w:start w:val="1"/>
+      <w:numFmt w:val="bullet"/>
+      <w:lvlText w:val=""/>
+      <w:lvlJc w:val="left"/>
+      <w:pPr>
+        <w:tabs>
+          <w:tab w:val="num" w:pos="5760"/>
+        </w:tabs>
+        <w:ind w:left="5760" w:hanging="360"/>
+      </w:pPr>
+      <w:rPr>
+        <w:rFonts w:ascii="Wingdings" w:hAnsi="Wingdings" w:hint="default"/>
+        <w:sz w:val="20"/>
+      </w:rPr>
+    </w:lvl>
+    <w:lvl w:ilvl="8">
+      <w:start w:val="1"/>
+      <w:numFmt w:val="bullet"/>
+      <w:lvlText w:val=""/>
+      <w:lvlJc w:val="left"/>
+      <w:pPr>
+        <w:tabs>
+          <w:tab w:val="num" w:pos="6480"/>
+        </w:tabs>
+        <w:ind w:left="6480" w:hanging="360"/>
+      </w:pPr>
+      <w:rPr>
+        <w:rFonts w:ascii="Wingdings" w:hAnsi="Wingdings" w:hint="default"/>
+        <w:sz w:val="20"/>
+      </w:rPr>
+    </w:lvl>
+  </w:abstractNum>
+  <w:abstractNum w:abstractNumId="22" w15:restartNumberingAfterBreak="0">
+    <w:nsid w:val="797D1411"/>
+    <w:multiLevelType w:val="multilevel"/>
+    <w:tmpl w:val="14B47E10"/>
+    <w:lvl w:ilvl="0">
+      <w:start w:val="1"/>
+      <w:numFmt w:val="bullet"/>
+      <w:lvlText w:val=""/>
+      <w:lvlJc w:val="left"/>
+      <w:pPr>
+        <w:tabs>
+          <w:tab w:val="num" w:pos="720"/>
+        </w:tabs>
+        <w:ind w:left="720" w:hanging="360"/>
+      </w:pPr>
+      <w:rPr>
+        <w:rFonts w:ascii="Symbol" w:hAnsi="Symbol" w:hint="default"/>
+        <w:sz w:val="20"/>
+      </w:rPr>
+    </w:lvl>
+    <w:lvl w:ilvl="1">
+      <w:start w:val="1"/>
+      <w:numFmt w:val="bullet"/>
+      <w:lvlText w:val="o"/>
+      <w:lvlJc w:val="left"/>
+      <w:pPr>
+        <w:tabs>
+          <w:tab w:val="num" w:pos="1440"/>
+        </w:tabs>
+        <w:ind w:left="1440" w:hanging="360"/>
+      </w:pPr>
+      <w:rPr>
+        <w:rFonts w:ascii="Courier New" w:hAnsi="Courier New" w:cs="Times New Roman" w:hint="default"/>
+        <w:sz w:val="20"/>
+      </w:rPr>
+    </w:lvl>
+    <w:lvl w:ilvl="2">
+      <w:start w:val="1"/>
+      <w:numFmt w:val="bullet"/>
+      <w:lvlText w:val=""/>
+      <w:lvlJc w:val="left"/>
+      <w:pPr>
+        <w:tabs>
+          <w:tab w:val="num" w:pos="2160"/>
+        </w:tabs>
+        <w:ind w:left="2160" w:hanging="360"/>
+      </w:pPr>
+      <w:rPr>
+        <w:rFonts w:ascii="Wingdings" w:hAnsi="Wingdings" w:hint="default"/>
+        <w:sz w:val="20"/>
+      </w:rPr>
+    </w:lvl>
+    <w:lvl w:ilvl="3">
+      <w:start w:val="1"/>
+      <w:numFmt w:val="bullet"/>
+      <w:lvlText w:val=""/>
+      <w:lvlJc w:val="left"/>
+      <w:pPr>
+        <w:tabs>
+          <w:tab w:val="num" w:pos="2880"/>
+        </w:tabs>
+        <w:ind w:left="2880" w:hanging="360"/>
+      </w:pPr>
+      <w:rPr>
+        <w:rFonts w:ascii="Wingdings" w:hAnsi="Wingdings" w:hint="default"/>
+        <w:sz w:val="20"/>
+      </w:rPr>
+    </w:lvl>
+    <w:lvl w:ilvl="4">
+      <w:start w:val="1"/>
+      <w:numFmt w:val="bullet"/>
+      <w:lvlText w:val=""/>
+      <w:lvlJc w:val="left"/>
+      <w:pPr>
+        <w:tabs>
+          <w:tab w:val="num" w:pos="3600"/>
+        </w:tabs>
+        <w:ind w:left="3600" w:hanging="360"/>
+      </w:pPr>
+      <w:rPr>
+        <w:rFonts w:ascii="Wingdings" w:hAnsi="Wingdings" w:hint="default"/>
+        <w:sz w:val="20"/>
+      </w:rPr>
+    </w:lvl>
+    <w:lvl w:ilvl="5">
+      <w:start w:val="1"/>
+      <w:numFmt w:val="bullet"/>
+      <w:lvlText w:val=""/>
+      <w:lvlJc w:val="left"/>
+      <w:pPr>
+        <w:tabs>
+          <w:tab w:val="num" w:pos="4320"/>
+        </w:tabs>
+        <w:ind w:left="4320" w:hanging="360"/>
+      </w:pPr>
+      <w:rPr>
+        <w:rFonts w:ascii="Wingdings" w:hAnsi="Wingdings" w:hint="default"/>
+        <w:sz w:val="20"/>
+      </w:rPr>
+    </w:lvl>
+    <w:lvl w:ilvl="6">
+      <w:start w:val="1"/>
+      <w:numFmt w:val="bullet"/>
+      <w:lvlText w:val=""/>
+      <w:lvlJc w:val="left"/>
+      <w:pPr>
+        <w:tabs>
+          <w:tab w:val="num" w:pos="5040"/>
+        </w:tabs>
+        <w:ind w:left="5040" w:hanging="360"/>
+      </w:pPr>
+      <w:rPr>
+        <w:rFonts w:ascii="Wingdings" w:hAnsi="Wingdings" w:hint="default"/>
+        <w:sz w:val="20"/>
+      </w:rPr>
+    </w:lvl>
+    <w:lvl w:ilvl="7">
+      <w:start w:val="1"/>
+      <w:numFmt w:val="bullet"/>
+      <w:lvlText w:val=""/>
+      <w:lvlJc w:val="left"/>
+      <w:pPr>
+        <w:tabs>
+          <w:tab w:val="num" w:pos="5760"/>
+        </w:tabs>
+        <w:ind w:left="5760" w:hanging="360"/>
+      </w:pPr>
+      <w:rPr>
+        <w:rFonts w:ascii="Wingdings" w:hAnsi="Wingdings" w:hint="default"/>
+        <w:sz w:val="20"/>
+      </w:rPr>
+    </w:lvl>
+    <w:lvl w:ilvl="8">
+      <w:start w:val="1"/>
+      <w:numFmt w:val="bullet"/>
+      <w:lvlText w:val=""/>
+      <w:lvlJc w:val="left"/>
+      <w:pPr>
+        <w:tabs>
+          <w:tab w:val="num" w:pos="6480"/>
+        </w:tabs>
+        <w:ind w:left="6480" w:hanging="360"/>
+      </w:pPr>
+      <w:rPr>
+        <w:rFonts w:ascii="Wingdings" w:hAnsi="Wingdings" w:hint="default"/>
+        <w:sz w:val="20"/>
+      </w:rPr>
+    </w:lvl>
+  </w:abstractNum>
   <w:num w:numId="1" w16cid:durableId="527181719">
-    <w:abstractNumId w:val="4"/>
+    <w:abstractNumId w:val="16"/>
   </w:num>
   <w:num w:numId="2" w16cid:durableId="154497381">
-    <w:abstractNumId w:val="6"/>
+    <w:abstractNumId w:val="20"/>
   </w:num>
   <w:num w:numId="3" w16cid:durableId="234897607">
+    <w:abstractNumId w:val="15"/>
+  </w:num>
+  <w:num w:numId="4" w16cid:durableId="975185301">
+    <w:abstractNumId w:val="18"/>
+  </w:num>
+  <w:num w:numId="5" w16cid:durableId="1250116619">
     <w:abstractNumId w:val="3"/>
   </w:num>
-  <w:num w:numId="4" w16cid:durableId="975185301">
-    <w:abstractNumId w:val="5"/>
-  </w:num>
-  <w:num w:numId="5" w16cid:durableId="1250116619">
-    <w:abstractNumId w:val="0"/>
-  </w:num>
   <w:num w:numId="6" w16cid:durableId="526408479">
-    <w:abstractNumId w:val="1"/>
+    <w:abstractNumId w:val="10"/>
   </w:num>
   <w:num w:numId="7" w16cid:durableId="866455594">
+    <w:abstractNumId w:val="14"/>
+  </w:num>
+  <w:num w:numId="8" w16cid:durableId="622074257">
+    <w:abstractNumId w:val="1"/>
+    <w:lvlOverride w:ilvl="0"/>
+    <w:lvlOverride w:ilvl="1"/>
+    <w:lvlOverride w:ilvl="2"/>
+    <w:lvlOverride w:ilvl="3"/>
+    <w:lvlOverride w:ilvl="4"/>
+    <w:lvlOverride w:ilvl="5"/>
+    <w:lvlOverride w:ilvl="6"/>
+    <w:lvlOverride w:ilvl="7"/>
+    <w:lvlOverride w:ilvl="8"/>
+  </w:num>
+  <w:num w:numId="9" w16cid:durableId="515190507">
+    <w:abstractNumId w:val="7"/>
+    <w:lvlOverride w:ilvl="0"/>
+    <w:lvlOverride w:ilvl="1"/>
+    <w:lvlOverride w:ilvl="2"/>
+    <w:lvlOverride w:ilvl="3"/>
+    <w:lvlOverride w:ilvl="4"/>
+    <w:lvlOverride w:ilvl="5"/>
+    <w:lvlOverride w:ilvl="6"/>
+    <w:lvlOverride w:ilvl="7"/>
+    <w:lvlOverride w:ilvl="8"/>
+  </w:num>
+  <w:num w:numId="10" w16cid:durableId="281887885">
+    <w:abstractNumId w:val="0"/>
+    <w:lvlOverride w:ilvl="0"/>
+    <w:lvlOverride w:ilvl="1"/>
+    <w:lvlOverride w:ilvl="2"/>
+    <w:lvlOverride w:ilvl="3"/>
+    <w:lvlOverride w:ilvl="4"/>
+    <w:lvlOverride w:ilvl="5"/>
+    <w:lvlOverride w:ilvl="6"/>
+    <w:lvlOverride w:ilvl="7"/>
+    <w:lvlOverride w:ilvl="8"/>
+  </w:num>
+  <w:num w:numId="11" w16cid:durableId="260265981">
+    <w:abstractNumId w:val="8"/>
+    <w:lvlOverride w:ilvl="0"/>
+    <w:lvlOverride w:ilvl="1"/>
+    <w:lvlOverride w:ilvl="2"/>
+    <w:lvlOverride w:ilvl="3"/>
+    <w:lvlOverride w:ilvl="4"/>
+    <w:lvlOverride w:ilvl="5"/>
+    <w:lvlOverride w:ilvl="6"/>
+    <w:lvlOverride w:ilvl="7"/>
+    <w:lvlOverride w:ilvl="8"/>
+  </w:num>
+  <w:num w:numId="12" w16cid:durableId="1317415569">
+    <w:abstractNumId w:val="19"/>
+    <w:lvlOverride w:ilvl="0"/>
+    <w:lvlOverride w:ilvl="1"/>
+    <w:lvlOverride w:ilvl="2"/>
+    <w:lvlOverride w:ilvl="3"/>
+    <w:lvlOverride w:ilvl="4"/>
+    <w:lvlOverride w:ilvl="5"/>
+    <w:lvlOverride w:ilvl="6"/>
+    <w:lvlOverride w:ilvl="7"/>
+    <w:lvlOverride w:ilvl="8"/>
+  </w:num>
+  <w:num w:numId="13" w16cid:durableId="984970625">
+    <w:abstractNumId w:val="17"/>
+    <w:lvlOverride w:ilvl="0"/>
+    <w:lvlOverride w:ilvl="1"/>
+    <w:lvlOverride w:ilvl="2"/>
+    <w:lvlOverride w:ilvl="3"/>
+    <w:lvlOverride w:ilvl="4"/>
+    <w:lvlOverride w:ilvl="5"/>
+    <w:lvlOverride w:ilvl="6"/>
+    <w:lvlOverride w:ilvl="7"/>
+    <w:lvlOverride w:ilvl="8"/>
+  </w:num>
+  <w:num w:numId="14" w16cid:durableId="747731042">
     <w:abstractNumId w:val="2"/>
+    <w:lvlOverride w:ilvl="0"/>
+    <w:lvlOverride w:ilvl="1"/>
+    <w:lvlOverride w:ilvl="2"/>
+    <w:lvlOverride w:ilvl="3"/>
+    <w:lvlOverride w:ilvl="4"/>
+    <w:lvlOverride w:ilvl="5"/>
+    <w:lvlOverride w:ilvl="6"/>
+    <w:lvlOverride w:ilvl="7"/>
+    <w:lvlOverride w:ilvl="8"/>
+  </w:num>
+  <w:num w:numId="15" w16cid:durableId="1565990322">
+    <w:abstractNumId w:val="12"/>
+    <w:lvlOverride w:ilvl="0"/>
+    <w:lvlOverride w:ilvl="1"/>
+    <w:lvlOverride w:ilvl="2"/>
+    <w:lvlOverride w:ilvl="3"/>
+    <w:lvlOverride w:ilvl="4"/>
+    <w:lvlOverride w:ilvl="5"/>
+    <w:lvlOverride w:ilvl="6"/>
+    <w:lvlOverride w:ilvl="7"/>
+    <w:lvlOverride w:ilvl="8"/>
+  </w:num>
+  <w:num w:numId="16" w16cid:durableId="1213348584">
+    <w:abstractNumId w:val="6"/>
+    <w:lvlOverride w:ilvl="0"/>
+    <w:lvlOverride w:ilvl="1"/>
+    <w:lvlOverride w:ilvl="2"/>
+    <w:lvlOverride w:ilvl="3"/>
+    <w:lvlOverride w:ilvl="4"/>
+    <w:lvlOverride w:ilvl="5"/>
+    <w:lvlOverride w:ilvl="6"/>
+    <w:lvlOverride w:ilvl="7"/>
+    <w:lvlOverride w:ilvl="8"/>
+  </w:num>
+  <w:num w:numId="17" w16cid:durableId="1843935863">
+    <w:abstractNumId w:val="13"/>
+    <w:lvlOverride w:ilvl="0"/>
+    <w:lvlOverride w:ilvl="1"/>
+    <w:lvlOverride w:ilvl="2"/>
+    <w:lvlOverride w:ilvl="3"/>
+    <w:lvlOverride w:ilvl="4"/>
+    <w:lvlOverride w:ilvl="5"/>
+    <w:lvlOverride w:ilvl="6"/>
+    <w:lvlOverride w:ilvl="7"/>
+    <w:lvlOverride w:ilvl="8"/>
+  </w:num>
+  <w:num w:numId="18" w16cid:durableId="2025671992">
+    <w:abstractNumId w:val="9"/>
+    <w:lvlOverride w:ilvl="0"/>
+    <w:lvlOverride w:ilvl="1"/>
+    <w:lvlOverride w:ilvl="2"/>
+    <w:lvlOverride w:ilvl="3"/>
+    <w:lvlOverride w:ilvl="4"/>
+    <w:lvlOverride w:ilvl="5"/>
+    <w:lvlOverride w:ilvl="6"/>
+    <w:lvlOverride w:ilvl="7"/>
+    <w:lvlOverride w:ilvl="8"/>
+  </w:num>
+  <w:num w:numId="19" w16cid:durableId="354618488">
+    <w:abstractNumId w:val="5"/>
+    <w:lvlOverride w:ilvl="0"/>
+    <w:lvlOverride w:ilvl="1"/>
+    <w:lvlOverride w:ilvl="2"/>
+    <w:lvlOverride w:ilvl="3"/>
+    <w:lvlOverride w:ilvl="4"/>
+    <w:lvlOverride w:ilvl="5"/>
+    <w:lvlOverride w:ilvl="6"/>
+    <w:lvlOverride w:ilvl="7"/>
+    <w:lvlOverride w:ilvl="8"/>
+  </w:num>
+  <w:num w:numId="20" w16cid:durableId="808867445">
+    <w:abstractNumId w:val="22"/>
+    <w:lvlOverride w:ilvl="0"/>
+    <w:lvlOverride w:ilvl="1"/>
+    <w:lvlOverride w:ilvl="2"/>
+    <w:lvlOverride w:ilvl="3"/>
+    <w:lvlOverride w:ilvl="4"/>
+    <w:lvlOverride w:ilvl="5"/>
+    <w:lvlOverride w:ilvl="6"/>
+    <w:lvlOverride w:ilvl="7"/>
+    <w:lvlOverride w:ilvl="8"/>
+  </w:num>
+  <w:num w:numId="21" w16cid:durableId="807868107">
+    <w:abstractNumId w:val="11"/>
+    <w:lvlOverride w:ilvl="0"/>
+    <w:lvlOverride w:ilvl="1"/>
+    <w:lvlOverride w:ilvl="2"/>
+    <w:lvlOverride w:ilvl="3"/>
+    <w:lvlOverride w:ilvl="4"/>
+    <w:lvlOverride w:ilvl="5"/>
+    <w:lvlOverride w:ilvl="6"/>
+    <w:lvlOverride w:ilvl="7"/>
+    <w:lvlOverride w:ilvl="8"/>
+  </w:num>
+  <w:num w:numId="22" w16cid:durableId="139228188">
+    <w:abstractNumId w:val="21"/>
+    <w:lvlOverride w:ilvl="0"/>
+    <w:lvlOverride w:ilvl="1"/>
+    <w:lvlOverride w:ilvl="2"/>
+    <w:lvlOverride w:ilvl="3"/>
+    <w:lvlOverride w:ilvl="4"/>
+    <w:lvlOverride w:ilvl="5"/>
+    <w:lvlOverride w:ilvl="6"/>
+    <w:lvlOverride w:ilvl="7"/>
+    <w:lvlOverride w:ilvl="8"/>
+  </w:num>
+  <w:num w:numId="23" w16cid:durableId="1912230977">
+    <w:abstractNumId w:val="4"/>
+    <w:lvlOverride w:ilvl="0"/>
+    <w:lvlOverride w:ilvl="1"/>
+    <w:lvlOverride w:ilvl="2"/>
+    <w:lvlOverride w:ilvl="3"/>
+    <w:lvlOverride w:ilvl="4"/>
+    <w:lvlOverride w:ilvl="5"/>
+    <w:lvlOverride w:ilvl="6"/>
+    <w:lvlOverride w:ilvl="7"/>
+    <w:lvlOverride w:ilvl="8"/>
   </w:num>
 </w:numbering>
 </file>

--- a/git_learning_steps.docx
+++ b/git_learning_steps.docx
@@ -406,7 +406,6 @@
         </w:rPr>
         <w:t xml:space="preserve">git config --global </w:t>
       </w:r>
-      <w:proofErr w:type="spellStart"/>
       <w:proofErr w:type="gramStart"/>
       <w:r>
         <w:rPr>
@@ -420,7 +419,6 @@
         </w:rPr>
         <w:t>user.email</w:t>
       </w:r>
-      <w:proofErr w:type="spellEnd"/>
       <w:proofErr w:type="gramEnd"/>
       <w:r>
         <w:rPr>
@@ -558,7 +556,6 @@
         </w:rPr>
         <w:t xml:space="preserve">git config --global </w:t>
       </w:r>
-      <w:proofErr w:type="spellStart"/>
       <w:proofErr w:type="gramStart"/>
       <w:r>
         <w:rPr>
@@ -572,7 +569,6 @@
         </w:rPr>
         <w:t>user.email</w:t>
       </w:r>
-      <w:proofErr w:type="spellEnd"/>
       <w:proofErr w:type="gramEnd"/>
     </w:p>
     <w:p>
@@ -645,7 +641,6 @@
         </w:rPr>
         <w:t xml:space="preserve">Two approaches in git first one is </w:t>
       </w:r>
-      <w:proofErr w:type="spellStart"/>
       <w:r>
         <w:rPr>
           <w:rFonts w:ascii="Times New Roman" w:hAnsi="Times New Roman" w:cs="Times New Roman"/>
@@ -658,7 +653,6 @@
         </w:rPr>
         <w:t>init</w:t>
       </w:r>
-      <w:proofErr w:type="spellEnd"/>
       <w:r>
         <w:rPr>
           <w:rFonts w:ascii="Times New Roman" w:hAnsi="Times New Roman" w:cs="Times New Roman"/>
@@ -819,7 +813,6 @@
         </w:rPr>
         <w:t>“</w:t>
       </w:r>
-      <w:proofErr w:type="spellStart"/>
       <w:r>
         <w:rPr>
           <w:rFonts w:ascii="Times New Roman" w:hAnsi="Times New Roman" w:cs="Times New Roman"/>
@@ -829,7 +822,6 @@
         </w:rPr>
         <w:t>git_learning</w:t>
       </w:r>
-      <w:proofErr w:type="spellEnd"/>
       <w:r>
         <w:rPr>
           <w:rFonts w:ascii="Times New Roman" w:hAnsi="Times New Roman" w:cs="Times New Roman"/>
@@ -910,9 +902,121 @@
           <w:sz w:val="24"/>
           <w:szCs w:val="24"/>
         </w:rPr>
-        <w:t xml:space="preserve">git </w:t>
-      </w:r>
-      <w:proofErr w:type="spellStart"/>
+        <w:t>git init</w:t>
+      </w:r>
+    </w:p>
+    <w:p>
+      <w:pPr>
+        <w:pStyle w:val="ListParagraph"/>
+        <w:autoSpaceDE w:val="0"/>
+        <w:autoSpaceDN w:val="0"/>
+        <w:adjustRightInd w:val="0"/>
+        <w:spacing w:after="0" w:line="240" w:lineRule="auto"/>
+        <w:rPr>
+          <w:rFonts w:ascii="Times New Roman" w:hAnsi="Times New Roman" w:cs="Times New Roman"/>
+          <w:kern w:val="0"/>
+          <w:sz w:val="24"/>
+          <w:szCs w:val="24"/>
+        </w:rPr>
+      </w:pPr>
+    </w:p>
+    <w:p>
+      <w:pPr>
+        <w:pStyle w:val="ListParagraph"/>
+        <w:autoSpaceDE w:val="0"/>
+        <w:autoSpaceDN w:val="0"/>
+        <w:adjustRightInd w:val="0"/>
+        <w:spacing w:after="0" w:line="240" w:lineRule="auto"/>
+        <w:rPr>
+          <w:rFonts w:ascii="Times New Roman" w:hAnsi="Times New Roman" w:cs="Times New Roman"/>
+          <w:kern w:val="0"/>
+          <w:sz w:val="24"/>
+          <w:szCs w:val="24"/>
+        </w:rPr>
+      </w:pPr>
+      <w:r>
+        <w:rPr>
+          <w:rFonts w:ascii="Times New Roman" w:hAnsi="Times New Roman" w:cs="Times New Roman"/>
+          <w:kern w:val="0"/>
+          <w:sz w:val="24"/>
+          <w:szCs w:val="24"/>
+        </w:rPr>
+        <w:t xml:space="preserve">creates </w:t>
+      </w:r>
+      <w:proofErr w:type="gramStart"/>
+      <w:r>
+        <w:rPr>
+          <w:rFonts w:ascii="Times New Roman" w:hAnsi="Times New Roman" w:cs="Times New Roman"/>
+          <w:kern w:val="0"/>
+          <w:sz w:val="24"/>
+          <w:szCs w:val="24"/>
+        </w:rPr>
+        <w:t>the .git</w:t>
+      </w:r>
+      <w:proofErr w:type="gramEnd"/>
+      <w:r>
+        <w:rPr>
+          <w:rFonts w:ascii="Times New Roman" w:hAnsi="Times New Roman" w:cs="Times New Roman"/>
+          <w:kern w:val="0"/>
+          <w:sz w:val="24"/>
+          <w:szCs w:val="24"/>
+        </w:rPr>
+        <w:t xml:space="preserve"> named folder</w:t>
+      </w:r>
+    </w:p>
+    <w:p>
+      <w:pPr>
+        <w:pStyle w:val="ListParagraph"/>
+        <w:autoSpaceDE w:val="0"/>
+        <w:autoSpaceDN w:val="0"/>
+        <w:adjustRightInd w:val="0"/>
+        <w:spacing w:after="0" w:line="240" w:lineRule="auto"/>
+        <w:rPr>
+          <w:rFonts w:ascii="Times New Roman" w:hAnsi="Times New Roman" w:cs="Times New Roman"/>
+          <w:kern w:val="0"/>
+          <w:sz w:val="24"/>
+          <w:szCs w:val="24"/>
+        </w:rPr>
+      </w:pPr>
+    </w:p>
+    <w:p>
+      <w:pPr>
+        <w:pStyle w:val="ListParagraph"/>
+        <w:autoSpaceDE w:val="0"/>
+        <w:autoSpaceDN w:val="0"/>
+        <w:adjustRightInd w:val="0"/>
+        <w:spacing w:after="0" w:line="240" w:lineRule="auto"/>
+        <w:rPr>
+          <w:rFonts w:ascii="Times New Roman" w:hAnsi="Times New Roman" w:cs="Times New Roman"/>
+          <w:kern w:val="0"/>
+          <w:sz w:val="24"/>
+          <w:szCs w:val="24"/>
+        </w:rPr>
+      </w:pPr>
+    </w:p>
+    <w:p>
+      <w:pPr>
+        <w:pStyle w:val="ListParagraph"/>
+        <w:autoSpaceDE w:val="0"/>
+        <w:autoSpaceDN w:val="0"/>
+        <w:adjustRightInd w:val="0"/>
+        <w:spacing w:after="0" w:line="240" w:lineRule="auto"/>
+        <w:rPr>
+          <w:rFonts w:ascii="Times New Roman" w:hAnsi="Times New Roman" w:cs="Times New Roman"/>
+          <w:kern w:val="0"/>
+          <w:sz w:val="24"/>
+          <w:szCs w:val="24"/>
+        </w:rPr>
+      </w:pPr>
+      <w:r>
+        <w:rPr>
+          <w:rFonts w:ascii="Times New Roman" w:hAnsi="Times New Roman" w:cs="Times New Roman"/>
+          <w:kern w:val="0"/>
+          <w:sz w:val="24"/>
+          <w:szCs w:val="24"/>
+        </w:rPr>
+        <w:t xml:space="preserve">this can be seen using the command else simple </w:t>
+      </w:r>
       <w:r>
         <w:rPr>
           <w:rFonts w:ascii="Times New Roman" w:hAnsi="Times New Roman" w:cs="Times New Roman"/>
@@ -923,123 +1027,43 @@
           <w:sz w:val="24"/>
           <w:szCs w:val="24"/>
         </w:rPr>
-        <w:t>init</w:t>
-      </w:r>
-      <w:proofErr w:type="spellEnd"/>
-    </w:p>
-    <w:p>
-      <w:pPr>
-        <w:pStyle w:val="ListParagraph"/>
-        <w:autoSpaceDE w:val="0"/>
-        <w:autoSpaceDN w:val="0"/>
-        <w:adjustRightInd w:val="0"/>
-        <w:spacing w:after="0" w:line="240" w:lineRule="auto"/>
-        <w:rPr>
-          <w:rFonts w:ascii="Times New Roman" w:hAnsi="Times New Roman" w:cs="Times New Roman"/>
-          <w:kern w:val="0"/>
-          <w:sz w:val="24"/>
-          <w:szCs w:val="24"/>
-        </w:rPr>
-      </w:pPr>
-    </w:p>
-    <w:p>
-      <w:pPr>
-        <w:pStyle w:val="ListParagraph"/>
-        <w:autoSpaceDE w:val="0"/>
-        <w:autoSpaceDN w:val="0"/>
-        <w:adjustRightInd w:val="0"/>
-        <w:spacing w:after="0" w:line="240" w:lineRule="auto"/>
-        <w:rPr>
-          <w:rFonts w:ascii="Times New Roman" w:hAnsi="Times New Roman" w:cs="Times New Roman"/>
-          <w:kern w:val="0"/>
-          <w:sz w:val="24"/>
-          <w:szCs w:val="24"/>
-        </w:rPr>
-      </w:pPr>
-      <w:r>
-        <w:rPr>
-          <w:rFonts w:ascii="Times New Roman" w:hAnsi="Times New Roman" w:cs="Times New Roman"/>
-          <w:kern w:val="0"/>
-          <w:sz w:val="24"/>
-          <w:szCs w:val="24"/>
-        </w:rPr>
-        <w:t xml:space="preserve">creates </w:t>
-      </w:r>
-      <w:proofErr w:type="gramStart"/>
-      <w:r>
-        <w:rPr>
-          <w:rFonts w:ascii="Times New Roman" w:hAnsi="Times New Roman" w:cs="Times New Roman"/>
-          <w:kern w:val="0"/>
-          <w:sz w:val="24"/>
-          <w:szCs w:val="24"/>
-        </w:rPr>
-        <w:t>the .git</w:t>
-      </w:r>
-      <w:proofErr w:type="gramEnd"/>
-      <w:r>
-        <w:rPr>
-          <w:rFonts w:ascii="Times New Roman" w:hAnsi="Times New Roman" w:cs="Times New Roman"/>
-          <w:kern w:val="0"/>
-          <w:sz w:val="24"/>
-          <w:szCs w:val="24"/>
-        </w:rPr>
-        <w:t xml:space="preserve"> named folder</w:t>
-      </w:r>
-    </w:p>
-    <w:p>
-      <w:pPr>
-        <w:pStyle w:val="ListParagraph"/>
-        <w:autoSpaceDE w:val="0"/>
-        <w:autoSpaceDN w:val="0"/>
-        <w:adjustRightInd w:val="0"/>
-        <w:spacing w:after="0" w:line="240" w:lineRule="auto"/>
-        <w:rPr>
-          <w:rFonts w:ascii="Times New Roman" w:hAnsi="Times New Roman" w:cs="Times New Roman"/>
-          <w:kern w:val="0"/>
-          <w:sz w:val="24"/>
-          <w:szCs w:val="24"/>
-        </w:rPr>
-      </w:pPr>
-    </w:p>
-    <w:p>
-      <w:pPr>
-        <w:pStyle w:val="ListParagraph"/>
-        <w:autoSpaceDE w:val="0"/>
-        <w:autoSpaceDN w:val="0"/>
-        <w:adjustRightInd w:val="0"/>
-        <w:spacing w:after="0" w:line="240" w:lineRule="auto"/>
-        <w:rPr>
-          <w:rFonts w:ascii="Times New Roman" w:hAnsi="Times New Roman" w:cs="Times New Roman"/>
-          <w:kern w:val="0"/>
-          <w:sz w:val="24"/>
-          <w:szCs w:val="24"/>
-        </w:rPr>
-      </w:pPr>
-    </w:p>
-    <w:p>
-      <w:pPr>
-        <w:pStyle w:val="ListParagraph"/>
-        <w:autoSpaceDE w:val="0"/>
-        <w:autoSpaceDN w:val="0"/>
-        <w:adjustRightInd w:val="0"/>
-        <w:spacing w:after="0" w:line="240" w:lineRule="auto"/>
-        <w:rPr>
-          <w:rFonts w:ascii="Times New Roman" w:hAnsi="Times New Roman" w:cs="Times New Roman"/>
-          <w:kern w:val="0"/>
-          <w:sz w:val="24"/>
-          <w:szCs w:val="24"/>
-        </w:rPr>
-      </w:pPr>
-      <w:r>
-        <w:rPr>
-          <w:rFonts w:ascii="Times New Roman" w:hAnsi="Times New Roman" w:cs="Times New Roman"/>
-          <w:kern w:val="0"/>
-          <w:sz w:val="24"/>
-          <w:szCs w:val="24"/>
-        </w:rPr>
-        <w:t xml:space="preserve">this can be seen using the command else simple </w:t>
-      </w:r>
-      <w:r>
+        <w:t>ls</w:t>
+      </w:r>
+      <w:r>
+        <w:rPr>
+          <w:rFonts w:ascii="Times New Roman" w:hAnsi="Times New Roman" w:cs="Times New Roman"/>
+          <w:kern w:val="0"/>
+          <w:sz w:val="24"/>
+          <w:szCs w:val="24"/>
+        </w:rPr>
+        <w:t xml:space="preserve"> won</w:t>
+      </w:r>
+      <w:r>
+        <w:rPr>
+          <w:rFonts w:ascii="Times New Roman" w:hAnsi="Times New Roman" w:cs="Times New Roman"/>
+          <w:kern w:val="0"/>
+          <w:sz w:val="24"/>
+          <w:szCs w:val="24"/>
+        </w:rPr>
+        <w:t>’</w:t>
+      </w:r>
+      <w:r>
+        <w:rPr>
+          <w:rFonts w:ascii="Times New Roman" w:hAnsi="Times New Roman" w:cs="Times New Roman"/>
+          <w:kern w:val="0"/>
+          <w:sz w:val="24"/>
+          <w:szCs w:val="24"/>
+        </w:rPr>
+        <w:t>t show it</w:t>
+      </w:r>
+    </w:p>
+    <w:p>
+      <w:pPr>
+        <w:autoSpaceDE w:val="0"/>
+        <w:autoSpaceDN w:val="0"/>
+        <w:adjustRightInd w:val="0"/>
+        <w:spacing w:after="0" w:line="240" w:lineRule="auto"/>
+        <w:ind w:firstLine="720"/>
         <w:rPr>
           <w:rFonts w:ascii="Times New Roman" w:hAnsi="Times New Roman" w:cs="Times New Roman"/>
           <w:i/>
@@ -1049,43 +1073,18 @@
           <w:sz w:val="24"/>
           <w:szCs w:val="24"/>
         </w:rPr>
-        <w:t>ls</w:t>
-      </w:r>
-      <w:r>
-        <w:rPr>
-          <w:rFonts w:ascii="Times New Roman" w:hAnsi="Times New Roman" w:cs="Times New Roman"/>
-          <w:kern w:val="0"/>
-          <w:sz w:val="24"/>
-          <w:szCs w:val="24"/>
-        </w:rPr>
-        <w:t xml:space="preserve"> won</w:t>
-      </w:r>
-      <w:r>
-        <w:rPr>
-          <w:rFonts w:ascii="Times New Roman" w:hAnsi="Times New Roman" w:cs="Times New Roman"/>
-          <w:kern w:val="0"/>
-          <w:sz w:val="24"/>
-          <w:szCs w:val="24"/>
-        </w:rPr>
-        <w:t>’</w:t>
-      </w:r>
-      <w:r>
-        <w:rPr>
-          <w:rFonts w:ascii="Times New Roman" w:hAnsi="Times New Roman" w:cs="Times New Roman"/>
-          <w:kern w:val="0"/>
-          <w:sz w:val="24"/>
-          <w:szCs w:val="24"/>
-        </w:rPr>
-        <w:t>t show it</w:t>
-      </w:r>
-    </w:p>
-    <w:p>
-      <w:pPr>
-        <w:autoSpaceDE w:val="0"/>
-        <w:autoSpaceDN w:val="0"/>
-        <w:adjustRightInd w:val="0"/>
-        <w:spacing w:after="0" w:line="240" w:lineRule="auto"/>
-        <w:ind w:firstLine="720"/>
+      </w:pPr>
+      <w:r>
+        <w:rPr>
+          <w:rFonts w:ascii="Times New Roman" w:hAnsi="Times New Roman" w:cs="Times New Roman"/>
+          <w:color w:val="4472C4" w:themeColor="accent1"/>
+          <w:kern w:val="0"/>
+          <w:sz w:val="24"/>
+          <w:szCs w:val="24"/>
+        </w:rPr>
+        <w:t xml:space="preserve">Command:  </w:t>
+      </w:r>
+      <w:r>
         <w:rPr>
           <w:rFonts w:ascii="Times New Roman" w:hAnsi="Times New Roman" w:cs="Times New Roman"/>
           <w:i/>
@@ -1095,54 +1094,7 @@
           <w:sz w:val="24"/>
           <w:szCs w:val="24"/>
         </w:rPr>
-      </w:pPr>
-      <w:r>
-        <w:rPr>
-          <w:rFonts w:ascii="Times New Roman" w:hAnsi="Times New Roman" w:cs="Times New Roman"/>
-          <w:color w:val="4472C4" w:themeColor="accent1"/>
-          <w:kern w:val="0"/>
-          <w:sz w:val="24"/>
-          <w:szCs w:val="24"/>
-        </w:rPr>
-        <w:t xml:space="preserve">Command:  </w:t>
-      </w:r>
-      <w:r>
-        <w:rPr>
-          <w:rFonts w:ascii="Times New Roman" w:hAnsi="Times New Roman" w:cs="Times New Roman"/>
-          <w:i/>
-          <w:iCs/>
-          <w:color w:val="4472C4" w:themeColor="accent1"/>
-          <w:kern w:val="0"/>
-          <w:sz w:val="24"/>
-          <w:szCs w:val="24"/>
-        </w:rPr>
-        <w:t>ls -</w:t>
-      </w:r>
-      <w:proofErr w:type="spellStart"/>
-      <w:r>
-        <w:rPr>
-          <w:rFonts w:ascii="Times New Roman" w:hAnsi="Times New Roman" w:cs="Times New Roman"/>
-          <w:i/>
-          <w:iCs/>
-          <w:color w:val="4472C4" w:themeColor="accent1"/>
-          <w:kern w:val="0"/>
-          <w:sz w:val="24"/>
-          <w:szCs w:val="24"/>
-        </w:rPr>
-        <w:t>lart</w:t>
-      </w:r>
-      <w:proofErr w:type="spellEnd"/>
-      <w:r>
-        <w:rPr>
-          <w:rFonts w:ascii="Times New Roman" w:hAnsi="Times New Roman" w:cs="Times New Roman"/>
-          <w:i/>
-          <w:iCs/>
-          <w:color w:val="4472C4" w:themeColor="accent1"/>
-          <w:kern w:val="0"/>
-          <w:sz w:val="24"/>
-          <w:szCs w:val="24"/>
-        </w:rPr>
-        <w:t xml:space="preserve"> </w:t>
+        <w:t xml:space="preserve">ls -lart </w:t>
       </w:r>
     </w:p>
     <w:p>
@@ -1361,27 +1313,7 @@
           <w:sz w:val="24"/>
           <w:szCs w:val="24"/>
         </w:rPr>
-        <w:t xml:space="preserve">staged or not </w:t>
-      </w:r>
-      <w:proofErr w:type="spellStart"/>
-      <w:r>
-        <w:rPr>
-          <w:rFonts w:ascii="Times New Roman" w:hAnsi="Times New Roman" w:cs="Times New Roman"/>
-          <w:kern w:val="0"/>
-          <w:sz w:val="24"/>
-          <w:szCs w:val="24"/>
-        </w:rPr>
-        <w:t>commited</w:t>
-      </w:r>
-      <w:proofErr w:type="spellEnd"/>
-      <w:r>
-        <w:rPr>
-          <w:rFonts w:ascii="Times New Roman" w:hAnsi="Times New Roman" w:cs="Times New Roman"/>
-          <w:kern w:val="0"/>
-          <w:sz w:val="24"/>
-          <w:szCs w:val="24"/>
-        </w:rPr>
-        <w:t>)</w:t>
+        <w:t>staged or not commited)</w:t>
       </w:r>
     </w:p>
     <w:p>
@@ -1995,22 +1927,8 @@
           <w:sz w:val="24"/>
           <w:szCs w:val="24"/>
         </w:rPr>
-        <w:t>:</w:t>
-      </w:r>
-      <w:proofErr w:type="spellStart"/>
-      <w:r>
-        <w:rPr>
-          <w:rFonts w:ascii="Times New Roman" w:hAnsi="Times New Roman" w:cs="Times New Roman"/>
-          <w:i/>
-          <w:iCs/>
-          <w:color w:val="4472C4" w:themeColor="accent1"/>
-          <w:kern w:val="0"/>
-          <w:sz w:val="24"/>
-          <w:szCs w:val="24"/>
-        </w:rPr>
-        <w:t>wq</w:t>
-      </w:r>
-      <w:proofErr w:type="spellEnd"/>
+        <w:t>:wq</w:t>
+      </w:r>
       <w:proofErr w:type="gramEnd"/>
     </w:p>
     <w:p>
@@ -5486,7 +5404,6 @@
         </w:rPr>
         <w:t>.</w:t>
       </w:r>
-      <w:proofErr w:type="spellStart"/>
       <w:r>
         <w:rPr>
           <w:rFonts w:ascii="Times New Roman" w:hAnsi="Times New Roman" w:cs="Times New Roman"/>
@@ -5505,7 +5422,6 @@
         </w:rPr>
         <w:t>ignore</w:t>
       </w:r>
-      <w:proofErr w:type="spellEnd"/>
       <w:proofErr w:type="gramEnd"/>
       <w:r>
         <w:rPr>
@@ -5596,7 +5512,6 @@
         </w:rPr>
         <w:t>.</w:t>
       </w:r>
-      <w:proofErr w:type="spellStart"/>
       <w:r>
         <w:rPr>
           <w:rFonts w:ascii="Times New Roman" w:hAnsi="Times New Roman" w:cs="Times New Roman"/>
@@ -5617,7 +5532,6 @@
         </w:rPr>
         <w:t>ignore</w:t>
       </w:r>
-      <w:proofErr w:type="spellEnd"/>
       <w:proofErr w:type="gramEnd"/>
     </w:p>
     <w:p>
@@ -5668,7 +5582,6 @@
         </w:rPr>
         <w:t>the .</w:t>
       </w:r>
-      <w:proofErr w:type="spellStart"/>
       <w:r>
         <w:rPr>
           <w:rFonts w:ascii="Times New Roman" w:hAnsi="Times New Roman" w:cs="Times New Roman"/>
@@ -5687,7 +5600,6 @@
         </w:rPr>
         <w:t>ignore</w:t>
       </w:r>
-      <w:proofErr w:type="spellEnd"/>
       <w:proofErr w:type="gramEnd"/>
       <w:r>
         <w:rPr>
@@ -5826,7 +5738,6 @@
         </w:rPr>
         <w:t>.</w:t>
       </w:r>
-      <w:proofErr w:type="spellStart"/>
       <w:r>
         <w:rPr>
           <w:rFonts w:ascii="Times New Roman" w:hAnsi="Times New Roman" w:cs="Times New Roman"/>
@@ -5845,7 +5756,6 @@
         </w:rPr>
         <w:t>ignore</w:t>
       </w:r>
-      <w:proofErr w:type="spellEnd"/>
       <w:proofErr w:type="gramEnd"/>
       <w:r>
         <w:rPr>
@@ -5854,27 +5764,7 @@
           <w:sz w:val="24"/>
           <w:szCs w:val="24"/>
         </w:rPr>
-        <w:t xml:space="preserve"> file add the file which are unwanted to track or need backup or which can be regenerated like log, images as it will </w:t>
-      </w:r>
-      <w:proofErr w:type="spellStart"/>
-      <w:r>
-        <w:rPr>
-          <w:rFonts w:ascii="Times New Roman" w:hAnsi="Times New Roman" w:cs="Times New Roman"/>
-          <w:kern w:val="0"/>
-          <w:sz w:val="24"/>
-          <w:szCs w:val="24"/>
-        </w:rPr>
-        <w:t>sloq</w:t>
-      </w:r>
-      <w:proofErr w:type="spellEnd"/>
-      <w:r>
-        <w:rPr>
-          <w:rFonts w:ascii="Times New Roman" w:hAnsi="Times New Roman" w:cs="Times New Roman"/>
-          <w:kern w:val="0"/>
-          <w:sz w:val="24"/>
-          <w:szCs w:val="24"/>
-        </w:rPr>
-        <w:t xml:space="preserve"> down the </w:t>
+        <w:t xml:space="preserve"> file add the file which are unwanted to track or need backup or which can be regenerated like log, images as it will sloq down the </w:t>
       </w:r>
       <w:r>
         <w:rPr>
@@ -6086,7 +5976,6 @@
         </w:rPr>
         <w:t>.</w:t>
       </w:r>
-      <w:proofErr w:type="spellStart"/>
       <w:r>
         <w:rPr>
           <w:rFonts w:ascii="Times New Roman" w:hAnsi="Times New Roman" w:cs="Times New Roman"/>
@@ -6105,7 +5994,6 @@
         </w:rPr>
         <w:t>ignore</w:t>
       </w:r>
-      <w:proofErr w:type="spellEnd"/>
       <w:proofErr w:type="gramEnd"/>
       <w:r>
         <w:rPr>
@@ -6191,27 +6079,15 @@
           <w:szCs w:val="24"/>
         </w:rPr>
       </w:pPr>
-      <w:proofErr w:type="spellStart"/>
-      <w:r>
-        <w:rPr>
-          <w:rFonts w:ascii="Times New Roman" w:hAnsi="Times New Roman" w:cs="Times New Roman"/>
-          <w:color w:val="4472C4" w:themeColor="accent1"/>
-          <w:kern w:val="0"/>
-          <w:sz w:val="24"/>
-          <w:szCs w:val="24"/>
-        </w:rPr>
-        <w:t>Adiding</w:t>
-      </w:r>
-      <w:proofErr w:type="spellEnd"/>
-      <w:r>
-        <w:rPr>
-          <w:rFonts w:ascii="Times New Roman" w:hAnsi="Times New Roman" w:cs="Times New Roman"/>
-          <w:color w:val="4472C4" w:themeColor="accent1"/>
-          <w:kern w:val="0"/>
-          <w:sz w:val="24"/>
-          <w:szCs w:val="24"/>
-        </w:rPr>
-        <w:t xml:space="preserve"> some random things in mylogs.log file</w:t>
+      <w:r>
+        <w:rPr>
+          <w:rFonts w:ascii="Times New Roman" w:hAnsi="Times New Roman" w:cs="Times New Roman"/>
+          <w:color w:val="4472C4" w:themeColor="accent1"/>
+          <w:kern w:val="0"/>
+          <w:sz w:val="24"/>
+          <w:szCs w:val="24"/>
+        </w:rPr>
+        <w:t>Adiding some random things in mylogs.log file</w:t>
       </w:r>
     </w:p>
     <w:p>
@@ -6354,7 +6230,6 @@
         </w:rPr>
         <w:t>in .</w:t>
       </w:r>
-      <w:proofErr w:type="spellStart"/>
       <w:r>
         <w:rPr>
           <w:rFonts w:ascii="Times New Roman" w:hAnsi="Times New Roman" w:cs="Times New Roman"/>
@@ -6375,7 +6250,6 @@
         </w:rPr>
         <w:t>ignore</w:t>
       </w:r>
-      <w:proofErr w:type="spellEnd"/>
       <w:proofErr w:type="gramEnd"/>
     </w:p>
     <w:p>
@@ -6966,27 +6840,7 @@
           <w:sz w:val="24"/>
           <w:szCs w:val="24"/>
         </w:rPr>
-        <w:t xml:space="preserve">and the </w:t>
-      </w:r>
-      <w:proofErr w:type="spellStart"/>
-      <w:r>
-        <w:rPr>
-          <w:rFonts w:ascii="Times New Roman" w:hAnsi="Times New Roman" w:cs="Times New Roman"/>
-          <w:kern w:val="0"/>
-          <w:sz w:val="24"/>
-          <w:szCs w:val="24"/>
-        </w:rPr>
-        <w:t>nchecking</w:t>
-      </w:r>
-      <w:proofErr w:type="spellEnd"/>
-      <w:r>
-        <w:rPr>
-          <w:rFonts w:ascii="Times New Roman" w:hAnsi="Times New Roman" w:cs="Times New Roman"/>
-          <w:kern w:val="0"/>
-          <w:sz w:val="24"/>
-          <w:szCs w:val="24"/>
-        </w:rPr>
-        <w:t xml:space="preserve"> the status</w:t>
+        <w:t>and the nchecking the status</w:t>
       </w:r>
     </w:p>
     <w:p>
@@ -7300,17 +7154,7 @@
           <w:sz w:val="24"/>
           <w:szCs w:val="24"/>
         </w:rPr>
-        <w:t xml:space="preserve">o </w:t>
-      </w:r>
-      <w:proofErr w:type="spellStart"/>
-      <w:r>
-        <w:rPr>
-          <w:rFonts w:ascii="Times New Roman" w:hAnsi="Times New Roman" w:cs="Times New Roman"/>
-          <w:kern w:val="0"/>
-          <w:sz w:val="24"/>
-          <w:szCs w:val="24"/>
-        </w:rPr>
-        <w:t>g</w:t>
+        <w:t>o g</w:t>
       </w:r>
       <w:r>
         <w:rPr>
@@ -7328,37 +7172,7 @@
           <w:sz w:val="24"/>
           <w:szCs w:val="24"/>
         </w:rPr>
-        <w:t>nore</w:t>
-      </w:r>
-      <w:proofErr w:type="spellEnd"/>
-      <w:r>
-        <w:rPr>
-          <w:rFonts w:ascii="Times New Roman" w:hAnsi="Times New Roman" w:cs="Times New Roman"/>
-          <w:kern w:val="0"/>
-          <w:sz w:val="24"/>
-          <w:szCs w:val="24"/>
-        </w:rPr>
-        <w:t xml:space="preserve"> the </w:t>
-      </w:r>
-      <w:proofErr w:type="spellStart"/>
-      <w:r>
-        <w:rPr>
-          <w:rFonts w:ascii="Times New Roman" w:hAnsi="Times New Roman" w:cs="Times New Roman"/>
-          <w:kern w:val="0"/>
-          <w:sz w:val="24"/>
-          <w:szCs w:val="24"/>
-        </w:rPr>
-        <w:t>mylogs</w:t>
-      </w:r>
-      <w:proofErr w:type="spellEnd"/>
-      <w:r>
-        <w:rPr>
-          <w:rFonts w:ascii="Times New Roman" w:hAnsi="Times New Roman" w:cs="Times New Roman"/>
-          <w:kern w:val="0"/>
-          <w:sz w:val="24"/>
-          <w:szCs w:val="24"/>
-        </w:rPr>
-        <w:t xml:space="preserve"> file inside the root directory only then use </w:t>
+        <w:t xml:space="preserve">nore the mylogs file inside the root directory only then use </w:t>
       </w:r>
     </w:p>
     <w:p>
@@ -7884,7 +7698,6 @@
         </w:rPr>
         <w:t>.</w:t>
       </w:r>
-      <w:proofErr w:type="spellStart"/>
       <w:r>
         <w:rPr>
           <w:rFonts w:ascii="Times New Roman" w:hAnsi="Times New Roman" w:cs="Times New Roman"/>
@@ -7894,7 +7707,6 @@
         </w:rPr>
         <w:t>gitignore</w:t>
       </w:r>
-      <w:proofErr w:type="spellEnd"/>
       <w:proofErr w:type="gramEnd"/>
       <w:r>
         <w:rPr>
@@ -7967,29 +7779,7 @@
           <w:sz w:val="18"/>
           <w:szCs w:val="18"/>
         </w:rPr>
-        <w:t xml:space="preserve">git commit -m 'updated the log </w:t>
-      </w:r>
-      <w:proofErr w:type="spellStart"/>
-      <w:r>
-        <w:rPr>
-          <w:rFonts w:ascii="Lucida Console" w:hAnsi="Lucida Console" w:cs="Lucida Console"/>
-          <w:color w:val="8EAADB" w:themeColor="accent1" w:themeTint="99"/>
-          <w:kern w:val="0"/>
-          <w:sz w:val="18"/>
-          <w:szCs w:val="18"/>
-        </w:rPr>
-        <w:t>tracting</w:t>
-      </w:r>
-      <w:proofErr w:type="spellEnd"/>
-      <w:r>
-        <w:rPr>
-          <w:rFonts w:ascii="Lucida Console" w:hAnsi="Lucida Console" w:cs="Lucida Console"/>
-          <w:color w:val="8EAADB" w:themeColor="accent1" w:themeTint="99"/>
-          <w:kern w:val="0"/>
-          <w:sz w:val="18"/>
-          <w:szCs w:val="18"/>
-        </w:rPr>
-        <w:t xml:space="preserve"> to root folder only'</w:t>
+        <w:t>git commit -m 'updated the log tracting to root folder only'</w:t>
       </w:r>
     </w:p>
     <w:p>
@@ -8194,70 +7984,30 @@
           <w:sz w:val="24"/>
           <w:szCs w:val="24"/>
         </w:rPr>
-        <w:t xml:space="preserve">git status to check the </w:t>
-      </w:r>
-      <w:proofErr w:type="spellStart"/>
-      <w:r>
-        <w:rPr>
-          <w:rFonts w:ascii="Times New Roman" w:hAnsi="Times New Roman" w:cs="Times New Roman"/>
-          <w:kern w:val="0"/>
-          <w:sz w:val="24"/>
-          <w:szCs w:val="24"/>
-        </w:rPr>
-        <w:t>staus</w:t>
-      </w:r>
-      <w:proofErr w:type="spellEnd"/>
-      <w:r>
-        <w:rPr>
-          <w:rFonts w:ascii="Times New Roman" w:hAnsi="Times New Roman" w:cs="Times New Roman"/>
-          <w:kern w:val="0"/>
-          <w:sz w:val="24"/>
-          <w:szCs w:val="24"/>
-        </w:rPr>
-        <w:t>.</w:t>
-      </w:r>
-    </w:p>
-    <w:p>
-      <w:pPr>
-        <w:autoSpaceDE w:val="0"/>
-        <w:autoSpaceDN w:val="0"/>
-        <w:adjustRightInd w:val="0"/>
-        <w:spacing w:after="0" w:line="240" w:lineRule="auto"/>
-        <w:rPr>
-          <w:rFonts w:ascii="Times New Roman" w:hAnsi="Times New Roman" w:cs="Times New Roman"/>
-          <w:kern w:val="0"/>
-          <w:sz w:val="24"/>
-          <w:szCs w:val="24"/>
-        </w:rPr>
-      </w:pPr>
-      <w:r>
-        <w:rPr>
-          <w:rFonts w:ascii="Times New Roman" w:hAnsi="Times New Roman" w:cs="Times New Roman"/>
-          <w:kern w:val="0"/>
-          <w:sz w:val="24"/>
-          <w:szCs w:val="24"/>
-        </w:rPr>
-        <w:t xml:space="preserve">All file having .log </w:t>
-      </w:r>
-      <w:proofErr w:type="spellStart"/>
-      <w:r>
-        <w:rPr>
-          <w:rFonts w:ascii="Times New Roman" w:hAnsi="Times New Roman" w:cs="Times New Roman"/>
-          <w:kern w:val="0"/>
-          <w:sz w:val="24"/>
-          <w:szCs w:val="24"/>
-        </w:rPr>
-        <w:t>extention</w:t>
-      </w:r>
-      <w:proofErr w:type="spellEnd"/>
-      <w:r>
-        <w:rPr>
-          <w:rFonts w:ascii="Times New Roman" w:hAnsi="Times New Roman" w:cs="Times New Roman"/>
-          <w:kern w:val="0"/>
-          <w:sz w:val="24"/>
-          <w:szCs w:val="24"/>
-        </w:rPr>
-        <w:t xml:space="preserve"> name to be ignore.</w:t>
+        <w:t>git status to check the staus.</w:t>
+      </w:r>
+    </w:p>
+    <w:p>
+      <w:pPr>
+        <w:autoSpaceDE w:val="0"/>
+        <w:autoSpaceDN w:val="0"/>
+        <w:adjustRightInd w:val="0"/>
+        <w:spacing w:after="0" w:line="240" w:lineRule="auto"/>
+        <w:rPr>
+          <w:rFonts w:ascii="Times New Roman" w:hAnsi="Times New Roman" w:cs="Times New Roman"/>
+          <w:kern w:val="0"/>
+          <w:sz w:val="24"/>
+          <w:szCs w:val="24"/>
+        </w:rPr>
+      </w:pPr>
+      <w:r>
+        <w:rPr>
+          <w:rFonts w:ascii="Times New Roman" w:hAnsi="Times New Roman" w:cs="Times New Roman"/>
+          <w:kern w:val="0"/>
+          <w:sz w:val="24"/>
+          <w:szCs w:val="24"/>
+        </w:rPr>
+        <w:t>All file having .log extention name to be ignore.</w:t>
       </w:r>
     </w:p>
     <w:p>
@@ -8662,27 +8412,7 @@
           <w:sz w:val="18"/>
           <w:szCs w:val="18"/>
         </w:rPr>
-        <w:t xml:space="preserve">git commit -m 'ignoring all log file using .log </w:t>
-      </w:r>
-      <w:proofErr w:type="spellStart"/>
-      <w:r>
-        <w:rPr>
-          <w:rFonts w:ascii="Lucida Console" w:hAnsi="Lucida Console" w:cs="Lucida Console"/>
-          <w:kern w:val="0"/>
-          <w:sz w:val="18"/>
-          <w:szCs w:val="18"/>
-        </w:rPr>
-        <w:t>extentions</w:t>
-      </w:r>
-      <w:proofErr w:type="spellEnd"/>
-      <w:r>
-        <w:rPr>
-          <w:rFonts w:ascii="Lucida Console" w:hAnsi="Lucida Console" w:cs="Lucida Console"/>
-          <w:kern w:val="0"/>
-          <w:sz w:val="18"/>
-          <w:szCs w:val="18"/>
-        </w:rPr>
-        <w:t>'</w:t>
+        <w:t>git commit -m 'ignoring all log file using .log extentions'</w:t>
       </w:r>
     </w:p>
     <w:p>
@@ -8831,47 +8561,7 @@
           <w:sz w:val="24"/>
           <w:szCs w:val="24"/>
         </w:rPr>
-        <w:t xml:space="preserve"> one can try for *.</w:t>
-      </w:r>
-      <w:proofErr w:type="spellStart"/>
-      <w:r>
-        <w:rPr>
-          <w:rFonts w:ascii="Times New Roman" w:hAnsi="Times New Roman" w:cs="Times New Roman"/>
-          <w:kern w:val="0"/>
-          <w:sz w:val="24"/>
-          <w:szCs w:val="24"/>
-        </w:rPr>
-        <w:t>py</w:t>
-      </w:r>
-      <w:proofErr w:type="spellEnd"/>
-      <w:r>
-        <w:rPr>
-          <w:rFonts w:ascii="Times New Roman" w:hAnsi="Times New Roman" w:cs="Times New Roman"/>
-          <w:kern w:val="0"/>
-          <w:sz w:val="24"/>
-          <w:szCs w:val="24"/>
-        </w:rPr>
-        <w:t>, *.</w:t>
-      </w:r>
-      <w:proofErr w:type="spellStart"/>
-      <w:r>
-        <w:rPr>
-          <w:rFonts w:ascii="Times New Roman" w:hAnsi="Times New Roman" w:cs="Times New Roman"/>
-          <w:kern w:val="0"/>
-          <w:sz w:val="24"/>
-          <w:szCs w:val="24"/>
-        </w:rPr>
-        <w:t>cpp</w:t>
-      </w:r>
-      <w:proofErr w:type="spellEnd"/>
-      <w:r>
-        <w:rPr>
-          <w:rFonts w:ascii="Times New Roman" w:hAnsi="Times New Roman" w:cs="Times New Roman"/>
-          <w:kern w:val="0"/>
-          <w:sz w:val="24"/>
-          <w:szCs w:val="24"/>
-        </w:rPr>
-        <w:t xml:space="preserve"> and so on….</w:t>
+        <w:t xml:space="preserve"> one can try for *.py, *.cpp and so on….</w:t>
       </w:r>
     </w:p>
     <w:p>
@@ -8945,27 +8635,7 @@
           <w:sz w:val="24"/>
           <w:szCs w:val="24"/>
         </w:rPr>
-        <w:t xml:space="preserve">Then use </w:t>
-      </w:r>
-      <w:proofErr w:type="spellStart"/>
-      <w:r>
-        <w:rPr>
-          <w:rFonts w:ascii="Times New Roman" w:hAnsi="Times New Roman" w:cs="Times New Roman"/>
-          <w:kern w:val="0"/>
-          <w:sz w:val="24"/>
-          <w:szCs w:val="24"/>
-        </w:rPr>
-        <w:t>folder_name</w:t>
-      </w:r>
-      <w:proofErr w:type="spellEnd"/>
-      <w:r>
-        <w:rPr>
-          <w:rFonts w:ascii="Times New Roman" w:hAnsi="Times New Roman" w:cs="Times New Roman"/>
-          <w:kern w:val="0"/>
-          <w:sz w:val="24"/>
-          <w:szCs w:val="24"/>
-        </w:rPr>
-        <w:t xml:space="preserve">/ in </w:t>
+        <w:t xml:space="preserve">Then use folder_name/ in </w:t>
       </w:r>
       <w:proofErr w:type="gramStart"/>
       <w:r>
@@ -8975,19 +8645,8 @@
           <w:sz w:val="24"/>
           <w:szCs w:val="24"/>
         </w:rPr>
-        <w:t>the .</w:t>
-      </w:r>
-      <w:proofErr w:type="spellStart"/>
-      <w:r>
-        <w:rPr>
-          <w:rFonts w:ascii="Times New Roman" w:hAnsi="Times New Roman" w:cs="Times New Roman"/>
-          <w:kern w:val="0"/>
-          <w:sz w:val="24"/>
-          <w:szCs w:val="24"/>
-        </w:rPr>
-        <w:t>gitignore</w:t>
-      </w:r>
-      <w:proofErr w:type="spellEnd"/>
+        <w:t>the .gitignore</w:t>
+      </w:r>
       <w:proofErr w:type="gramEnd"/>
     </w:p>
     <w:p>
@@ -9091,7 +8750,6 @@
         </w:rPr>
         <w:t xml:space="preserve"> </w:t>
       </w:r>
-      <w:proofErr w:type="spellStart"/>
       <w:r>
         <w:rPr>
           <w:rFonts w:ascii="Times New Roman" w:hAnsi="Times New Roman" w:cs="Times New Roman"/>
@@ -9111,7 +8769,6 @@
         </w:rPr>
         <w:t>_ignore_folder</w:t>
       </w:r>
-      <w:proofErr w:type="spellEnd"/>
       <w:r>
         <w:rPr>
           <w:rFonts w:ascii="Times New Roman" w:hAnsi="Times New Roman" w:cs="Times New Roman"/>
@@ -9416,27 +9073,7 @@
           <w:sz w:val="24"/>
           <w:szCs w:val="24"/>
         </w:rPr>
-        <w:t xml:space="preserve">It is not showing anything since the </w:t>
-      </w:r>
-      <w:proofErr w:type="spellStart"/>
-      <w:r>
-        <w:rPr>
-          <w:rFonts w:ascii="Times New Roman" w:hAnsi="Times New Roman" w:cs="Times New Roman"/>
-          <w:kern w:val="0"/>
-          <w:sz w:val="24"/>
-          <w:szCs w:val="24"/>
-        </w:rPr>
-        <w:t>sample_ignore_folder</w:t>
-      </w:r>
-      <w:proofErr w:type="spellEnd"/>
-      <w:r>
-        <w:rPr>
-          <w:rFonts w:ascii="Times New Roman" w:hAnsi="Times New Roman" w:cs="Times New Roman"/>
-          <w:kern w:val="0"/>
-          <w:sz w:val="24"/>
-          <w:szCs w:val="24"/>
-        </w:rPr>
-        <w:t xml:space="preserve"> is empty</w:t>
+        <w:t>It is not showing anything since the sample_ignore_folder is empty</w:t>
       </w:r>
     </w:p>
     <w:p>
@@ -9781,27 +9418,7 @@
           <w:sz w:val="24"/>
           <w:szCs w:val="24"/>
         </w:rPr>
-        <w:t xml:space="preserve">Now it is showing the </w:t>
-      </w:r>
-      <w:proofErr w:type="spellStart"/>
-      <w:r>
-        <w:rPr>
-          <w:rFonts w:ascii="Times New Roman" w:hAnsi="Times New Roman" w:cs="Times New Roman"/>
-          <w:kern w:val="0"/>
-          <w:sz w:val="24"/>
-          <w:szCs w:val="24"/>
-        </w:rPr>
-        <w:t>untracted</w:t>
-      </w:r>
-      <w:proofErr w:type="spellEnd"/>
-      <w:r>
-        <w:rPr>
-          <w:rFonts w:ascii="Times New Roman" w:hAnsi="Times New Roman" w:cs="Times New Roman"/>
-          <w:kern w:val="0"/>
-          <w:sz w:val="24"/>
-          <w:szCs w:val="24"/>
-        </w:rPr>
-        <w:t xml:space="preserve"> folder</w:t>
+        <w:t>Now it is showing the untracted folder</w:t>
       </w:r>
       <w:r>
         <w:rPr>
@@ -9847,27 +9464,7 @@
           <w:sz w:val="24"/>
           <w:szCs w:val="24"/>
         </w:rPr>
-        <w:t xml:space="preserve">To ignore the </w:t>
-      </w:r>
-      <w:proofErr w:type="spellStart"/>
-      <w:r>
-        <w:rPr>
-          <w:rFonts w:ascii="Times New Roman" w:hAnsi="Times New Roman" w:cs="Times New Roman"/>
-          <w:kern w:val="0"/>
-          <w:sz w:val="24"/>
-          <w:szCs w:val="24"/>
-        </w:rPr>
-        <w:t>sample_ignore_folder</w:t>
-      </w:r>
-      <w:proofErr w:type="spellEnd"/>
-      <w:r>
-        <w:rPr>
-          <w:rFonts w:ascii="Times New Roman" w:hAnsi="Times New Roman" w:cs="Times New Roman"/>
-          <w:kern w:val="0"/>
-          <w:sz w:val="24"/>
-          <w:szCs w:val="24"/>
-        </w:rPr>
-        <w:t xml:space="preserve"> then add </w:t>
+        <w:t xml:space="preserve">To ignore the sample_ignore_folder then add </w:t>
       </w:r>
       <w:proofErr w:type="gramStart"/>
       <w:r>
@@ -9877,19 +9474,8 @@
           <w:sz w:val="24"/>
           <w:szCs w:val="24"/>
         </w:rPr>
-        <w:t>it .</w:t>
-      </w:r>
-      <w:proofErr w:type="spellStart"/>
-      <w:r>
-        <w:rPr>
-          <w:rFonts w:ascii="Times New Roman" w:hAnsi="Times New Roman" w:cs="Times New Roman"/>
-          <w:kern w:val="0"/>
-          <w:sz w:val="24"/>
-          <w:szCs w:val="24"/>
-        </w:rPr>
-        <w:t>gitignore</w:t>
-      </w:r>
-      <w:proofErr w:type="spellEnd"/>
+        <w:t>it .gitignore</w:t>
+      </w:r>
       <w:proofErr w:type="gramEnd"/>
       <w:r>
         <w:rPr>
@@ -10161,47 +9747,7 @@
           <w:sz w:val="24"/>
           <w:szCs w:val="24"/>
         </w:rPr>
-        <w:t xml:space="preserve">Now </w:t>
-      </w:r>
-      <w:proofErr w:type="spellStart"/>
-      <w:r>
-        <w:rPr>
-          <w:rFonts w:ascii="Times New Roman" w:hAnsi="Times New Roman" w:cs="Times New Roman"/>
-          <w:kern w:val="0"/>
-          <w:sz w:val="24"/>
-          <w:szCs w:val="24"/>
-        </w:rPr>
-        <w:t>tracting</w:t>
-      </w:r>
-      <w:proofErr w:type="spellEnd"/>
-      <w:r>
-        <w:rPr>
-          <w:rFonts w:ascii="Times New Roman" w:hAnsi="Times New Roman" w:cs="Times New Roman"/>
-          <w:kern w:val="0"/>
-          <w:sz w:val="24"/>
-          <w:szCs w:val="24"/>
-        </w:rPr>
-        <w:t xml:space="preserve"> of </w:t>
-      </w:r>
-      <w:proofErr w:type="spellStart"/>
-      <w:r>
-        <w:rPr>
-          <w:rFonts w:ascii="Times New Roman" w:hAnsi="Times New Roman" w:cs="Times New Roman"/>
-          <w:kern w:val="0"/>
-          <w:sz w:val="24"/>
-          <w:szCs w:val="24"/>
-        </w:rPr>
-        <w:t>sample_ignore_folder</w:t>
-      </w:r>
-      <w:proofErr w:type="spellEnd"/>
-      <w:r>
-        <w:rPr>
-          <w:rFonts w:ascii="Times New Roman" w:hAnsi="Times New Roman" w:cs="Times New Roman"/>
-          <w:kern w:val="0"/>
-          <w:sz w:val="24"/>
-          <w:szCs w:val="24"/>
-        </w:rPr>
-        <w:t xml:space="preserve"> is vanished and </w:t>
+        <w:t xml:space="preserve">Now tracting of sample_ignore_folder is vanished and </w:t>
       </w:r>
       <w:proofErr w:type="gramStart"/>
       <w:r>
@@ -10211,19 +9757,8 @@
           <w:sz w:val="24"/>
           <w:szCs w:val="24"/>
         </w:rPr>
-        <w:t>modified .</w:t>
-      </w:r>
-      <w:proofErr w:type="spellStart"/>
-      <w:r>
-        <w:rPr>
-          <w:rFonts w:ascii="Times New Roman" w:hAnsi="Times New Roman" w:cs="Times New Roman"/>
-          <w:kern w:val="0"/>
-          <w:sz w:val="24"/>
-          <w:szCs w:val="24"/>
-        </w:rPr>
-        <w:t>gitignore</w:t>
-      </w:r>
-      <w:proofErr w:type="spellEnd"/>
+        <w:t>modified .gitignore</w:t>
+      </w:r>
       <w:proofErr w:type="gramEnd"/>
       <w:r>
         <w:rPr>
@@ -10232,19 +9767,8 @@
           <w:sz w:val="24"/>
           <w:szCs w:val="24"/>
         </w:rPr>
-        <w:t xml:space="preserve"> is </w:t>
-      </w:r>
-      <w:proofErr w:type="spellStart"/>
-      <w:r>
-        <w:rPr>
-          <w:rFonts w:ascii="Times New Roman" w:hAnsi="Times New Roman" w:cs="Times New Roman"/>
-          <w:kern w:val="0"/>
-          <w:sz w:val="24"/>
-          <w:szCs w:val="24"/>
-        </w:rPr>
-        <w:t>shoqwn</w:t>
-      </w:r>
-      <w:proofErr w:type="spellEnd"/>
+        <w:t xml:space="preserve"> is shoqwn</w:t>
+      </w:r>
     </w:p>
     <w:p>
       <w:pPr>
@@ -10832,7 +10356,6 @@
         </w:rPr>
         <w:t>&lt;</w:t>
       </w:r>
-      <w:proofErr w:type="spellStart"/>
       <w:r>
         <w:rPr>
           <w:rFonts w:ascii="Times New Roman" w:hAnsi="Times New Roman" w:cs="Times New Roman"/>
@@ -10843,7 +10366,6 @@
         </w:rPr>
         <w:t>branch_name</w:t>
       </w:r>
-      <w:proofErr w:type="spellEnd"/>
       <w:r>
         <w:rPr>
           <w:rFonts w:ascii="Times New Roman" w:hAnsi="Times New Roman" w:cs="Times New Roman"/>
@@ -11354,27 +10876,7 @@
           <w:sz w:val="24"/>
           <w:szCs w:val="24"/>
         </w:rPr>
-        <w:t xml:space="preserve">green </w:t>
-      </w:r>
-      <w:proofErr w:type="spellStart"/>
-      <w:r>
-        <w:rPr>
-          <w:rFonts w:ascii="Times New Roman" w:hAnsi="Times New Roman" w:cs="Times New Roman"/>
-          <w:kern w:val="0"/>
-          <w:sz w:val="24"/>
-          <w:szCs w:val="24"/>
-        </w:rPr>
-        <w:t>colour</w:t>
-      </w:r>
-      <w:proofErr w:type="spellEnd"/>
-      <w:r>
-        <w:rPr>
-          <w:rFonts w:ascii="Times New Roman" w:hAnsi="Times New Roman" w:cs="Times New Roman"/>
-          <w:kern w:val="0"/>
-          <w:sz w:val="24"/>
-          <w:szCs w:val="24"/>
-        </w:rPr>
-        <w:t xml:space="preserve"> in *master </w:t>
+        <w:t xml:space="preserve">green colour in *master </w:t>
       </w:r>
       <w:r>
         <w:rPr>
@@ -11505,29 +11007,7 @@
           <w:sz w:val="24"/>
           <w:szCs w:val="24"/>
         </w:rPr>
-        <w:t>checkout &lt;</w:t>
-      </w:r>
-      <w:proofErr w:type="spellStart"/>
-      <w:r>
-        <w:rPr>
-          <w:rFonts w:ascii="Times New Roman" w:hAnsi="Times New Roman" w:cs="Times New Roman"/>
-          <w:color w:val="4472C4" w:themeColor="accent1"/>
-          <w:kern w:val="0"/>
-          <w:sz w:val="24"/>
-          <w:szCs w:val="24"/>
-        </w:rPr>
-        <w:t>branch_name</w:t>
-      </w:r>
-      <w:proofErr w:type="spellEnd"/>
-      <w:r>
-        <w:rPr>
-          <w:rFonts w:ascii="Times New Roman" w:hAnsi="Times New Roman" w:cs="Times New Roman"/>
-          <w:color w:val="4472C4" w:themeColor="accent1"/>
-          <w:kern w:val="0"/>
-          <w:sz w:val="24"/>
-          <w:szCs w:val="24"/>
-        </w:rPr>
-        <w:t>&gt;</w:t>
+        <w:t>checkout &lt;branch_name&gt;</w:t>
       </w:r>
     </w:p>
     <w:p>
@@ -12715,9 +12195,8 @@
           <w:sz w:val="24"/>
           <w:szCs w:val="24"/>
         </w:rPr>
-        <w:t xml:space="preserve">Now if you want to </w:t>
-      </w:r>
-      <w:proofErr w:type="spellStart"/>
+        <w:t xml:space="preserve">Now if you want to rollback the </w:t>
+      </w:r>
       <w:r>
         <w:rPr>
           <w:rFonts w:ascii="Times New Roman" w:hAnsi="Times New Roman" w:cs="Times New Roman"/>
@@ -12726,50 +12205,7 @@
           <w:sz w:val="24"/>
           <w:szCs w:val="24"/>
         </w:rPr>
-        <w:t>rollback</w:t>
-      </w:r>
-      <w:proofErr w:type="spellEnd"/>
-      <w:r>
-        <w:rPr>
-          <w:rFonts w:ascii="Times New Roman" w:hAnsi="Times New Roman" w:cs="Times New Roman"/>
-          <w:color w:val="000000" w:themeColor="text1"/>
-          <w:kern w:val="0"/>
-          <w:sz w:val="24"/>
-          <w:szCs w:val="24"/>
-        </w:rPr>
-        <w:t xml:space="preserve"> the </w:t>
-      </w:r>
-      <w:r>
-        <w:rPr>
-          <w:rFonts w:ascii="Times New Roman" w:hAnsi="Times New Roman" w:cs="Times New Roman"/>
-          <w:color w:val="000000" w:themeColor="text1"/>
-          <w:kern w:val="0"/>
-          <w:sz w:val="24"/>
-          <w:szCs w:val="24"/>
-        </w:rPr>
-        <w:t xml:space="preserve">previous version where the greeting </w:t>
-      </w:r>
-      <w:proofErr w:type="spellStart"/>
-      <w:r>
-        <w:rPr>
-          <w:rFonts w:ascii="Times New Roman" w:hAnsi="Times New Roman" w:cs="Times New Roman"/>
-          <w:color w:val="000000" w:themeColor="text1"/>
-          <w:kern w:val="0"/>
-          <w:sz w:val="24"/>
-          <w:szCs w:val="24"/>
-        </w:rPr>
-        <w:t>messaage</w:t>
-      </w:r>
-      <w:proofErr w:type="spellEnd"/>
-      <w:r>
-        <w:rPr>
-          <w:rFonts w:ascii="Times New Roman" w:hAnsi="Times New Roman" w:cs="Times New Roman"/>
-          <w:color w:val="000000" w:themeColor="text1"/>
-          <w:kern w:val="0"/>
-          <w:sz w:val="24"/>
-          <w:szCs w:val="24"/>
-        </w:rPr>
-        <w:t xml:space="preserve"> was only ‘hi’ in the index.html file</w:t>
+        <w:t>previous version where the greeting messaage was only ‘hi’ in the index.html file</w:t>
       </w:r>
     </w:p>
     <w:p>
@@ -13903,25 +13339,14 @@
           <w:szCs w:val="24"/>
         </w:rPr>
       </w:pPr>
-      <w:proofErr w:type="spellStart"/>
-      <w:r>
-        <w:rPr>
-          <w:rFonts w:ascii="Times New Roman" w:hAnsi="Times New Roman" w:cs="Times New Roman"/>
-          <w:kern w:val="0"/>
-          <w:sz w:val="24"/>
-          <w:szCs w:val="24"/>
-        </w:rPr>
-        <w:t>Commnad</w:t>
-      </w:r>
-      <w:proofErr w:type="spellEnd"/>
-      <w:r>
-        <w:rPr>
-          <w:rFonts w:ascii="Times New Roman" w:hAnsi="Times New Roman" w:cs="Times New Roman"/>
-          <w:kern w:val="0"/>
-          <w:sz w:val="24"/>
-          <w:szCs w:val="24"/>
-        </w:rPr>
-        <w:t xml:space="preserve"> to create </w:t>
+      <w:r>
+        <w:rPr>
+          <w:rFonts w:ascii="Times New Roman" w:hAnsi="Times New Roman" w:cs="Times New Roman"/>
+          <w:kern w:val="0"/>
+          <w:sz w:val="24"/>
+          <w:szCs w:val="24"/>
+        </w:rPr>
+        <w:t xml:space="preserve">Commnad to create </w:t>
       </w:r>
       <w:r>
         <w:rPr>
@@ -13984,27 +13409,7 @@
           <w:sz w:val="24"/>
           <w:szCs w:val="24"/>
         </w:rPr>
-        <w:t>git checkout -b &lt;</w:t>
-      </w:r>
-      <w:proofErr w:type="spellStart"/>
-      <w:r>
-        <w:rPr>
-          <w:rFonts w:ascii="Times New Roman" w:hAnsi="Times New Roman" w:cs="Times New Roman"/>
-          <w:kern w:val="0"/>
-          <w:sz w:val="24"/>
-          <w:szCs w:val="24"/>
-        </w:rPr>
-        <w:t>new_branch_name</w:t>
-      </w:r>
-      <w:proofErr w:type="spellEnd"/>
-      <w:r>
-        <w:rPr>
-          <w:rFonts w:ascii="Times New Roman" w:hAnsi="Times New Roman" w:cs="Times New Roman"/>
-          <w:kern w:val="0"/>
-          <w:sz w:val="24"/>
-          <w:szCs w:val="24"/>
-        </w:rPr>
-        <w:t>&gt;</w:t>
+        <w:t>git checkout -b &lt;new_branch_name&gt;</w:t>
       </w:r>
     </w:p>
     <w:p>
@@ -15746,47 +15151,7 @@
           <w:sz w:val="24"/>
           <w:szCs w:val="24"/>
         </w:rPr>
-        <w:t xml:space="preserve">Need to provide the </w:t>
-      </w:r>
-      <w:proofErr w:type="spellStart"/>
-      <w:r>
-        <w:rPr>
-          <w:rFonts w:ascii="Times New Roman" w:hAnsi="Times New Roman" w:cs="Times New Roman"/>
-          <w:kern w:val="0"/>
-          <w:sz w:val="24"/>
-          <w:szCs w:val="24"/>
-        </w:rPr>
-        <w:t>github</w:t>
-      </w:r>
-      <w:proofErr w:type="spellEnd"/>
-      <w:r>
-        <w:rPr>
-          <w:rFonts w:ascii="Times New Roman" w:hAnsi="Times New Roman" w:cs="Times New Roman"/>
-          <w:kern w:val="0"/>
-          <w:sz w:val="24"/>
-          <w:szCs w:val="24"/>
-        </w:rPr>
-        <w:t xml:space="preserve"> account to local system. For that </w:t>
-      </w:r>
-      <w:proofErr w:type="spellStart"/>
-      <w:r>
-        <w:rPr>
-          <w:rFonts w:ascii="Times New Roman" w:hAnsi="Times New Roman" w:cs="Times New Roman"/>
-          <w:kern w:val="0"/>
-          <w:sz w:val="24"/>
-          <w:szCs w:val="24"/>
-        </w:rPr>
-        <w:t>wee</w:t>
-      </w:r>
-      <w:proofErr w:type="spellEnd"/>
-      <w:r>
-        <w:rPr>
-          <w:rFonts w:ascii="Times New Roman" w:hAnsi="Times New Roman" w:cs="Times New Roman"/>
-          <w:kern w:val="0"/>
-          <w:sz w:val="24"/>
-          <w:szCs w:val="24"/>
-        </w:rPr>
-        <w:t xml:space="preserve"> need SSH keys.</w:t>
+        <w:t>Need to provide the github account to local system. For that wee need SSH keys.</w:t>
       </w:r>
     </w:p>
     <w:p>
@@ -15809,19 +15174,22 @@
           <w:sz w:val="18"/>
           <w:szCs w:val="18"/>
         </w:rPr>
-        <w:t xml:space="preserve">The key's </w:t>
-      </w:r>
-      <w:proofErr w:type="spellStart"/>
-      <w:r>
+        <w:t>The key's randomart image is:</w:t>
+      </w:r>
+    </w:p>
+    <w:p>
+      <w:pPr>
+        <w:autoSpaceDE w:val="0"/>
+        <w:autoSpaceDN w:val="0"/>
+        <w:adjustRightInd w:val="0"/>
+        <w:spacing w:after="0" w:line="240" w:lineRule="auto"/>
         <w:rPr>
           <w:rFonts w:ascii="Lucida Console" w:hAnsi="Lucida Console" w:cs="Lucida Console"/>
           <w:kern w:val="0"/>
           <w:sz w:val="18"/>
           <w:szCs w:val="18"/>
         </w:rPr>
-        <w:t>randomart</w:t>
-      </w:r>
-      <w:proofErr w:type="spellEnd"/>
+      </w:pPr>
       <w:r>
         <w:rPr>
           <w:rFonts w:ascii="Lucida Console" w:hAnsi="Lucida Console" w:cs="Lucida Console"/>
@@ -15829,22 +15197,19 @@
           <w:sz w:val="18"/>
           <w:szCs w:val="18"/>
         </w:rPr>
-        <w:t xml:space="preserve"> image is:</w:t>
-      </w:r>
-    </w:p>
-    <w:p>
-      <w:pPr>
-        <w:autoSpaceDE w:val="0"/>
-        <w:autoSpaceDN w:val="0"/>
-        <w:adjustRightInd w:val="0"/>
-        <w:spacing w:after="0" w:line="240" w:lineRule="auto"/>
+        <w:t xml:space="preserve">+--[ED25519 </w:t>
+      </w:r>
+      <w:proofErr w:type="gramStart"/>
+      <w:r>
         <w:rPr>
           <w:rFonts w:ascii="Lucida Console" w:hAnsi="Lucida Console" w:cs="Lucida Console"/>
           <w:kern w:val="0"/>
           <w:sz w:val="18"/>
           <w:szCs w:val="18"/>
         </w:rPr>
-      </w:pPr>
+        <w:t>256]--</w:t>
+      </w:r>
+      <w:proofErr w:type="gramEnd"/>
       <w:r>
         <w:rPr>
           <w:rFonts w:ascii="Lucida Console" w:hAnsi="Lucida Console" w:cs="Lucida Console"/>
@@ -15852,19 +15217,22 @@
           <w:sz w:val="18"/>
           <w:szCs w:val="18"/>
         </w:rPr>
-        <w:t xml:space="preserve">+--[ED25519 </w:t>
-      </w:r>
-      <w:proofErr w:type="gramStart"/>
-      <w:r>
+        <w:t>+</w:t>
+      </w:r>
+    </w:p>
+    <w:p>
+      <w:pPr>
+        <w:autoSpaceDE w:val="0"/>
+        <w:autoSpaceDN w:val="0"/>
+        <w:adjustRightInd w:val="0"/>
+        <w:spacing w:after="0" w:line="240" w:lineRule="auto"/>
         <w:rPr>
           <w:rFonts w:ascii="Lucida Console" w:hAnsi="Lucida Console" w:cs="Lucida Console"/>
           <w:kern w:val="0"/>
           <w:sz w:val="18"/>
           <w:szCs w:val="18"/>
         </w:rPr>
-        <w:t>256]--</w:t>
-      </w:r>
-      <w:proofErr w:type="gramEnd"/>
+      </w:pPr>
       <w:r>
         <w:rPr>
           <w:rFonts w:ascii="Lucida Console" w:hAnsi="Lucida Console" w:cs="Lucida Console"/>
@@ -15872,7 +15240,7 @@
           <w:sz w:val="18"/>
           <w:szCs w:val="18"/>
         </w:rPr>
-        <w:t>+</w:t>
+        <w:t>|                 |</w:t>
       </w:r>
     </w:p>
     <w:p>
@@ -15918,7 +15286,7 @@
           <w:sz w:val="18"/>
           <w:szCs w:val="18"/>
         </w:rPr>
-        <w:t>|                 |</w:t>
+        <w:t>|      .          |</w:t>
       </w:r>
     </w:p>
     <w:p>
@@ -15941,22 +15309,19 @@
           <w:sz w:val="18"/>
           <w:szCs w:val="18"/>
         </w:rPr>
-        <w:t>|      .          |</w:t>
-      </w:r>
-    </w:p>
-    <w:p>
-      <w:pPr>
-        <w:autoSpaceDE w:val="0"/>
-        <w:autoSpaceDN w:val="0"/>
-        <w:adjustRightInd w:val="0"/>
-        <w:spacing w:after="0" w:line="240" w:lineRule="auto"/>
+        <w:t xml:space="preserve">|   . </w:t>
+      </w:r>
+      <w:proofErr w:type="gramStart"/>
+      <w:r>
         <w:rPr>
           <w:rFonts w:ascii="Lucida Console" w:hAnsi="Lucida Console" w:cs="Lucida Console"/>
           <w:kern w:val="0"/>
           <w:sz w:val="18"/>
           <w:szCs w:val="18"/>
         </w:rPr>
-      </w:pPr>
+        <w:t>o .</w:t>
+      </w:r>
+      <w:proofErr w:type="gramEnd"/>
       <w:r>
         <w:rPr>
           <w:rFonts w:ascii="Lucida Console" w:hAnsi="Lucida Console" w:cs="Lucida Console"/>
@@ -15964,19 +15329,22 @@
           <w:sz w:val="18"/>
           <w:szCs w:val="18"/>
         </w:rPr>
-        <w:t xml:space="preserve">|   . </w:t>
-      </w:r>
-      <w:proofErr w:type="gramStart"/>
-      <w:r>
+        <w:t xml:space="preserve">        .|</w:t>
+      </w:r>
+    </w:p>
+    <w:p>
+      <w:pPr>
+        <w:autoSpaceDE w:val="0"/>
+        <w:autoSpaceDN w:val="0"/>
+        <w:adjustRightInd w:val="0"/>
+        <w:spacing w:after="0" w:line="240" w:lineRule="auto"/>
         <w:rPr>
           <w:rFonts w:ascii="Lucida Console" w:hAnsi="Lucida Console" w:cs="Lucida Console"/>
           <w:kern w:val="0"/>
           <w:sz w:val="18"/>
           <w:szCs w:val="18"/>
         </w:rPr>
-        <w:t>o .</w:t>
-      </w:r>
-      <w:proofErr w:type="gramEnd"/>
+      </w:pPr>
       <w:r>
         <w:rPr>
           <w:rFonts w:ascii="Lucida Console" w:hAnsi="Lucida Console" w:cs="Lucida Console"/>
@@ -15984,22 +15352,19 @@
           <w:sz w:val="18"/>
           <w:szCs w:val="18"/>
         </w:rPr>
-        <w:t xml:space="preserve">        .|</w:t>
-      </w:r>
-    </w:p>
-    <w:p>
-      <w:pPr>
-        <w:autoSpaceDE w:val="0"/>
-        <w:autoSpaceDN w:val="0"/>
-        <w:adjustRightInd w:val="0"/>
-        <w:spacing w:after="0" w:line="240" w:lineRule="auto"/>
+        <w:t xml:space="preserve">|    * . S o  </w:t>
+      </w:r>
+      <w:proofErr w:type="gramStart"/>
+      <w:r>
         <w:rPr>
           <w:rFonts w:ascii="Lucida Console" w:hAnsi="Lucida Console" w:cs="Lucida Console"/>
           <w:kern w:val="0"/>
           <w:sz w:val="18"/>
           <w:szCs w:val="18"/>
         </w:rPr>
-      </w:pPr>
+        <w:t xml:space="preserve">  .</w:t>
+      </w:r>
+      <w:proofErr w:type="gramEnd"/>
       <w:r>
         <w:rPr>
           <w:rFonts w:ascii="Lucida Console" w:hAnsi="Lucida Console" w:cs="Lucida Console"/>
@@ -16007,19 +15372,22 @@
           <w:sz w:val="18"/>
           <w:szCs w:val="18"/>
         </w:rPr>
-        <w:t xml:space="preserve">|    * . S o  </w:t>
-      </w:r>
-      <w:proofErr w:type="gramStart"/>
-      <w:r>
+        <w:t>=|</w:t>
+      </w:r>
+    </w:p>
+    <w:p>
+      <w:pPr>
+        <w:autoSpaceDE w:val="0"/>
+        <w:autoSpaceDN w:val="0"/>
+        <w:adjustRightInd w:val="0"/>
+        <w:spacing w:after="0" w:line="240" w:lineRule="auto"/>
         <w:rPr>
           <w:rFonts w:ascii="Lucida Console" w:hAnsi="Lucida Console" w:cs="Lucida Console"/>
           <w:kern w:val="0"/>
           <w:sz w:val="18"/>
           <w:szCs w:val="18"/>
         </w:rPr>
-        <w:t xml:space="preserve">  .</w:t>
-      </w:r>
-      <w:proofErr w:type="gramEnd"/>
+      </w:pPr>
       <w:r>
         <w:rPr>
           <w:rFonts w:ascii="Lucida Console" w:hAnsi="Lucida Console" w:cs="Lucida Console"/>
@@ -16027,22 +15395,19 @@
           <w:sz w:val="18"/>
           <w:szCs w:val="18"/>
         </w:rPr>
-        <w:t>=|</w:t>
-      </w:r>
-    </w:p>
-    <w:p>
-      <w:pPr>
-        <w:autoSpaceDE w:val="0"/>
-        <w:autoSpaceDN w:val="0"/>
-        <w:adjustRightInd w:val="0"/>
-        <w:spacing w:after="0" w:line="240" w:lineRule="auto"/>
+        <w:t xml:space="preserve">|   = = . + </w:t>
+      </w:r>
+      <w:proofErr w:type="gramStart"/>
+      <w:r>
         <w:rPr>
           <w:rFonts w:ascii="Lucida Console" w:hAnsi="Lucida Console" w:cs="Lucida Console"/>
           <w:kern w:val="0"/>
           <w:sz w:val="18"/>
           <w:szCs w:val="18"/>
         </w:rPr>
-      </w:pPr>
+        <w:t>=  .</w:t>
+      </w:r>
+      <w:proofErr w:type="gramEnd"/>
       <w:r>
         <w:rPr>
           <w:rFonts w:ascii="Lucida Console" w:hAnsi="Lucida Console" w:cs="Lucida Console"/>
@@ -16050,19 +15415,22 @@
           <w:sz w:val="18"/>
           <w:szCs w:val="18"/>
         </w:rPr>
-        <w:t xml:space="preserve">|   = = . + </w:t>
-      </w:r>
-      <w:proofErr w:type="gramStart"/>
-      <w:r>
+        <w:t>E+|</w:t>
+      </w:r>
+    </w:p>
+    <w:p>
+      <w:pPr>
+        <w:autoSpaceDE w:val="0"/>
+        <w:autoSpaceDN w:val="0"/>
+        <w:adjustRightInd w:val="0"/>
+        <w:spacing w:after="0" w:line="240" w:lineRule="auto"/>
         <w:rPr>
           <w:rFonts w:ascii="Lucida Console" w:hAnsi="Lucida Console" w:cs="Lucida Console"/>
           <w:kern w:val="0"/>
           <w:sz w:val="18"/>
           <w:szCs w:val="18"/>
         </w:rPr>
-        <w:t>=  .</w:t>
-      </w:r>
-      <w:proofErr w:type="gramEnd"/>
+      </w:pPr>
       <w:r>
         <w:rPr>
           <w:rFonts w:ascii="Lucida Console" w:hAnsi="Lucida Console" w:cs="Lucida Console"/>
@@ -16070,7 +15438,7 @@
           <w:sz w:val="18"/>
           <w:szCs w:val="18"/>
         </w:rPr>
-        <w:t>E+|</w:t>
+        <w:t>|  . B o o + o.+*+|</w:t>
       </w:r>
     </w:p>
     <w:p>
@@ -16093,9 +15461,9 @@
           <w:sz w:val="18"/>
           <w:szCs w:val="18"/>
         </w:rPr>
-        <w:t xml:space="preserve">|  . B o </w:t>
-      </w:r>
-      <w:proofErr w:type="spellStart"/>
+        <w:t xml:space="preserve">|   + * </w:t>
+      </w:r>
+      <w:proofErr w:type="gramStart"/>
       <w:r>
         <w:rPr>
           <w:rFonts w:ascii="Lucida Console" w:hAnsi="Lucida Console" w:cs="Lucida Console"/>
@@ -16103,9 +15471,9 @@
           <w:sz w:val="18"/>
           <w:szCs w:val="18"/>
         </w:rPr>
-        <w:t>o</w:t>
-      </w:r>
-      <w:proofErr w:type="spellEnd"/>
+        <w:t>o .</w:t>
+      </w:r>
+      <w:proofErr w:type="gramEnd"/>
       <w:r>
         <w:rPr>
           <w:rFonts w:ascii="Lucida Console" w:hAnsi="Lucida Console" w:cs="Lucida Console"/>
@@ -16113,7 +15481,7 @@
           <w:sz w:val="18"/>
           <w:szCs w:val="18"/>
         </w:rPr>
-        <w:t xml:space="preserve"> + o.+*+|</w:t>
+        <w:t xml:space="preserve"> + o+*=|</w:t>
       </w:r>
     </w:p>
     <w:p>
@@ -16136,7 +15504,7 @@
           <w:sz w:val="18"/>
           <w:szCs w:val="18"/>
         </w:rPr>
-        <w:t xml:space="preserve">|   + * </w:t>
+        <w:t xml:space="preserve">| </w:t>
       </w:r>
       <w:proofErr w:type="gramStart"/>
       <w:r>
@@ -16146,7 +15514,7 @@
           <w:sz w:val="18"/>
           <w:szCs w:val="18"/>
         </w:rPr>
-        <w:t>o .</w:t>
+        <w:t xml:space="preserve">  .</w:t>
       </w:r>
       <w:proofErr w:type="gramEnd"/>
       <w:r>
@@ -16156,70 +15524,7 @@
           <w:sz w:val="18"/>
           <w:szCs w:val="18"/>
         </w:rPr>
-        <w:t xml:space="preserve"> + o+*=|</w:t>
-      </w:r>
-    </w:p>
-    <w:p>
-      <w:pPr>
-        <w:autoSpaceDE w:val="0"/>
-        <w:autoSpaceDN w:val="0"/>
-        <w:adjustRightInd w:val="0"/>
-        <w:spacing w:after="0" w:line="240" w:lineRule="auto"/>
-        <w:rPr>
-          <w:rFonts w:ascii="Lucida Console" w:hAnsi="Lucida Console" w:cs="Lucida Console"/>
-          <w:kern w:val="0"/>
-          <w:sz w:val="18"/>
-          <w:szCs w:val="18"/>
-        </w:rPr>
-      </w:pPr>
-      <w:r>
-        <w:rPr>
-          <w:rFonts w:ascii="Lucida Console" w:hAnsi="Lucida Console" w:cs="Lucida Console"/>
-          <w:kern w:val="0"/>
-          <w:sz w:val="18"/>
-          <w:szCs w:val="18"/>
-        </w:rPr>
-        <w:t xml:space="preserve">| </w:t>
-      </w:r>
-      <w:proofErr w:type="gramStart"/>
-      <w:r>
-        <w:rPr>
-          <w:rFonts w:ascii="Lucida Console" w:hAnsi="Lucida Console" w:cs="Lucida Console"/>
-          <w:kern w:val="0"/>
-          <w:sz w:val="18"/>
-          <w:szCs w:val="18"/>
-        </w:rPr>
-        <w:t xml:space="preserve">  .</w:t>
-      </w:r>
-      <w:proofErr w:type="gramEnd"/>
-      <w:r>
-        <w:rPr>
-          <w:rFonts w:ascii="Lucida Console" w:hAnsi="Lucida Console" w:cs="Lucida Console"/>
-          <w:kern w:val="0"/>
-          <w:sz w:val="18"/>
-          <w:szCs w:val="18"/>
-        </w:rPr>
-        <w:t>= +  .*</w:t>
-      </w:r>
-      <w:proofErr w:type="spellStart"/>
-      <w:r>
-        <w:rPr>
-          <w:rFonts w:ascii="Lucida Console" w:hAnsi="Lucida Console" w:cs="Lucida Console"/>
-          <w:kern w:val="0"/>
-          <w:sz w:val="18"/>
-          <w:szCs w:val="18"/>
-        </w:rPr>
-        <w:t>ooo</w:t>
-      </w:r>
-      <w:proofErr w:type="spellEnd"/>
-      <w:r>
-        <w:rPr>
-          <w:rFonts w:ascii="Lucida Console" w:hAnsi="Lucida Console" w:cs="Lucida Console"/>
-          <w:kern w:val="0"/>
-          <w:sz w:val="18"/>
-          <w:szCs w:val="18"/>
-        </w:rPr>
-        <w:t>+.=|</w:t>
+        <w:t>= +  .*ooo+.=|</w:t>
       </w:r>
     </w:p>
     <w:p>
@@ -19116,7 +18421,6 @@
         </w:rPr>
         <w:t xml:space="preserve">Syntax: git config --global </w:t>
       </w:r>
-      <w:proofErr w:type="spellStart"/>
       <w:proofErr w:type="gramStart"/>
       <w:r>
         <w:rPr>
@@ -19128,7 +18432,6 @@
         </w:rPr>
         <w:t>user.email</w:t>
       </w:r>
-      <w:proofErr w:type="spellEnd"/>
       <w:proofErr w:type="gramEnd"/>
       <w:r>
         <w:rPr>
@@ -19166,7 +18469,6 @@
         </w:rPr>
         <w:t xml:space="preserve">Example: git config --global </w:t>
       </w:r>
-      <w:proofErr w:type="spellStart"/>
       <w:proofErr w:type="gramStart"/>
       <w:r>
         <w:rPr>
@@ -19178,7 +18480,6 @@
         </w:rPr>
         <w:t>user.email</w:t>
       </w:r>
-      <w:proofErr w:type="spellEnd"/>
       <w:proofErr w:type="gramEnd"/>
       <w:r>
         <w:rPr>
@@ -19284,20 +18585,8 @@
           <w:szCs w:val="24"/>
           <w14:ligatures w14:val="none"/>
         </w:rPr>
-        <w:t xml:space="preserve">Syntax: git </w:t>
-      </w:r>
-      <w:proofErr w:type="spellStart"/>
-      <w:r>
-        <w:rPr>
-          <w:rFonts w:ascii="Times New Roman" w:eastAsia="Times New Roman" w:hAnsi="Times New Roman" w:cs="Times New Roman"/>
-          <w:kern w:val="0"/>
-          <w:sz w:val="24"/>
-          <w:szCs w:val="24"/>
-          <w14:ligatures w14:val="none"/>
-        </w:rPr>
-        <w:t>init</w:t>
-      </w:r>
-      <w:proofErr w:type="spellEnd"/>
+        <w:t>Syntax: git init</w:t>
+      </w:r>
     </w:p>
     <w:p>
       <w:pPr>
@@ -19322,20 +18611,8 @@
           <w:szCs w:val="24"/>
           <w14:ligatures w14:val="none"/>
         </w:rPr>
-        <w:t xml:space="preserve">Example: git </w:t>
-      </w:r>
-      <w:proofErr w:type="spellStart"/>
-      <w:r>
-        <w:rPr>
-          <w:rFonts w:ascii="Times New Roman" w:eastAsia="Times New Roman" w:hAnsi="Times New Roman" w:cs="Times New Roman"/>
-          <w:kern w:val="0"/>
-          <w:sz w:val="24"/>
-          <w:szCs w:val="24"/>
-          <w14:ligatures w14:val="none"/>
-        </w:rPr>
-        <w:t>init</w:t>
-      </w:r>
-      <w:proofErr w:type="spellEnd"/>
+        <w:t>Example: git init</w:t>
+      </w:r>
     </w:p>
     <w:p>
       <w:pPr>
@@ -19500,6 +18777,128 @@
           <w:szCs w:val="24"/>
           <w14:ligatures w14:val="none"/>
         </w:rPr>
+        <w:t>Stage all changes for commit:</w:t>
+      </w:r>
+    </w:p>
+    <w:p>
+      <w:pPr>
+        <w:numPr>
+          <w:ilvl w:val="0"/>
+          <w:numId w:val="12"/>
+        </w:numPr>
+        <w:spacing w:before="100" w:beforeAutospacing="1" w:after="100" w:afterAutospacing="1" w:line="240" w:lineRule="auto"/>
+        <w:rPr>
+          <w:rFonts w:ascii="Times New Roman" w:eastAsia="Times New Roman" w:hAnsi="Times New Roman" w:cs="Times New Roman"/>
+          <w:kern w:val="0"/>
+          <w:sz w:val="24"/>
+          <w:szCs w:val="24"/>
+          <w14:ligatures w14:val="none"/>
+        </w:rPr>
+      </w:pPr>
+      <w:r>
+        <w:rPr>
+          <w:rFonts w:ascii="Times New Roman" w:eastAsia="Times New Roman" w:hAnsi="Times New Roman" w:cs="Times New Roman"/>
+          <w:kern w:val="0"/>
+          <w:sz w:val="24"/>
+          <w:szCs w:val="24"/>
+          <w14:ligatures w14:val="none"/>
+        </w:rPr>
+        <w:t>Use: Add all changes to the staging area.</w:t>
+      </w:r>
+    </w:p>
+    <w:p>
+      <w:pPr>
+        <w:numPr>
+          <w:ilvl w:val="0"/>
+          <w:numId w:val="12"/>
+        </w:numPr>
+        <w:spacing w:before="100" w:beforeAutospacing="1" w:after="100" w:afterAutospacing="1" w:line="240" w:lineRule="auto"/>
+        <w:rPr>
+          <w:rFonts w:ascii="Times New Roman" w:eastAsia="Times New Roman" w:hAnsi="Times New Roman" w:cs="Times New Roman"/>
+          <w:kern w:val="0"/>
+          <w:sz w:val="24"/>
+          <w:szCs w:val="24"/>
+          <w14:ligatures w14:val="none"/>
+        </w:rPr>
+      </w:pPr>
+      <w:r>
+        <w:rPr>
+          <w:rFonts w:ascii="Times New Roman" w:eastAsia="Times New Roman" w:hAnsi="Times New Roman" w:cs="Times New Roman"/>
+          <w:kern w:val="0"/>
+          <w:sz w:val="24"/>
+          <w:szCs w:val="24"/>
+          <w14:ligatures w14:val="none"/>
+        </w:rPr>
+        <w:t>Syntax: git add -A</w:t>
+      </w:r>
+    </w:p>
+    <w:p>
+      <w:pPr>
+        <w:numPr>
+          <w:ilvl w:val="0"/>
+          <w:numId w:val="12"/>
+        </w:numPr>
+        <w:spacing w:before="100" w:beforeAutospacing="1" w:after="100" w:afterAutospacing="1" w:line="240" w:lineRule="auto"/>
+        <w:rPr>
+          <w:rFonts w:ascii="Times New Roman" w:eastAsia="Times New Roman" w:hAnsi="Times New Roman" w:cs="Times New Roman"/>
+          <w:kern w:val="0"/>
+          <w:sz w:val="24"/>
+          <w:szCs w:val="24"/>
+          <w14:ligatures w14:val="none"/>
+        </w:rPr>
+      </w:pPr>
+      <w:r>
+        <w:rPr>
+          <w:rFonts w:ascii="Times New Roman" w:eastAsia="Times New Roman" w:hAnsi="Times New Roman" w:cs="Times New Roman"/>
+          <w:kern w:val="0"/>
+          <w:sz w:val="24"/>
+          <w:szCs w:val="24"/>
+          <w14:ligatures w14:val="none"/>
+        </w:rPr>
+        <w:t>Example: git add -A</w:t>
+      </w:r>
+    </w:p>
+    <w:p>
+      <w:pPr>
+        <w:spacing w:before="100" w:beforeAutospacing="1" w:after="100" w:afterAutospacing="1" w:line="240" w:lineRule="auto"/>
+        <w:rPr>
+          <w:rFonts w:ascii="Times New Roman" w:eastAsia="Times New Roman" w:hAnsi="Times New Roman" w:cs="Times New Roman"/>
+          <w:kern w:val="0"/>
+          <w:sz w:val="24"/>
+          <w:szCs w:val="24"/>
+          <w14:ligatures w14:val="none"/>
+        </w:rPr>
+      </w:pPr>
+      <w:r>
+        <w:rPr>
+          <w:rFonts w:ascii="Times New Roman" w:eastAsia="Times New Roman" w:hAnsi="Times New Roman" w:cs="Times New Roman"/>
+          <w:kern w:val="0"/>
+          <w:sz w:val="24"/>
+          <w:szCs w:val="24"/>
+          <w14:ligatures w14:val="none"/>
+        </w:rPr>
+        <w:sym w:font="Times New Roman" w:char="F0B7"/>
+      </w:r>
+      <w:r>
+        <w:rPr>
+          <w:rFonts w:ascii="Times New Roman" w:eastAsia="Times New Roman" w:hAnsi="Times New Roman" w:cs="Times New Roman"/>
+          <w:kern w:val="0"/>
+          <w:sz w:val="24"/>
+          <w:szCs w:val="24"/>
+          <w14:ligatures w14:val="none"/>
+        </w:rPr>
+        <w:t xml:space="preserve">  </w:t>
+      </w:r>
+      <w:r>
+        <w:rPr>
+          <w:rFonts w:ascii="Times New Roman" w:eastAsia="Times New Roman" w:hAnsi="Times New Roman" w:cs="Times New Roman"/>
+          <w:b/>
+          <w:bCs/>
+          <w:kern w:val="0"/>
+          <w:sz w:val="24"/>
+          <w:szCs w:val="24"/>
+          <w14:ligatures w14:val="none"/>
+        </w:rPr>
         <w:t>Commit changes with a message:</w:t>
       </w:r>
     </w:p>
@@ -19552,29 +18951,7 @@
           <w:szCs w:val="24"/>
           <w14:ligatures w14:val="none"/>
         </w:rPr>
-        <w:t>Syntax: git commit -m "&lt;</w:t>
-      </w:r>
-      <w:proofErr w:type="spellStart"/>
-      <w:r>
-        <w:rPr>
-          <w:rFonts w:ascii="Times New Roman" w:eastAsia="Times New Roman" w:hAnsi="Times New Roman" w:cs="Times New Roman"/>
-          <w:kern w:val="0"/>
-          <w:sz w:val="24"/>
-          <w:szCs w:val="24"/>
-          <w14:ligatures w14:val="none"/>
-        </w:rPr>
-        <w:t>commit_message</w:t>
-      </w:r>
-      <w:proofErr w:type="spellEnd"/>
-      <w:r>
-        <w:rPr>
-          <w:rFonts w:ascii="Times New Roman" w:eastAsia="Times New Roman" w:hAnsi="Times New Roman" w:cs="Times New Roman"/>
-          <w:kern w:val="0"/>
-          <w:sz w:val="24"/>
-          <w:szCs w:val="24"/>
-          <w14:ligatures w14:val="none"/>
-        </w:rPr>
-        <w:t>&gt;"</w:t>
+        <w:t>Syntax: git commit -m "&lt;commit_message&gt;"</w:t>
       </w:r>
     </w:p>
     <w:p>
@@ -19644,128 +19021,6 @@
           <w:szCs w:val="24"/>
           <w14:ligatures w14:val="none"/>
         </w:rPr>
-        <w:t>Stage all changes for commit:</w:t>
-      </w:r>
-    </w:p>
-    <w:p>
-      <w:pPr>
-        <w:numPr>
-          <w:ilvl w:val="0"/>
-          <w:numId w:val="12"/>
-        </w:numPr>
-        <w:spacing w:before="100" w:beforeAutospacing="1" w:after="100" w:afterAutospacing="1" w:line="240" w:lineRule="auto"/>
-        <w:rPr>
-          <w:rFonts w:ascii="Times New Roman" w:eastAsia="Times New Roman" w:hAnsi="Times New Roman" w:cs="Times New Roman"/>
-          <w:kern w:val="0"/>
-          <w:sz w:val="24"/>
-          <w:szCs w:val="24"/>
-          <w14:ligatures w14:val="none"/>
-        </w:rPr>
-      </w:pPr>
-      <w:r>
-        <w:rPr>
-          <w:rFonts w:ascii="Times New Roman" w:eastAsia="Times New Roman" w:hAnsi="Times New Roman" w:cs="Times New Roman"/>
-          <w:kern w:val="0"/>
-          <w:sz w:val="24"/>
-          <w:szCs w:val="24"/>
-          <w14:ligatures w14:val="none"/>
-        </w:rPr>
-        <w:t>Use: Add all changes to the staging area.</w:t>
-      </w:r>
-    </w:p>
-    <w:p>
-      <w:pPr>
-        <w:numPr>
-          <w:ilvl w:val="0"/>
-          <w:numId w:val="12"/>
-        </w:numPr>
-        <w:spacing w:before="100" w:beforeAutospacing="1" w:after="100" w:afterAutospacing="1" w:line="240" w:lineRule="auto"/>
-        <w:rPr>
-          <w:rFonts w:ascii="Times New Roman" w:eastAsia="Times New Roman" w:hAnsi="Times New Roman" w:cs="Times New Roman"/>
-          <w:kern w:val="0"/>
-          <w:sz w:val="24"/>
-          <w:szCs w:val="24"/>
-          <w14:ligatures w14:val="none"/>
-        </w:rPr>
-      </w:pPr>
-      <w:r>
-        <w:rPr>
-          <w:rFonts w:ascii="Times New Roman" w:eastAsia="Times New Roman" w:hAnsi="Times New Roman" w:cs="Times New Roman"/>
-          <w:kern w:val="0"/>
-          <w:sz w:val="24"/>
-          <w:szCs w:val="24"/>
-          <w14:ligatures w14:val="none"/>
-        </w:rPr>
-        <w:t>Syntax: git add -A</w:t>
-      </w:r>
-    </w:p>
-    <w:p>
-      <w:pPr>
-        <w:numPr>
-          <w:ilvl w:val="0"/>
-          <w:numId w:val="12"/>
-        </w:numPr>
-        <w:spacing w:before="100" w:beforeAutospacing="1" w:after="100" w:afterAutospacing="1" w:line="240" w:lineRule="auto"/>
-        <w:rPr>
-          <w:rFonts w:ascii="Times New Roman" w:eastAsia="Times New Roman" w:hAnsi="Times New Roman" w:cs="Times New Roman"/>
-          <w:kern w:val="0"/>
-          <w:sz w:val="24"/>
-          <w:szCs w:val="24"/>
-          <w14:ligatures w14:val="none"/>
-        </w:rPr>
-      </w:pPr>
-      <w:r>
-        <w:rPr>
-          <w:rFonts w:ascii="Times New Roman" w:eastAsia="Times New Roman" w:hAnsi="Times New Roman" w:cs="Times New Roman"/>
-          <w:kern w:val="0"/>
-          <w:sz w:val="24"/>
-          <w:szCs w:val="24"/>
-          <w14:ligatures w14:val="none"/>
-        </w:rPr>
-        <w:t>Example: git add -A</w:t>
-      </w:r>
-    </w:p>
-    <w:p>
-      <w:pPr>
-        <w:spacing w:before="100" w:beforeAutospacing="1" w:after="100" w:afterAutospacing="1" w:line="240" w:lineRule="auto"/>
-        <w:rPr>
-          <w:rFonts w:ascii="Times New Roman" w:eastAsia="Times New Roman" w:hAnsi="Times New Roman" w:cs="Times New Roman"/>
-          <w:kern w:val="0"/>
-          <w:sz w:val="24"/>
-          <w:szCs w:val="24"/>
-          <w14:ligatures w14:val="none"/>
-        </w:rPr>
-      </w:pPr>
-      <w:r>
-        <w:rPr>
-          <w:rFonts w:ascii="Times New Roman" w:eastAsia="Times New Roman" w:hAnsi="Times New Roman" w:cs="Times New Roman"/>
-          <w:kern w:val="0"/>
-          <w:sz w:val="24"/>
-          <w:szCs w:val="24"/>
-          <w14:ligatures w14:val="none"/>
-        </w:rPr>
-        <w:sym w:font="Times New Roman" w:char="F0B7"/>
-      </w:r>
-      <w:r>
-        <w:rPr>
-          <w:rFonts w:ascii="Times New Roman" w:eastAsia="Times New Roman" w:hAnsi="Times New Roman" w:cs="Times New Roman"/>
-          <w:kern w:val="0"/>
-          <w:sz w:val="24"/>
-          <w:szCs w:val="24"/>
-          <w14:ligatures w14:val="none"/>
-        </w:rPr>
-        <w:t xml:space="preserve">  </w:t>
-      </w:r>
-      <w:r>
-        <w:rPr>
-          <w:rFonts w:ascii="Times New Roman" w:eastAsia="Times New Roman" w:hAnsi="Times New Roman" w:cs="Times New Roman"/>
-          <w:b/>
-          <w:bCs/>
-          <w:kern w:val="0"/>
-          <w:sz w:val="24"/>
-          <w:szCs w:val="24"/>
-          <w14:ligatures w14:val="none"/>
-        </w:rPr>
         <w:t>Restore a specific file to the last committed state:</w:t>
       </w:r>
     </w:p>
@@ -19818,29 +19073,7 @@
           <w:szCs w:val="24"/>
           <w14:ligatures w14:val="none"/>
         </w:rPr>
-        <w:t>Syntax: git checkout &lt;</w:t>
-      </w:r>
-      <w:proofErr w:type="spellStart"/>
-      <w:r>
-        <w:rPr>
-          <w:rFonts w:ascii="Times New Roman" w:eastAsia="Times New Roman" w:hAnsi="Times New Roman" w:cs="Times New Roman"/>
-          <w:kern w:val="0"/>
-          <w:sz w:val="24"/>
-          <w:szCs w:val="24"/>
-          <w14:ligatures w14:val="none"/>
-        </w:rPr>
-        <w:t>file_name</w:t>
-      </w:r>
-      <w:proofErr w:type="spellEnd"/>
-      <w:r>
-        <w:rPr>
-          <w:rFonts w:ascii="Times New Roman" w:eastAsia="Times New Roman" w:hAnsi="Times New Roman" w:cs="Times New Roman"/>
-          <w:kern w:val="0"/>
-          <w:sz w:val="24"/>
-          <w:szCs w:val="24"/>
-          <w14:ligatures w14:val="none"/>
-        </w:rPr>
-        <w:t>&gt;</w:t>
+        <w:t>Syntax: git checkout &lt;file_name&gt;</w:t>
       </w:r>
     </w:p>
     <w:p>
@@ -19911,22 +19144,8 @@
           <w:szCs w:val="24"/>
           <w14:ligatures w14:val="none"/>
         </w:rPr>
-        <w:t>.</w:t>
-      </w:r>
-      <w:proofErr w:type="spellStart"/>
-      <w:r>
-        <w:rPr>
-          <w:rFonts w:ascii="Times New Roman" w:eastAsia="Times New Roman" w:hAnsi="Times New Roman" w:cs="Times New Roman"/>
-          <w:b/>
-          <w:bCs/>
-          <w:kern w:val="0"/>
-          <w:sz w:val="24"/>
-          <w:szCs w:val="24"/>
-          <w14:ligatures w14:val="none"/>
-        </w:rPr>
-        <w:t>gitignore</w:t>
-      </w:r>
-      <w:proofErr w:type="spellEnd"/>
+        <w:t>.gitignore</w:t>
+      </w:r>
       <w:proofErr w:type="gramEnd"/>
       <w:r>
         <w:rPr>
@@ -20018,20 +19237,8 @@
           <w:szCs w:val="24"/>
           <w14:ligatures w14:val="none"/>
         </w:rPr>
-        <w:t>Syntax: /</w:t>
-      </w:r>
-      <w:proofErr w:type="spellStart"/>
-      <w:r>
-        <w:rPr>
-          <w:rFonts w:ascii="Times New Roman" w:eastAsia="Times New Roman" w:hAnsi="Times New Roman" w:cs="Times New Roman"/>
-          <w:kern w:val="0"/>
-          <w:sz w:val="24"/>
-          <w:szCs w:val="24"/>
-          <w14:ligatures w14:val="none"/>
-        </w:rPr>
-        <w:t>file_name</w:t>
-      </w:r>
-      <w:proofErr w:type="spellEnd"/>
+        <w:t>Syntax: /file_name</w:t>
+      </w:r>
     </w:p>
     <w:p>
       <w:pPr>
@@ -20255,29 +19462,7 @@
           <w:szCs w:val="24"/>
           <w14:ligatures w14:val="none"/>
         </w:rPr>
-        <w:t xml:space="preserve">Syntax: </w:t>
-      </w:r>
-      <w:proofErr w:type="spellStart"/>
-      <w:r>
-        <w:rPr>
-          <w:rFonts w:ascii="Times New Roman" w:eastAsia="Times New Roman" w:hAnsi="Times New Roman" w:cs="Times New Roman"/>
-          <w:kern w:val="0"/>
-          <w:sz w:val="24"/>
-          <w:szCs w:val="24"/>
-          <w14:ligatures w14:val="none"/>
-        </w:rPr>
-        <w:t>folder_name</w:t>
-      </w:r>
-      <w:proofErr w:type="spellEnd"/>
-      <w:r>
-        <w:rPr>
-          <w:rFonts w:ascii="Times New Roman" w:eastAsia="Times New Roman" w:hAnsi="Times New Roman" w:cs="Times New Roman"/>
-          <w:kern w:val="0"/>
-          <w:sz w:val="24"/>
-          <w:szCs w:val="24"/>
-          <w14:ligatures w14:val="none"/>
-        </w:rPr>
-        <w:t>/</w:t>
+        <w:t>Syntax: folder_name/</w:t>
       </w:r>
     </w:p>
     <w:p>
@@ -20303,29 +19488,7 @@
           <w:szCs w:val="24"/>
           <w14:ligatures w14:val="none"/>
         </w:rPr>
-        <w:t xml:space="preserve">Example: </w:t>
-      </w:r>
-      <w:proofErr w:type="spellStart"/>
-      <w:r>
-        <w:rPr>
-          <w:rFonts w:ascii="Times New Roman" w:eastAsia="Times New Roman" w:hAnsi="Times New Roman" w:cs="Times New Roman"/>
-          <w:kern w:val="0"/>
-          <w:sz w:val="24"/>
-          <w:szCs w:val="24"/>
-          <w14:ligatures w14:val="none"/>
-        </w:rPr>
-        <w:t>sample_ignore_folder</w:t>
-      </w:r>
-      <w:proofErr w:type="spellEnd"/>
-      <w:r>
-        <w:rPr>
-          <w:rFonts w:ascii="Times New Roman" w:eastAsia="Times New Roman" w:hAnsi="Times New Roman" w:cs="Times New Roman"/>
-          <w:kern w:val="0"/>
-          <w:sz w:val="24"/>
-          <w:szCs w:val="24"/>
-          <w14:ligatures w14:val="none"/>
-        </w:rPr>
-        <w:t>/</w:t>
+        <w:t>Example: sample_ignore_folder/</w:t>
       </w:r>
     </w:p>
     <w:p>
@@ -20421,29 +19584,7 @@
           <w:szCs w:val="24"/>
           <w14:ligatures w14:val="none"/>
         </w:rPr>
-        <w:t>Syntax: git branch &lt;</w:t>
-      </w:r>
-      <w:proofErr w:type="spellStart"/>
-      <w:r>
-        <w:rPr>
-          <w:rFonts w:ascii="Times New Roman" w:eastAsia="Times New Roman" w:hAnsi="Times New Roman" w:cs="Times New Roman"/>
-          <w:kern w:val="0"/>
-          <w:sz w:val="24"/>
-          <w:szCs w:val="24"/>
-          <w14:ligatures w14:val="none"/>
-        </w:rPr>
-        <w:t>branch_name</w:t>
-      </w:r>
-      <w:proofErr w:type="spellEnd"/>
-      <w:r>
-        <w:rPr>
-          <w:rFonts w:ascii="Times New Roman" w:eastAsia="Times New Roman" w:hAnsi="Times New Roman" w:cs="Times New Roman"/>
-          <w:kern w:val="0"/>
-          <w:sz w:val="24"/>
-          <w:szCs w:val="24"/>
-          <w14:ligatures w14:val="none"/>
-        </w:rPr>
-        <w:t>&gt;</w:t>
+        <w:t>Syntax: git branch &lt;branch_name&gt;</w:t>
       </w:r>
     </w:p>
     <w:p>
@@ -20565,29 +19706,7 @@
           <w:szCs w:val="24"/>
           <w14:ligatures w14:val="none"/>
         </w:rPr>
-        <w:t>Syntax: git checkout -b &lt;</w:t>
-      </w:r>
-      <w:proofErr w:type="spellStart"/>
-      <w:r>
-        <w:rPr>
-          <w:rFonts w:ascii="Times New Roman" w:eastAsia="Times New Roman" w:hAnsi="Times New Roman" w:cs="Times New Roman"/>
-          <w:kern w:val="0"/>
-          <w:sz w:val="24"/>
-          <w:szCs w:val="24"/>
-          <w14:ligatures w14:val="none"/>
-        </w:rPr>
-        <w:t>new_branch_name</w:t>
-      </w:r>
-      <w:proofErr w:type="spellEnd"/>
-      <w:r>
-        <w:rPr>
-          <w:rFonts w:ascii="Times New Roman" w:eastAsia="Times New Roman" w:hAnsi="Times New Roman" w:cs="Times New Roman"/>
-          <w:kern w:val="0"/>
-          <w:sz w:val="24"/>
-          <w:szCs w:val="24"/>
-          <w14:ligatures w14:val="none"/>
-        </w:rPr>
-        <w:t>&gt;</w:t>
+        <w:t>Syntax: git checkout -b &lt;new_branch_name&gt;</w:t>
       </w:r>
     </w:p>
     <w:p>
@@ -20709,29 +19828,7 @@
           <w:szCs w:val="24"/>
           <w14:ligatures w14:val="none"/>
         </w:rPr>
-        <w:t>Syntax: git checkout &lt;</w:t>
-      </w:r>
-      <w:proofErr w:type="spellStart"/>
-      <w:r>
-        <w:rPr>
-          <w:rFonts w:ascii="Times New Roman" w:eastAsia="Times New Roman" w:hAnsi="Times New Roman" w:cs="Times New Roman"/>
-          <w:kern w:val="0"/>
-          <w:sz w:val="24"/>
-          <w:szCs w:val="24"/>
-          <w14:ligatures w14:val="none"/>
-        </w:rPr>
-        <w:t>branch_name</w:t>
-      </w:r>
-      <w:proofErr w:type="spellEnd"/>
-      <w:r>
-        <w:rPr>
-          <w:rFonts w:ascii="Times New Roman" w:eastAsia="Times New Roman" w:hAnsi="Times New Roman" w:cs="Times New Roman"/>
-          <w:kern w:val="0"/>
-          <w:sz w:val="24"/>
-          <w:szCs w:val="24"/>
-          <w14:ligatures w14:val="none"/>
-        </w:rPr>
-        <w:t>&gt;</w:t>
+        <w:t>Syntax: git checkout &lt;branch_name&gt;</w:t>
       </w:r>
     </w:p>
     <w:p>
@@ -20853,29 +19950,7 @@
           <w:szCs w:val="24"/>
           <w14:ligatures w14:val="none"/>
         </w:rPr>
-        <w:t>Syntax: git checkout &lt;</w:t>
-      </w:r>
-      <w:proofErr w:type="spellStart"/>
-      <w:r>
-        <w:rPr>
-          <w:rFonts w:ascii="Times New Roman" w:eastAsia="Times New Roman" w:hAnsi="Times New Roman" w:cs="Times New Roman"/>
-          <w:kern w:val="0"/>
-          <w:sz w:val="24"/>
-          <w:szCs w:val="24"/>
-          <w14:ligatures w14:val="none"/>
-        </w:rPr>
-        <w:t>branch_name</w:t>
-      </w:r>
-      <w:proofErr w:type="spellEnd"/>
-      <w:r>
-        <w:rPr>
-          <w:rFonts w:ascii="Times New Roman" w:eastAsia="Times New Roman" w:hAnsi="Times New Roman" w:cs="Times New Roman"/>
-          <w:kern w:val="0"/>
-          <w:sz w:val="24"/>
-          <w:szCs w:val="24"/>
-          <w14:ligatures w14:val="none"/>
-        </w:rPr>
-        <w:t>&gt;</w:t>
+        <w:t>Syntax: git checkout &lt;branch_name&gt;</w:t>
       </w:r>
     </w:p>
     <w:p>
@@ -20997,29 +20072,7 @@
           <w:szCs w:val="24"/>
           <w14:ligatures w14:val="none"/>
         </w:rPr>
-        <w:t>Syntax: git remote add origin &lt;</w:t>
-      </w:r>
-      <w:proofErr w:type="spellStart"/>
-      <w:r>
-        <w:rPr>
-          <w:rFonts w:ascii="Times New Roman" w:eastAsia="Times New Roman" w:hAnsi="Times New Roman" w:cs="Times New Roman"/>
-          <w:kern w:val="0"/>
-          <w:sz w:val="24"/>
-          <w:szCs w:val="24"/>
-          <w14:ligatures w14:val="none"/>
-        </w:rPr>
-        <w:t>remote_repository_url</w:t>
-      </w:r>
-      <w:proofErr w:type="spellEnd"/>
-      <w:r>
-        <w:rPr>
-          <w:rFonts w:ascii="Times New Roman" w:eastAsia="Times New Roman" w:hAnsi="Times New Roman" w:cs="Times New Roman"/>
-          <w:kern w:val="0"/>
-          <w:sz w:val="24"/>
-          <w:szCs w:val="24"/>
-          <w14:ligatures w14:val="none"/>
-        </w:rPr>
-        <w:t>&gt;</w:t>
+        <w:t>Syntax: git remote add origin &lt;remote_repository_url&gt;</w:t>
       </w:r>
     </w:p>
     <w:p>
@@ -21056,20 +20109,8 @@
           <w:szCs w:val="24"/>
           <w14:ligatures w14:val="none"/>
         </w:rPr>
-        <w:t>git@github.com:desaisiddesh223/</w:t>
-      </w:r>
-      <w:proofErr w:type="spellStart"/>
-      <w:r>
-        <w:rPr>
-          <w:rFonts w:ascii="Times New Roman" w:eastAsia="Times New Roman" w:hAnsi="Times New Roman" w:cs="Times New Roman"/>
-          <w:kern w:val="0"/>
-          <w:sz w:val="24"/>
-          <w:szCs w:val="24"/>
-          <w14:ligatures w14:val="none"/>
-        </w:rPr>
-        <w:t>git_learning.git</w:t>
-      </w:r>
-      <w:proofErr w:type="spellEnd"/>
+        <w:t>git@github.com:desaisiddesh223/git_learning.git</w:t>
+      </w:r>
       <w:proofErr w:type="gramEnd"/>
     </w:p>
     <w:p>
@@ -21165,51 +20206,7 @@
           <w:szCs w:val="24"/>
           <w14:ligatures w14:val="none"/>
         </w:rPr>
-        <w:t>Syntax: git remote set-</w:t>
-      </w:r>
-      <w:proofErr w:type="spellStart"/>
-      <w:r>
-        <w:rPr>
-          <w:rFonts w:ascii="Times New Roman" w:eastAsia="Times New Roman" w:hAnsi="Times New Roman" w:cs="Times New Roman"/>
-          <w:kern w:val="0"/>
-          <w:sz w:val="24"/>
-          <w:szCs w:val="24"/>
-          <w14:ligatures w14:val="none"/>
-        </w:rPr>
-        <w:t>url</w:t>
-      </w:r>
-      <w:proofErr w:type="spellEnd"/>
-      <w:r>
-        <w:rPr>
-          <w:rFonts w:ascii="Times New Roman" w:eastAsia="Times New Roman" w:hAnsi="Times New Roman" w:cs="Times New Roman"/>
-          <w:kern w:val="0"/>
-          <w:sz w:val="24"/>
-          <w:szCs w:val="24"/>
-          <w14:ligatures w14:val="none"/>
-        </w:rPr>
-        <w:t xml:space="preserve"> origin &lt;</w:t>
-      </w:r>
-      <w:proofErr w:type="spellStart"/>
-      <w:r>
-        <w:rPr>
-          <w:rFonts w:ascii="Times New Roman" w:eastAsia="Times New Roman" w:hAnsi="Times New Roman" w:cs="Times New Roman"/>
-          <w:kern w:val="0"/>
-          <w:sz w:val="24"/>
-          <w:szCs w:val="24"/>
-          <w14:ligatures w14:val="none"/>
-        </w:rPr>
-        <w:t>new_remote_repository_url</w:t>
-      </w:r>
-      <w:proofErr w:type="spellEnd"/>
-      <w:r>
-        <w:rPr>
-          <w:rFonts w:ascii="Times New Roman" w:eastAsia="Times New Roman" w:hAnsi="Times New Roman" w:cs="Times New Roman"/>
-          <w:kern w:val="0"/>
-          <w:sz w:val="24"/>
-          <w:szCs w:val="24"/>
-          <w14:ligatures w14:val="none"/>
-        </w:rPr>
-        <w:t>&gt;</w:t>
+        <w:t>Syntax: git remote set-url origin &lt;new_remote_repository_url&gt;</w:t>
       </w:r>
     </w:p>
     <w:p>
@@ -21235,9 +20232,9 @@
           <w:szCs w:val="24"/>
           <w14:ligatures w14:val="none"/>
         </w:rPr>
-        <w:t>Example: git remote set-</w:t>
-      </w:r>
-      <w:proofErr w:type="spellStart"/>
+        <w:t xml:space="preserve">Example: git remote set-url origin </w:t>
+      </w:r>
+      <w:proofErr w:type="gramStart"/>
       <w:r>
         <w:rPr>
           <w:rFonts w:ascii="Times New Roman" w:eastAsia="Times New Roman" w:hAnsi="Times New Roman" w:cs="Times New Roman"/>
@@ -21246,42 +20243,8 @@
           <w:szCs w:val="24"/>
           <w14:ligatures w14:val="none"/>
         </w:rPr>
-        <w:t>url</w:t>
-      </w:r>
-      <w:proofErr w:type="spellEnd"/>
-      <w:r>
-        <w:rPr>
-          <w:rFonts w:ascii="Times New Roman" w:eastAsia="Times New Roman" w:hAnsi="Times New Roman" w:cs="Times New Roman"/>
-          <w:kern w:val="0"/>
-          <w:sz w:val="24"/>
-          <w:szCs w:val="24"/>
-          <w14:ligatures w14:val="none"/>
-        </w:rPr>
-        <w:t xml:space="preserve"> origin </w:t>
-      </w:r>
-      <w:proofErr w:type="gramStart"/>
-      <w:r>
-        <w:rPr>
-          <w:rFonts w:ascii="Times New Roman" w:eastAsia="Times New Roman" w:hAnsi="Times New Roman" w:cs="Times New Roman"/>
-          <w:kern w:val="0"/>
-          <w:sz w:val="24"/>
-          <w:szCs w:val="24"/>
-          <w14:ligatures w14:val="none"/>
-        </w:rPr>
-        <w:t>git@github.com:desaisiddesh223/</w:t>
-      </w:r>
-      <w:proofErr w:type="spellStart"/>
-      <w:r>
-        <w:rPr>
-          <w:rFonts w:ascii="Times New Roman" w:eastAsia="Times New Roman" w:hAnsi="Times New Roman" w:cs="Times New Roman"/>
-          <w:kern w:val="0"/>
-          <w:sz w:val="24"/>
-          <w:szCs w:val="24"/>
-          <w14:ligatures w14:val="none"/>
-        </w:rPr>
-        <w:t>git_learning.git</w:t>
-      </w:r>
-      <w:proofErr w:type="spellEnd"/>
+        <w:t>git@github.com:desaisiddesh223/git_learning.git</w:t>
+      </w:r>
       <w:proofErr w:type="gramEnd"/>
     </w:p>
     <w:p>
@@ -21500,29 +20463,7 @@
           <w:szCs w:val="24"/>
           <w14:ligatures w14:val="none"/>
         </w:rPr>
-        <w:t>Syntax: git push -u origin &lt;</w:t>
-      </w:r>
-      <w:proofErr w:type="spellStart"/>
-      <w:r>
-        <w:rPr>
-          <w:rFonts w:ascii="Times New Roman" w:eastAsia="Times New Roman" w:hAnsi="Times New Roman" w:cs="Times New Roman"/>
-          <w:kern w:val="0"/>
-          <w:sz w:val="24"/>
-          <w:szCs w:val="24"/>
-          <w14:ligatures w14:val="none"/>
-        </w:rPr>
-        <w:t>branch_name</w:t>
-      </w:r>
-      <w:proofErr w:type="spellEnd"/>
-      <w:r>
-        <w:rPr>
-          <w:rFonts w:ascii="Times New Roman" w:eastAsia="Times New Roman" w:hAnsi="Times New Roman" w:cs="Times New Roman"/>
-          <w:kern w:val="0"/>
-          <w:sz w:val="24"/>
-          <w:szCs w:val="24"/>
-          <w14:ligatures w14:val="none"/>
-        </w:rPr>
-        <w:t>&gt;</w:t>
+        <w:t>Syntax: git push -u origin &lt;branch_name&gt;</w:t>
       </w:r>
     </w:p>
     <w:p>
@@ -21644,29 +20585,7 @@
           <w:szCs w:val="24"/>
           <w14:ligatures w14:val="none"/>
         </w:rPr>
-        <w:t>Syntax: git push -u origin &lt;</w:t>
-      </w:r>
-      <w:proofErr w:type="spellStart"/>
-      <w:r>
-        <w:rPr>
-          <w:rFonts w:ascii="Times New Roman" w:eastAsia="Times New Roman" w:hAnsi="Times New Roman" w:cs="Times New Roman"/>
-          <w:kern w:val="0"/>
-          <w:sz w:val="24"/>
-          <w:szCs w:val="24"/>
-          <w14:ligatures w14:val="none"/>
-        </w:rPr>
-        <w:t>branch_name</w:t>
-      </w:r>
-      <w:proofErr w:type="spellEnd"/>
-      <w:r>
-        <w:rPr>
-          <w:rFonts w:ascii="Times New Roman" w:eastAsia="Times New Roman" w:hAnsi="Times New Roman" w:cs="Times New Roman"/>
-          <w:kern w:val="0"/>
-          <w:sz w:val="24"/>
-          <w:szCs w:val="24"/>
-          <w14:ligatures w14:val="none"/>
-        </w:rPr>
-        <w:t>&gt;</w:t>
+        <w:t>Syntax: git push -u origin &lt;branch_name&gt;</w:t>
       </w:r>
     </w:p>
     <w:p>
@@ -24800,195 +23719,51 @@
   </w:num>
   <w:num w:numId="8" w16cid:durableId="622074257">
     <w:abstractNumId w:val="1"/>
-    <w:lvlOverride w:ilvl="0"/>
-    <w:lvlOverride w:ilvl="1"/>
-    <w:lvlOverride w:ilvl="2"/>
-    <w:lvlOverride w:ilvl="3"/>
-    <w:lvlOverride w:ilvl="4"/>
-    <w:lvlOverride w:ilvl="5"/>
-    <w:lvlOverride w:ilvl="6"/>
-    <w:lvlOverride w:ilvl="7"/>
-    <w:lvlOverride w:ilvl="8"/>
   </w:num>
   <w:num w:numId="9" w16cid:durableId="515190507">
     <w:abstractNumId w:val="7"/>
-    <w:lvlOverride w:ilvl="0"/>
-    <w:lvlOverride w:ilvl="1"/>
-    <w:lvlOverride w:ilvl="2"/>
-    <w:lvlOverride w:ilvl="3"/>
-    <w:lvlOverride w:ilvl="4"/>
-    <w:lvlOverride w:ilvl="5"/>
-    <w:lvlOverride w:ilvl="6"/>
-    <w:lvlOverride w:ilvl="7"/>
-    <w:lvlOverride w:ilvl="8"/>
   </w:num>
   <w:num w:numId="10" w16cid:durableId="281887885">
     <w:abstractNumId w:val="0"/>
-    <w:lvlOverride w:ilvl="0"/>
-    <w:lvlOverride w:ilvl="1"/>
-    <w:lvlOverride w:ilvl="2"/>
-    <w:lvlOverride w:ilvl="3"/>
-    <w:lvlOverride w:ilvl="4"/>
-    <w:lvlOverride w:ilvl="5"/>
-    <w:lvlOverride w:ilvl="6"/>
-    <w:lvlOverride w:ilvl="7"/>
-    <w:lvlOverride w:ilvl="8"/>
   </w:num>
   <w:num w:numId="11" w16cid:durableId="260265981">
     <w:abstractNumId w:val="8"/>
-    <w:lvlOverride w:ilvl="0"/>
-    <w:lvlOverride w:ilvl="1"/>
-    <w:lvlOverride w:ilvl="2"/>
-    <w:lvlOverride w:ilvl="3"/>
-    <w:lvlOverride w:ilvl="4"/>
-    <w:lvlOverride w:ilvl="5"/>
-    <w:lvlOverride w:ilvl="6"/>
-    <w:lvlOverride w:ilvl="7"/>
-    <w:lvlOverride w:ilvl="8"/>
   </w:num>
   <w:num w:numId="12" w16cid:durableId="1317415569">
     <w:abstractNumId w:val="19"/>
-    <w:lvlOverride w:ilvl="0"/>
-    <w:lvlOverride w:ilvl="1"/>
-    <w:lvlOverride w:ilvl="2"/>
-    <w:lvlOverride w:ilvl="3"/>
-    <w:lvlOverride w:ilvl="4"/>
-    <w:lvlOverride w:ilvl="5"/>
-    <w:lvlOverride w:ilvl="6"/>
-    <w:lvlOverride w:ilvl="7"/>
-    <w:lvlOverride w:ilvl="8"/>
   </w:num>
   <w:num w:numId="13" w16cid:durableId="984970625">
     <w:abstractNumId w:val="17"/>
-    <w:lvlOverride w:ilvl="0"/>
-    <w:lvlOverride w:ilvl="1"/>
-    <w:lvlOverride w:ilvl="2"/>
-    <w:lvlOverride w:ilvl="3"/>
-    <w:lvlOverride w:ilvl="4"/>
-    <w:lvlOverride w:ilvl="5"/>
-    <w:lvlOverride w:ilvl="6"/>
-    <w:lvlOverride w:ilvl="7"/>
-    <w:lvlOverride w:ilvl="8"/>
   </w:num>
   <w:num w:numId="14" w16cid:durableId="747731042">
     <w:abstractNumId w:val="2"/>
-    <w:lvlOverride w:ilvl="0"/>
-    <w:lvlOverride w:ilvl="1"/>
-    <w:lvlOverride w:ilvl="2"/>
-    <w:lvlOverride w:ilvl="3"/>
-    <w:lvlOverride w:ilvl="4"/>
-    <w:lvlOverride w:ilvl="5"/>
-    <w:lvlOverride w:ilvl="6"/>
-    <w:lvlOverride w:ilvl="7"/>
-    <w:lvlOverride w:ilvl="8"/>
   </w:num>
   <w:num w:numId="15" w16cid:durableId="1565990322">
     <w:abstractNumId w:val="12"/>
-    <w:lvlOverride w:ilvl="0"/>
-    <w:lvlOverride w:ilvl="1"/>
-    <w:lvlOverride w:ilvl="2"/>
-    <w:lvlOverride w:ilvl="3"/>
-    <w:lvlOverride w:ilvl="4"/>
-    <w:lvlOverride w:ilvl="5"/>
-    <w:lvlOverride w:ilvl="6"/>
-    <w:lvlOverride w:ilvl="7"/>
-    <w:lvlOverride w:ilvl="8"/>
   </w:num>
   <w:num w:numId="16" w16cid:durableId="1213348584">
     <w:abstractNumId w:val="6"/>
-    <w:lvlOverride w:ilvl="0"/>
-    <w:lvlOverride w:ilvl="1"/>
-    <w:lvlOverride w:ilvl="2"/>
-    <w:lvlOverride w:ilvl="3"/>
-    <w:lvlOverride w:ilvl="4"/>
-    <w:lvlOverride w:ilvl="5"/>
-    <w:lvlOverride w:ilvl="6"/>
-    <w:lvlOverride w:ilvl="7"/>
-    <w:lvlOverride w:ilvl="8"/>
   </w:num>
   <w:num w:numId="17" w16cid:durableId="1843935863">
     <w:abstractNumId w:val="13"/>
-    <w:lvlOverride w:ilvl="0"/>
-    <w:lvlOverride w:ilvl="1"/>
-    <w:lvlOverride w:ilvl="2"/>
-    <w:lvlOverride w:ilvl="3"/>
-    <w:lvlOverride w:ilvl="4"/>
-    <w:lvlOverride w:ilvl="5"/>
-    <w:lvlOverride w:ilvl="6"/>
-    <w:lvlOverride w:ilvl="7"/>
-    <w:lvlOverride w:ilvl="8"/>
   </w:num>
   <w:num w:numId="18" w16cid:durableId="2025671992">
     <w:abstractNumId w:val="9"/>
-    <w:lvlOverride w:ilvl="0"/>
-    <w:lvlOverride w:ilvl="1"/>
-    <w:lvlOverride w:ilvl="2"/>
-    <w:lvlOverride w:ilvl="3"/>
-    <w:lvlOverride w:ilvl="4"/>
-    <w:lvlOverride w:ilvl="5"/>
-    <w:lvlOverride w:ilvl="6"/>
-    <w:lvlOverride w:ilvl="7"/>
-    <w:lvlOverride w:ilvl="8"/>
   </w:num>
   <w:num w:numId="19" w16cid:durableId="354618488">
     <w:abstractNumId w:val="5"/>
-    <w:lvlOverride w:ilvl="0"/>
-    <w:lvlOverride w:ilvl="1"/>
-    <w:lvlOverride w:ilvl="2"/>
-    <w:lvlOverride w:ilvl="3"/>
-    <w:lvlOverride w:ilvl="4"/>
-    <w:lvlOverride w:ilvl="5"/>
-    <w:lvlOverride w:ilvl="6"/>
-    <w:lvlOverride w:ilvl="7"/>
-    <w:lvlOverride w:ilvl="8"/>
   </w:num>
   <w:num w:numId="20" w16cid:durableId="808867445">
     <w:abstractNumId w:val="22"/>
-    <w:lvlOverride w:ilvl="0"/>
-    <w:lvlOverride w:ilvl="1"/>
-    <w:lvlOverride w:ilvl="2"/>
-    <w:lvlOverride w:ilvl="3"/>
-    <w:lvlOverride w:ilvl="4"/>
-    <w:lvlOverride w:ilvl="5"/>
-    <w:lvlOverride w:ilvl="6"/>
-    <w:lvlOverride w:ilvl="7"/>
-    <w:lvlOverride w:ilvl="8"/>
   </w:num>
   <w:num w:numId="21" w16cid:durableId="807868107">
     <w:abstractNumId w:val="11"/>
-    <w:lvlOverride w:ilvl="0"/>
-    <w:lvlOverride w:ilvl="1"/>
-    <w:lvlOverride w:ilvl="2"/>
-    <w:lvlOverride w:ilvl="3"/>
-    <w:lvlOverride w:ilvl="4"/>
-    <w:lvlOverride w:ilvl="5"/>
-    <w:lvlOverride w:ilvl="6"/>
-    <w:lvlOverride w:ilvl="7"/>
-    <w:lvlOverride w:ilvl="8"/>
   </w:num>
   <w:num w:numId="22" w16cid:durableId="139228188">
     <w:abstractNumId w:val="21"/>
-    <w:lvlOverride w:ilvl="0"/>
-    <w:lvlOverride w:ilvl="1"/>
-    <w:lvlOverride w:ilvl="2"/>
-    <w:lvlOverride w:ilvl="3"/>
-    <w:lvlOverride w:ilvl="4"/>
-    <w:lvlOverride w:ilvl="5"/>
-    <w:lvlOverride w:ilvl="6"/>
-    <w:lvlOverride w:ilvl="7"/>
-    <w:lvlOverride w:ilvl="8"/>
   </w:num>
   <w:num w:numId="23" w16cid:durableId="1912230977">
     <w:abstractNumId w:val="4"/>
-    <w:lvlOverride w:ilvl="0"/>
-    <w:lvlOverride w:ilvl="1"/>
-    <w:lvlOverride w:ilvl="2"/>
-    <w:lvlOverride w:ilvl="3"/>
-    <w:lvlOverride w:ilvl="4"/>
-    <w:lvlOverride w:ilvl="5"/>
-    <w:lvlOverride w:ilvl="6"/>
-    <w:lvlOverride w:ilvl="7"/>
-    <w:lvlOverride w:ilvl="8"/>
   </w:num>
 </w:numbering>
 </file>
